--- a/public/templates/dtr.docx
+++ b/public/templates/dtr.docx
@@ -7931,6 +7931,14 @@
             <w:tblPr>
               <w:tblStyle w:val="TableGrid"/>
               <w:tblW w:w="0" w:type="auto"/>
+              <w:tblBorders>
+                <w:top w:val="none" w:sz="0" w:space="0" w:color="auto"/>
+                <w:left w:val="none" w:sz="0" w:space="0" w:color="auto"/>
+                <w:bottom w:val="none" w:sz="0" w:space="0" w:color="auto"/>
+                <w:right w:val="none" w:sz="0" w:space="0" w:color="auto"/>
+                <w:insideH w:val="none" w:sz="0" w:space="0" w:color="auto"/>
+                <w:insideV w:val="none" w:sz="0" w:space="0" w:color="auto"/>
+              </w:tblBorders>
               <w:tblLook w:val="04A0" w:firstRow="1" w:lastRow="0" w:firstColumn="1" w:lastColumn="0" w:noHBand="0" w:noVBand="1"/>
             </w:tblPr>
             <w:tblGrid>
@@ -15987,6 +15995,14 @@
             <w:tblPr>
               <w:tblStyle w:val="TableGrid"/>
               <w:tblW w:w="0" w:type="auto"/>
+              <w:tblBorders>
+                <w:top w:val="none" w:sz="0" w:space="0" w:color="auto"/>
+                <w:left w:val="none" w:sz="0" w:space="0" w:color="auto"/>
+                <w:bottom w:val="none" w:sz="0" w:space="0" w:color="auto"/>
+                <w:right w:val="none" w:sz="0" w:space="0" w:color="auto"/>
+                <w:insideH w:val="none" w:sz="0" w:space="0" w:color="auto"/>
+                <w:insideV w:val="none" w:sz="0" w:space="0" w:color="auto"/>
+              </w:tblBorders>
               <w:tblLook w:val="04A0" w:firstRow="1" w:lastRow="0" w:firstColumn="1" w:lastColumn="0" w:noHBand="0" w:noVBand="1"/>
             </w:tblPr>
             <w:tblGrid>

--- a/public/templates/dtr.docx
+++ b/public/templates/dtr.docx
@@ -7960,7 +7960,6 @@
                       <w:between w:val="none" w:sz="0" w:space="0" w:color="auto"/>
                     </w:pBdr>
                     <w:spacing w:line="240" w:lineRule="exact"/>
-                    <w:jc w:val="center"/>
                     <w:rPr>
                       <w:rFonts w:ascii="Times New Roman" w:eastAsia="Times New Roman" w:hAnsi="Times New Roman" w:cs="Times New Roman"/>
                       <w:sz w:val="16"/>
@@ -16024,7 +16023,6 @@
                       <w:between w:val="none" w:sz="0" w:space="0" w:color="auto"/>
                     </w:pBdr>
                     <w:spacing w:line="240" w:lineRule="exact"/>
-                    <w:jc w:val="center"/>
                     <w:rPr>
                       <w:rFonts w:ascii="Times New Roman" w:eastAsia="Times New Roman" w:hAnsi="Times New Roman" w:cs="Times New Roman"/>
                       <w:sz w:val="16"/>

--- a/public/templates/dtr.docx
+++ b/public/templates/dtr.docx
@@ -168,6 +168,14 @@
           <w:tbl>
             <w:tblPr>
               <w:tblW w:w="5000" w:type="pct"/>
+              <w:tblBorders>
+                <w:top w:val="single" w:sz="4" w:space="0" w:color="auto"/>
+                <w:left w:val="single" w:sz="4" w:space="0" w:color="auto"/>
+                <w:bottom w:val="single" w:sz="4" w:space="0" w:color="auto"/>
+                <w:right w:val="single" w:sz="4" w:space="0" w:color="auto"/>
+                <w:insideH w:val="single" w:sz="4" w:space="0" w:color="auto"/>
+                <w:insideV w:val="single" w:sz="4" w:space="0" w:color="auto"/>
+              </w:tblBorders>
               <w:tblCellMar>
                 <w:left w:w="0" w:type="dxa"/>
                 <w:right w:w="0" w:type="dxa"/>
@@ -176,11 +184,11 @@
             </w:tblPr>
             <w:tblGrid>
               <w:gridCol w:w="673"/>
-              <w:gridCol w:w="758"/>
-              <w:gridCol w:w="758"/>
-              <w:gridCol w:w="971"/>
-              <w:gridCol w:w="1054"/>
-              <w:gridCol w:w="833"/>
+              <w:gridCol w:w="753"/>
+              <w:gridCol w:w="753"/>
+              <w:gridCol w:w="979"/>
+              <w:gridCol w:w="1058"/>
+              <w:gridCol w:w="837"/>
             </w:tblGrid>
             <w:tr>
               <w:trPr>
@@ -190,12 +198,6 @@
               <w:tc>
                 <w:tcPr>
                   <w:tcW w:w="675" w:type="pct"/>
-                  <w:tcBorders>
-                    <w:top w:val="single" w:sz="6" w:space="0" w:color="CCCCCC"/>
-                    <w:left w:val="single" w:sz="6" w:space="0" w:color="CCCCCC"/>
-                    <w:bottom w:val="single" w:sz="6" w:space="0" w:color="CCCCCC"/>
-                    <w:right w:val="single" w:sz="6" w:space="0" w:color="CCCCCC"/>
-                  </w:tcBorders>
                   <w:tcMar>
                     <w:top w:w="30" w:type="dxa"/>
                     <w:left w:w="45" w:type="dxa"/>
@@ -236,12 +238,6 @@
                 <w:tcPr>
                   <w:tcW w:w="1143" w:type="pct"/>
                   <w:gridSpan w:val="2"/>
-                  <w:tcBorders>
-                    <w:top w:val="single" w:sz="6" w:space="0" w:color="CCCCCC"/>
-                    <w:left w:val="single" w:sz="6" w:space="0" w:color="CCCCCC"/>
-                    <w:bottom w:val="single" w:sz="6" w:space="0" w:color="CCCCCC"/>
-                    <w:right w:val="single" w:sz="6" w:space="0" w:color="CCCCCC"/>
-                  </w:tcBorders>
                   <w:tcMar>
                     <w:top w:w="30" w:type="dxa"/>
                     <w:left w:w="45" w:type="dxa"/>
@@ -282,12 +278,6 @@
                 <w:tcPr>
                   <w:tcW w:w="2267" w:type="pct"/>
                   <w:gridSpan w:val="2"/>
-                  <w:tcBorders>
-                    <w:top w:val="single" w:sz="6" w:space="0" w:color="CCCCCC"/>
-                    <w:left w:val="single" w:sz="6" w:space="0" w:color="CCCCCC"/>
-                    <w:bottom w:val="single" w:sz="6" w:space="0" w:color="CCCCCC"/>
-                    <w:right w:val="single" w:sz="6" w:space="0" w:color="CCCCCC"/>
-                  </w:tcBorders>
                   <w:tcMar>
                     <w:top w:w="30" w:type="dxa"/>
                     <w:left w:w="45" w:type="dxa"/>
@@ -327,12 +317,6 @@
               <w:tc>
                 <w:tcPr>
                   <w:tcW w:w="914" w:type="pct"/>
-                  <w:tcBorders>
-                    <w:top w:val="single" w:sz="6" w:space="0" w:color="CCCCCC"/>
-                    <w:left w:val="single" w:sz="6" w:space="0" w:color="CCCCCC"/>
-                    <w:bottom w:val="single" w:sz="6" w:space="0" w:color="CCCCCC"/>
-                    <w:right w:val="single" w:sz="6" w:space="0" w:color="CCCCCC"/>
-                  </w:tcBorders>
                   <w:tcMar>
                     <w:top w:w="30" w:type="dxa"/>
                     <w:left w:w="45" w:type="dxa"/>
@@ -378,12 +362,6 @@
               <w:tc>
                 <w:tcPr>
                   <w:tcW w:w="675" w:type="pct"/>
-                  <w:tcBorders>
-                    <w:top w:val="single" w:sz="6" w:space="0" w:color="CCCCCC"/>
-                    <w:left w:val="single" w:sz="6" w:space="0" w:color="CCCCCC"/>
-                    <w:bottom w:val="single" w:sz="6" w:space="0" w:color="CCCCCC"/>
-                    <w:right w:val="single" w:sz="6" w:space="0" w:color="CCCCCC"/>
-                  </w:tcBorders>
                   <w:tcMar>
                     <w:top w:w="30" w:type="dxa"/>
                     <w:left w:w="45" w:type="dxa"/>
@@ -417,12 +395,6 @@
               <w:tc>
                 <w:tcPr>
                   <w:tcW w:w="570" w:type="pct"/>
-                  <w:tcBorders>
-                    <w:top w:val="single" w:sz="6" w:space="0" w:color="CCCCCC"/>
-                    <w:left w:val="single" w:sz="6" w:space="0" w:color="CCCCCC"/>
-                    <w:bottom w:val="single" w:sz="6" w:space="0" w:color="CCCCCC"/>
-                    <w:right w:val="single" w:sz="6" w:space="0" w:color="CCCCCC"/>
-                  </w:tcBorders>
                   <w:tcMar>
                     <w:top w:w="0" w:type="dxa"/>
                     <w:left w:w="0" w:type="dxa"/>
@@ -456,12 +428,6 @@
               <w:tc>
                 <w:tcPr>
                   <w:tcW w:w="573" w:type="pct"/>
-                  <w:tcBorders>
-                    <w:top w:val="single" w:sz="6" w:space="0" w:color="CCCCCC"/>
-                    <w:left w:val="single" w:sz="6" w:space="0" w:color="CCCCCC"/>
-                    <w:bottom w:val="single" w:sz="6" w:space="0" w:color="CCCCCC"/>
-                    <w:right w:val="single" w:sz="6" w:space="0" w:color="CCCCCC"/>
-                  </w:tcBorders>
                   <w:tcMar>
                     <w:top w:w="0" w:type="dxa"/>
                     <w:left w:w="0" w:type="dxa"/>
@@ -495,12 +461,6 @@
               <w:tc>
                 <w:tcPr>
                   <w:tcW w:w="1134" w:type="pct"/>
-                  <w:tcBorders>
-                    <w:top w:val="single" w:sz="6" w:space="0" w:color="CCCCCC"/>
-                    <w:left w:val="single" w:sz="6" w:space="0" w:color="CCCCCC"/>
-                    <w:bottom w:val="single" w:sz="6" w:space="0" w:color="CCCCCC"/>
-                    <w:right w:val="single" w:sz="6" w:space="0" w:color="CCCCCC"/>
-                  </w:tcBorders>
                   <w:tcMar>
                     <w:top w:w="30" w:type="dxa"/>
                     <w:left w:w="45" w:type="dxa"/>
@@ -534,12 +494,6 @@
               <w:tc>
                 <w:tcPr>
                   <w:tcW w:w="1134" w:type="pct"/>
-                  <w:tcBorders>
-                    <w:top w:val="single" w:sz="6" w:space="0" w:color="CCCCCC"/>
-                    <w:left w:val="single" w:sz="6" w:space="0" w:color="CCCCCC"/>
-                    <w:bottom w:val="single" w:sz="6" w:space="0" w:color="CCCCCC"/>
-                    <w:right w:val="single" w:sz="6" w:space="0" w:color="CCCCCC"/>
-                  </w:tcBorders>
                   <w:tcMar>
                     <w:top w:w="30" w:type="dxa"/>
                     <w:left w:w="45" w:type="dxa"/>
@@ -573,12 +527,6 @@
               <w:tc>
                 <w:tcPr>
                   <w:tcW w:w="914" w:type="pct"/>
-                  <w:tcBorders>
-                    <w:top w:val="single" w:sz="6" w:space="0" w:color="CCCCCC"/>
-                    <w:left w:val="single" w:sz="6" w:space="0" w:color="CCCCCC"/>
-                    <w:bottom w:val="single" w:sz="6" w:space="0" w:color="CCCCCC"/>
-                    <w:right w:val="single" w:sz="6" w:space="0" w:color="CCCCCC"/>
-                  </w:tcBorders>
                   <w:tcMar>
                     <w:top w:w="30" w:type="dxa"/>
                     <w:left w:w="45" w:type="dxa"/>
@@ -618,12 +566,6 @@
               <w:tc>
                 <w:tcPr>
                   <w:tcW w:w="675" w:type="pct"/>
-                  <w:tcBorders>
-                    <w:top w:val="single" w:sz="6" w:space="0" w:color="CCCCCC"/>
-                    <w:left w:val="single" w:sz="6" w:space="0" w:color="CCCCCC"/>
-                    <w:bottom w:val="single" w:sz="6" w:space="0" w:color="CCCCCC"/>
-                    <w:right w:val="single" w:sz="6" w:space="0" w:color="CCCCCC"/>
-                  </w:tcBorders>
                   <w:tcMar>
                     <w:top w:w="30" w:type="dxa"/>
                     <w:left w:w="45" w:type="dxa"/>
@@ -657,12 +599,6 @@
               <w:tc>
                 <w:tcPr>
                   <w:tcW w:w="570" w:type="pct"/>
-                  <w:tcBorders>
-                    <w:top w:val="single" w:sz="6" w:space="0" w:color="CCCCCC"/>
-                    <w:left w:val="single" w:sz="6" w:space="0" w:color="CCCCCC"/>
-                    <w:bottom w:val="single" w:sz="6" w:space="0" w:color="CCCCCC"/>
-                    <w:right w:val="single" w:sz="6" w:space="0" w:color="CCCCCC"/>
-                  </w:tcBorders>
                   <w:tcMar>
                     <w:top w:w="0" w:type="dxa"/>
                     <w:left w:w="0" w:type="dxa"/>
@@ -696,12 +632,6 @@
               <w:tc>
                 <w:tcPr>
                   <w:tcW w:w="573" w:type="pct"/>
-                  <w:tcBorders>
-                    <w:top w:val="single" w:sz="6" w:space="0" w:color="CCCCCC"/>
-                    <w:left w:val="single" w:sz="6" w:space="0" w:color="CCCCCC"/>
-                    <w:bottom w:val="single" w:sz="6" w:space="0" w:color="CCCCCC"/>
-                    <w:right w:val="single" w:sz="6" w:space="0" w:color="CCCCCC"/>
-                  </w:tcBorders>
                   <w:tcMar>
                     <w:top w:w="0" w:type="dxa"/>
                     <w:left w:w="0" w:type="dxa"/>
@@ -735,12 +665,6 @@
               <w:tc>
                 <w:tcPr>
                   <w:tcW w:w="1134" w:type="pct"/>
-                  <w:tcBorders>
-                    <w:top w:val="single" w:sz="6" w:space="0" w:color="CCCCCC"/>
-                    <w:left w:val="single" w:sz="6" w:space="0" w:color="CCCCCC"/>
-                    <w:bottom w:val="single" w:sz="6" w:space="0" w:color="CCCCCC"/>
-                    <w:right w:val="single" w:sz="6" w:space="0" w:color="CCCCCC"/>
-                  </w:tcBorders>
                   <w:tcMar>
                     <w:top w:w="30" w:type="dxa"/>
                     <w:left w:w="45" w:type="dxa"/>
@@ -774,12 +698,6 @@
               <w:tc>
                 <w:tcPr>
                   <w:tcW w:w="1134" w:type="pct"/>
-                  <w:tcBorders>
-                    <w:top w:val="single" w:sz="6" w:space="0" w:color="CCCCCC"/>
-                    <w:left w:val="single" w:sz="6" w:space="0" w:color="CCCCCC"/>
-                    <w:bottom w:val="single" w:sz="6" w:space="0" w:color="CCCCCC"/>
-                    <w:right w:val="single" w:sz="6" w:space="0" w:color="CCCCCC"/>
-                  </w:tcBorders>
                   <w:tcMar>
                     <w:top w:w="30" w:type="dxa"/>
                     <w:left w:w="45" w:type="dxa"/>
@@ -813,12 +731,6 @@
               <w:tc>
                 <w:tcPr>
                   <w:tcW w:w="914" w:type="pct"/>
-                  <w:tcBorders>
-                    <w:top w:val="single" w:sz="6" w:space="0" w:color="CCCCCC"/>
-                    <w:left w:val="single" w:sz="6" w:space="0" w:color="CCCCCC"/>
-                    <w:bottom w:val="single" w:sz="6" w:space="0" w:color="CCCCCC"/>
-                    <w:right w:val="single" w:sz="6" w:space="0" w:color="CCCCCC"/>
-                  </w:tcBorders>
                   <w:tcMar>
                     <w:top w:w="30" w:type="dxa"/>
                     <w:left w:w="45" w:type="dxa"/>
@@ -858,12 +770,6 @@
               <w:tc>
                 <w:tcPr>
                   <w:tcW w:w="675" w:type="pct"/>
-                  <w:tcBorders>
-                    <w:top w:val="single" w:sz="6" w:space="0" w:color="CCCCCC"/>
-                    <w:left w:val="single" w:sz="6" w:space="0" w:color="CCCCCC"/>
-                    <w:bottom w:val="single" w:sz="6" w:space="0" w:color="CCCCCC"/>
-                    <w:right w:val="single" w:sz="6" w:space="0" w:color="CCCCCC"/>
-                  </w:tcBorders>
                   <w:tcMar>
                     <w:top w:w="30" w:type="dxa"/>
                     <w:left w:w="45" w:type="dxa"/>
@@ -897,12 +803,6 @@
               <w:tc>
                 <w:tcPr>
                   <w:tcW w:w="570" w:type="pct"/>
-                  <w:tcBorders>
-                    <w:top w:val="single" w:sz="6" w:space="0" w:color="CCCCCC"/>
-                    <w:left w:val="single" w:sz="6" w:space="0" w:color="CCCCCC"/>
-                    <w:bottom w:val="single" w:sz="6" w:space="0" w:color="CCCCCC"/>
-                    <w:right w:val="single" w:sz="6" w:space="0" w:color="CCCCCC"/>
-                  </w:tcBorders>
                   <w:tcMar>
                     <w:top w:w="0" w:type="dxa"/>
                     <w:left w:w="0" w:type="dxa"/>
@@ -936,12 +836,6 @@
               <w:tc>
                 <w:tcPr>
                   <w:tcW w:w="573" w:type="pct"/>
-                  <w:tcBorders>
-                    <w:top w:val="single" w:sz="6" w:space="0" w:color="CCCCCC"/>
-                    <w:left w:val="single" w:sz="6" w:space="0" w:color="CCCCCC"/>
-                    <w:bottom w:val="single" w:sz="6" w:space="0" w:color="CCCCCC"/>
-                    <w:right w:val="single" w:sz="6" w:space="0" w:color="CCCCCC"/>
-                  </w:tcBorders>
                   <w:tcMar>
                     <w:top w:w="0" w:type="dxa"/>
                     <w:left w:w="0" w:type="dxa"/>
@@ -975,12 +869,6 @@
               <w:tc>
                 <w:tcPr>
                   <w:tcW w:w="1134" w:type="pct"/>
-                  <w:tcBorders>
-                    <w:top w:val="single" w:sz="6" w:space="0" w:color="CCCCCC"/>
-                    <w:left w:val="single" w:sz="6" w:space="0" w:color="CCCCCC"/>
-                    <w:bottom w:val="single" w:sz="6" w:space="0" w:color="CCCCCC"/>
-                    <w:right w:val="single" w:sz="6" w:space="0" w:color="CCCCCC"/>
-                  </w:tcBorders>
                   <w:tcMar>
                     <w:top w:w="30" w:type="dxa"/>
                     <w:left w:w="45" w:type="dxa"/>
@@ -1014,12 +902,6 @@
               <w:tc>
                 <w:tcPr>
                   <w:tcW w:w="1134" w:type="pct"/>
-                  <w:tcBorders>
-                    <w:top w:val="single" w:sz="6" w:space="0" w:color="CCCCCC"/>
-                    <w:left w:val="single" w:sz="6" w:space="0" w:color="CCCCCC"/>
-                    <w:bottom w:val="single" w:sz="6" w:space="0" w:color="CCCCCC"/>
-                    <w:right w:val="single" w:sz="6" w:space="0" w:color="CCCCCC"/>
-                  </w:tcBorders>
                   <w:tcMar>
                     <w:top w:w="30" w:type="dxa"/>
                     <w:left w:w="45" w:type="dxa"/>
@@ -1053,12 +935,6 @@
               <w:tc>
                 <w:tcPr>
                   <w:tcW w:w="914" w:type="pct"/>
-                  <w:tcBorders>
-                    <w:top w:val="single" w:sz="6" w:space="0" w:color="CCCCCC"/>
-                    <w:left w:val="single" w:sz="6" w:space="0" w:color="CCCCCC"/>
-                    <w:bottom w:val="single" w:sz="6" w:space="0" w:color="CCCCCC"/>
-                    <w:right w:val="single" w:sz="6" w:space="0" w:color="CCCCCC"/>
-                  </w:tcBorders>
                   <w:tcMar>
                     <w:top w:w="30" w:type="dxa"/>
                     <w:left w:w="45" w:type="dxa"/>
@@ -1098,12 +974,6 @@
               <w:tc>
                 <w:tcPr>
                   <w:tcW w:w="675" w:type="pct"/>
-                  <w:tcBorders>
-                    <w:top w:val="single" w:sz="6" w:space="0" w:color="CCCCCC"/>
-                    <w:left w:val="single" w:sz="6" w:space="0" w:color="CCCCCC"/>
-                    <w:bottom w:val="single" w:sz="6" w:space="0" w:color="CCCCCC"/>
-                    <w:right w:val="single" w:sz="6" w:space="0" w:color="CCCCCC"/>
-                  </w:tcBorders>
                   <w:tcMar>
                     <w:top w:w="30" w:type="dxa"/>
                     <w:left w:w="45" w:type="dxa"/>
@@ -1137,12 +1007,6 @@
               <w:tc>
                 <w:tcPr>
                   <w:tcW w:w="570" w:type="pct"/>
-                  <w:tcBorders>
-                    <w:top w:val="single" w:sz="6" w:space="0" w:color="CCCCCC"/>
-                    <w:left w:val="single" w:sz="6" w:space="0" w:color="CCCCCC"/>
-                    <w:bottom w:val="single" w:sz="6" w:space="0" w:color="CCCCCC"/>
-                    <w:right w:val="single" w:sz="6" w:space="0" w:color="CCCCCC"/>
-                  </w:tcBorders>
                   <w:tcMar>
                     <w:top w:w="0" w:type="dxa"/>
                     <w:left w:w="0" w:type="dxa"/>
@@ -1176,12 +1040,6 @@
               <w:tc>
                 <w:tcPr>
                   <w:tcW w:w="573" w:type="pct"/>
-                  <w:tcBorders>
-                    <w:top w:val="single" w:sz="6" w:space="0" w:color="CCCCCC"/>
-                    <w:left w:val="single" w:sz="6" w:space="0" w:color="CCCCCC"/>
-                    <w:bottom w:val="single" w:sz="6" w:space="0" w:color="CCCCCC"/>
-                    <w:right w:val="single" w:sz="6" w:space="0" w:color="CCCCCC"/>
-                  </w:tcBorders>
                   <w:tcMar>
                     <w:top w:w="0" w:type="dxa"/>
                     <w:left w:w="0" w:type="dxa"/>
@@ -1215,12 +1073,6 @@
               <w:tc>
                 <w:tcPr>
                   <w:tcW w:w="1134" w:type="pct"/>
-                  <w:tcBorders>
-                    <w:top w:val="single" w:sz="6" w:space="0" w:color="CCCCCC"/>
-                    <w:left w:val="single" w:sz="6" w:space="0" w:color="CCCCCC"/>
-                    <w:bottom w:val="single" w:sz="6" w:space="0" w:color="CCCCCC"/>
-                    <w:right w:val="single" w:sz="6" w:space="0" w:color="CCCCCC"/>
-                  </w:tcBorders>
                   <w:tcMar>
                     <w:top w:w="30" w:type="dxa"/>
                     <w:left w:w="45" w:type="dxa"/>
@@ -1254,12 +1106,6 @@
               <w:tc>
                 <w:tcPr>
                   <w:tcW w:w="1134" w:type="pct"/>
-                  <w:tcBorders>
-                    <w:top w:val="single" w:sz="6" w:space="0" w:color="CCCCCC"/>
-                    <w:left w:val="single" w:sz="6" w:space="0" w:color="CCCCCC"/>
-                    <w:bottom w:val="single" w:sz="6" w:space="0" w:color="CCCCCC"/>
-                    <w:right w:val="single" w:sz="6" w:space="0" w:color="CCCCCC"/>
-                  </w:tcBorders>
                   <w:tcMar>
                     <w:top w:w="30" w:type="dxa"/>
                     <w:left w:w="45" w:type="dxa"/>
@@ -1293,12 +1139,6 @@
               <w:tc>
                 <w:tcPr>
                   <w:tcW w:w="914" w:type="pct"/>
-                  <w:tcBorders>
-                    <w:top w:val="single" w:sz="6" w:space="0" w:color="CCCCCC"/>
-                    <w:left w:val="single" w:sz="6" w:space="0" w:color="CCCCCC"/>
-                    <w:bottom w:val="single" w:sz="6" w:space="0" w:color="CCCCCC"/>
-                    <w:right w:val="single" w:sz="6" w:space="0" w:color="CCCCCC"/>
-                  </w:tcBorders>
                   <w:tcMar>
                     <w:top w:w="30" w:type="dxa"/>
                     <w:left w:w="45" w:type="dxa"/>
@@ -1338,12 +1178,6 @@
               <w:tc>
                 <w:tcPr>
                   <w:tcW w:w="675" w:type="pct"/>
-                  <w:tcBorders>
-                    <w:top w:val="single" w:sz="6" w:space="0" w:color="CCCCCC"/>
-                    <w:left w:val="single" w:sz="6" w:space="0" w:color="CCCCCC"/>
-                    <w:bottom w:val="single" w:sz="6" w:space="0" w:color="CCCCCC"/>
-                    <w:right w:val="single" w:sz="6" w:space="0" w:color="CCCCCC"/>
-                  </w:tcBorders>
                   <w:tcMar>
                     <w:top w:w="30" w:type="dxa"/>
                     <w:left w:w="45" w:type="dxa"/>
@@ -1377,12 +1211,6 @@
               <w:tc>
                 <w:tcPr>
                   <w:tcW w:w="570" w:type="pct"/>
-                  <w:tcBorders>
-                    <w:top w:val="single" w:sz="6" w:space="0" w:color="CCCCCC"/>
-                    <w:left w:val="single" w:sz="6" w:space="0" w:color="CCCCCC"/>
-                    <w:bottom w:val="single" w:sz="6" w:space="0" w:color="CCCCCC"/>
-                    <w:right w:val="single" w:sz="6" w:space="0" w:color="CCCCCC"/>
-                  </w:tcBorders>
                   <w:tcMar>
                     <w:top w:w="0" w:type="dxa"/>
                     <w:left w:w="0" w:type="dxa"/>
@@ -1416,12 +1244,6 @@
               <w:tc>
                 <w:tcPr>
                   <w:tcW w:w="573" w:type="pct"/>
-                  <w:tcBorders>
-                    <w:top w:val="single" w:sz="6" w:space="0" w:color="CCCCCC"/>
-                    <w:left w:val="single" w:sz="6" w:space="0" w:color="CCCCCC"/>
-                    <w:bottom w:val="single" w:sz="6" w:space="0" w:color="CCCCCC"/>
-                    <w:right w:val="single" w:sz="6" w:space="0" w:color="CCCCCC"/>
-                  </w:tcBorders>
                   <w:tcMar>
                     <w:top w:w="0" w:type="dxa"/>
                     <w:left w:w="0" w:type="dxa"/>
@@ -1455,12 +1277,6 @@
               <w:tc>
                 <w:tcPr>
                   <w:tcW w:w="1134" w:type="pct"/>
-                  <w:tcBorders>
-                    <w:top w:val="single" w:sz="6" w:space="0" w:color="CCCCCC"/>
-                    <w:left w:val="single" w:sz="6" w:space="0" w:color="CCCCCC"/>
-                    <w:bottom w:val="single" w:sz="6" w:space="0" w:color="CCCCCC"/>
-                    <w:right w:val="single" w:sz="6" w:space="0" w:color="CCCCCC"/>
-                  </w:tcBorders>
                   <w:tcMar>
                     <w:top w:w="30" w:type="dxa"/>
                     <w:left w:w="45" w:type="dxa"/>
@@ -1494,12 +1310,6 @@
               <w:tc>
                 <w:tcPr>
                   <w:tcW w:w="1134" w:type="pct"/>
-                  <w:tcBorders>
-                    <w:top w:val="single" w:sz="6" w:space="0" w:color="CCCCCC"/>
-                    <w:left w:val="single" w:sz="6" w:space="0" w:color="CCCCCC"/>
-                    <w:bottom w:val="single" w:sz="6" w:space="0" w:color="CCCCCC"/>
-                    <w:right w:val="single" w:sz="6" w:space="0" w:color="CCCCCC"/>
-                  </w:tcBorders>
                   <w:tcMar>
                     <w:top w:w="30" w:type="dxa"/>
                     <w:left w:w="45" w:type="dxa"/>
@@ -1533,12 +1343,6 @@
               <w:tc>
                 <w:tcPr>
                   <w:tcW w:w="914" w:type="pct"/>
-                  <w:tcBorders>
-                    <w:top w:val="single" w:sz="6" w:space="0" w:color="CCCCCC"/>
-                    <w:left w:val="single" w:sz="6" w:space="0" w:color="CCCCCC"/>
-                    <w:bottom w:val="single" w:sz="6" w:space="0" w:color="CCCCCC"/>
-                    <w:right w:val="single" w:sz="6" w:space="0" w:color="CCCCCC"/>
-                  </w:tcBorders>
                   <w:tcMar>
                     <w:top w:w="30" w:type="dxa"/>
                     <w:left w:w="45" w:type="dxa"/>
@@ -1578,12 +1382,6 @@
               <w:tc>
                 <w:tcPr>
                   <w:tcW w:w="675" w:type="pct"/>
-                  <w:tcBorders>
-                    <w:top w:val="single" w:sz="6" w:space="0" w:color="CCCCCC"/>
-                    <w:left w:val="single" w:sz="6" w:space="0" w:color="CCCCCC"/>
-                    <w:bottom w:val="single" w:sz="6" w:space="0" w:color="CCCCCC"/>
-                    <w:right w:val="single" w:sz="6" w:space="0" w:color="CCCCCC"/>
-                  </w:tcBorders>
                   <w:tcMar>
                     <w:top w:w="30" w:type="dxa"/>
                     <w:left w:w="45" w:type="dxa"/>
@@ -1617,12 +1415,6 @@
               <w:tc>
                 <w:tcPr>
                   <w:tcW w:w="570" w:type="pct"/>
-                  <w:tcBorders>
-                    <w:top w:val="single" w:sz="6" w:space="0" w:color="CCCCCC"/>
-                    <w:left w:val="single" w:sz="6" w:space="0" w:color="CCCCCC"/>
-                    <w:bottom w:val="single" w:sz="6" w:space="0" w:color="CCCCCC"/>
-                    <w:right w:val="single" w:sz="6" w:space="0" w:color="CCCCCC"/>
-                  </w:tcBorders>
                   <w:tcMar>
                     <w:top w:w="0" w:type="dxa"/>
                     <w:left w:w="0" w:type="dxa"/>
@@ -1656,12 +1448,6 @@
               <w:tc>
                 <w:tcPr>
                   <w:tcW w:w="573" w:type="pct"/>
-                  <w:tcBorders>
-                    <w:top w:val="single" w:sz="6" w:space="0" w:color="CCCCCC"/>
-                    <w:left w:val="single" w:sz="6" w:space="0" w:color="CCCCCC"/>
-                    <w:bottom w:val="single" w:sz="6" w:space="0" w:color="CCCCCC"/>
-                    <w:right w:val="single" w:sz="6" w:space="0" w:color="CCCCCC"/>
-                  </w:tcBorders>
                   <w:tcMar>
                     <w:top w:w="0" w:type="dxa"/>
                     <w:left w:w="0" w:type="dxa"/>
@@ -1695,12 +1481,6 @@
               <w:tc>
                 <w:tcPr>
                   <w:tcW w:w="1134" w:type="pct"/>
-                  <w:tcBorders>
-                    <w:top w:val="single" w:sz="6" w:space="0" w:color="CCCCCC"/>
-                    <w:left w:val="single" w:sz="6" w:space="0" w:color="CCCCCC"/>
-                    <w:bottom w:val="single" w:sz="6" w:space="0" w:color="CCCCCC"/>
-                    <w:right w:val="single" w:sz="6" w:space="0" w:color="CCCCCC"/>
-                  </w:tcBorders>
                   <w:tcMar>
                     <w:top w:w="30" w:type="dxa"/>
                     <w:left w:w="45" w:type="dxa"/>
@@ -1734,12 +1514,6 @@
               <w:tc>
                 <w:tcPr>
                   <w:tcW w:w="1134" w:type="pct"/>
-                  <w:tcBorders>
-                    <w:top w:val="single" w:sz="6" w:space="0" w:color="CCCCCC"/>
-                    <w:left w:val="single" w:sz="6" w:space="0" w:color="CCCCCC"/>
-                    <w:bottom w:val="single" w:sz="6" w:space="0" w:color="CCCCCC"/>
-                    <w:right w:val="single" w:sz="6" w:space="0" w:color="CCCCCC"/>
-                  </w:tcBorders>
                   <w:tcMar>
                     <w:top w:w="30" w:type="dxa"/>
                     <w:left w:w="45" w:type="dxa"/>
@@ -1773,12 +1547,6 @@
               <w:tc>
                 <w:tcPr>
                   <w:tcW w:w="914" w:type="pct"/>
-                  <w:tcBorders>
-                    <w:top w:val="single" w:sz="6" w:space="0" w:color="CCCCCC"/>
-                    <w:left w:val="single" w:sz="6" w:space="0" w:color="CCCCCC"/>
-                    <w:bottom w:val="single" w:sz="6" w:space="0" w:color="CCCCCC"/>
-                    <w:right w:val="single" w:sz="6" w:space="0" w:color="CCCCCC"/>
-                  </w:tcBorders>
                   <w:tcMar>
                     <w:top w:w="30" w:type="dxa"/>
                     <w:left w:w="45" w:type="dxa"/>
@@ -1818,12 +1586,6 @@
               <w:tc>
                 <w:tcPr>
                   <w:tcW w:w="675" w:type="pct"/>
-                  <w:tcBorders>
-                    <w:top w:val="single" w:sz="6" w:space="0" w:color="CCCCCC"/>
-                    <w:left w:val="single" w:sz="6" w:space="0" w:color="CCCCCC"/>
-                    <w:bottom w:val="single" w:sz="6" w:space="0" w:color="CCCCCC"/>
-                    <w:right w:val="single" w:sz="6" w:space="0" w:color="CCCCCC"/>
-                  </w:tcBorders>
                   <w:tcMar>
                     <w:top w:w="30" w:type="dxa"/>
                     <w:left w:w="45" w:type="dxa"/>
@@ -1857,12 +1619,6 @@
               <w:tc>
                 <w:tcPr>
                   <w:tcW w:w="570" w:type="pct"/>
-                  <w:tcBorders>
-                    <w:top w:val="single" w:sz="6" w:space="0" w:color="CCCCCC"/>
-                    <w:left w:val="single" w:sz="6" w:space="0" w:color="CCCCCC"/>
-                    <w:bottom w:val="single" w:sz="6" w:space="0" w:color="CCCCCC"/>
-                    <w:right w:val="single" w:sz="6" w:space="0" w:color="CCCCCC"/>
-                  </w:tcBorders>
                   <w:tcMar>
                     <w:top w:w="0" w:type="dxa"/>
                     <w:left w:w="0" w:type="dxa"/>
@@ -1896,12 +1652,6 @@
               <w:tc>
                 <w:tcPr>
                   <w:tcW w:w="573" w:type="pct"/>
-                  <w:tcBorders>
-                    <w:top w:val="single" w:sz="6" w:space="0" w:color="CCCCCC"/>
-                    <w:left w:val="single" w:sz="6" w:space="0" w:color="CCCCCC"/>
-                    <w:bottom w:val="single" w:sz="6" w:space="0" w:color="CCCCCC"/>
-                    <w:right w:val="single" w:sz="6" w:space="0" w:color="CCCCCC"/>
-                  </w:tcBorders>
                   <w:tcMar>
                     <w:top w:w="0" w:type="dxa"/>
                     <w:left w:w="0" w:type="dxa"/>
@@ -1935,12 +1685,6 @@
               <w:tc>
                 <w:tcPr>
                   <w:tcW w:w="1134" w:type="pct"/>
-                  <w:tcBorders>
-                    <w:top w:val="single" w:sz="6" w:space="0" w:color="CCCCCC"/>
-                    <w:left w:val="single" w:sz="6" w:space="0" w:color="CCCCCC"/>
-                    <w:bottom w:val="single" w:sz="6" w:space="0" w:color="CCCCCC"/>
-                    <w:right w:val="single" w:sz="6" w:space="0" w:color="CCCCCC"/>
-                  </w:tcBorders>
                   <w:tcMar>
                     <w:top w:w="30" w:type="dxa"/>
                     <w:left w:w="45" w:type="dxa"/>
@@ -1974,12 +1718,6 @@
               <w:tc>
                 <w:tcPr>
                   <w:tcW w:w="1134" w:type="pct"/>
-                  <w:tcBorders>
-                    <w:top w:val="single" w:sz="6" w:space="0" w:color="CCCCCC"/>
-                    <w:left w:val="single" w:sz="6" w:space="0" w:color="CCCCCC"/>
-                    <w:bottom w:val="single" w:sz="6" w:space="0" w:color="CCCCCC"/>
-                    <w:right w:val="single" w:sz="6" w:space="0" w:color="CCCCCC"/>
-                  </w:tcBorders>
                   <w:tcMar>
                     <w:top w:w="30" w:type="dxa"/>
                     <w:left w:w="45" w:type="dxa"/>
@@ -2013,12 +1751,6 @@
               <w:tc>
                 <w:tcPr>
                   <w:tcW w:w="914" w:type="pct"/>
-                  <w:tcBorders>
-                    <w:top w:val="single" w:sz="6" w:space="0" w:color="CCCCCC"/>
-                    <w:left w:val="single" w:sz="6" w:space="0" w:color="CCCCCC"/>
-                    <w:bottom w:val="single" w:sz="6" w:space="0" w:color="CCCCCC"/>
-                    <w:right w:val="single" w:sz="6" w:space="0" w:color="CCCCCC"/>
-                  </w:tcBorders>
                   <w:tcMar>
                     <w:top w:w="30" w:type="dxa"/>
                     <w:left w:w="45" w:type="dxa"/>
@@ -2058,12 +1790,6 @@
               <w:tc>
                 <w:tcPr>
                   <w:tcW w:w="675" w:type="pct"/>
-                  <w:tcBorders>
-                    <w:top w:val="single" w:sz="6" w:space="0" w:color="CCCCCC"/>
-                    <w:left w:val="single" w:sz="6" w:space="0" w:color="CCCCCC"/>
-                    <w:bottom w:val="single" w:sz="6" w:space="0" w:color="CCCCCC"/>
-                    <w:right w:val="single" w:sz="6" w:space="0" w:color="CCCCCC"/>
-                  </w:tcBorders>
                   <w:tcMar>
                     <w:top w:w="30" w:type="dxa"/>
                     <w:left w:w="45" w:type="dxa"/>
@@ -2097,12 +1823,6 @@
               <w:tc>
                 <w:tcPr>
                   <w:tcW w:w="570" w:type="pct"/>
-                  <w:tcBorders>
-                    <w:top w:val="single" w:sz="6" w:space="0" w:color="CCCCCC"/>
-                    <w:left w:val="single" w:sz="6" w:space="0" w:color="CCCCCC"/>
-                    <w:bottom w:val="single" w:sz="6" w:space="0" w:color="CCCCCC"/>
-                    <w:right w:val="single" w:sz="6" w:space="0" w:color="CCCCCC"/>
-                  </w:tcBorders>
                   <w:tcMar>
                     <w:top w:w="0" w:type="dxa"/>
                     <w:left w:w="0" w:type="dxa"/>
@@ -2136,12 +1856,6 @@
               <w:tc>
                 <w:tcPr>
                   <w:tcW w:w="573" w:type="pct"/>
-                  <w:tcBorders>
-                    <w:top w:val="single" w:sz="6" w:space="0" w:color="CCCCCC"/>
-                    <w:left w:val="single" w:sz="6" w:space="0" w:color="CCCCCC"/>
-                    <w:bottom w:val="single" w:sz="6" w:space="0" w:color="CCCCCC"/>
-                    <w:right w:val="single" w:sz="6" w:space="0" w:color="CCCCCC"/>
-                  </w:tcBorders>
                   <w:tcMar>
                     <w:top w:w="0" w:type="dxa"/>
                     <w:left w:w="0" w:type="dxa"/>
@@ -2175,12 +1889,6 @@
               <w:tc>
                 <w:tcPr>
                   <w:tcW w:w="1134" w:type="pct"/>
-                  <w:tcBorders>
-                    <w:top w:val="single" w:sz="6" w:space="0" w:color="CCCCCC"/>
-                    <w:left w:val="single" w:sz="6" w:space="0" w:color="CCCCCC"/>
-                    <w:bottom w:val="single" w:sz="6" w:space="0" w:color="CCCCCC"/>
-                    <w:right w:val="single" w:sz="6" w:space="0" w:color="CCCCCC"/>
-                  </w:tcBorders>
                   <w:tcMar>
                     <w:top w:w="30" w:type="dxa"/>
                     <w:left w:w="45" w:type="dxa"/>
@@ -2214,12 +1922,6 @@
               <w:tc>
                 <w:tcPr>
                   <w:tcW w:w="1134" w:type="pct"/>
-                  <w:tcBorders>
-                    <w:top w:val="single" w:sz="6" w:space="0" w:color="CCCCCC"/>
-                    <w:left w:val="single" w:sz="6" w:space="0" w:color="CCCCCC"/>
-                    <w:bottom w:val="single" w:sz="6" w:space="0" w:color="CCCCCC"/>
-                    <w:right w:val="single" w:sz="6" w:space="0" w:color="CCCCCC"/>
-                  </w:tcBorders>
                   <w:tcMar>
                     <w:top w:w="30" w:type="dxa"/>
                     <w:left w:w="45" w:type="dxa"/>
@@ -2253,12 +1955,6 @@
               <w:tc>
                 <w:tcPr>
                   <w:tcW w:w="914" w:type="pct"/>
-                  <w:tcBorders>
-                    <w:top w:val="single" w:sz="6" w:space="0" w:color="CCCCCC"/>
-                    <w:left w:val="single" w:sz="6" w:space="0" w:color="CCCCCC"/>
-                    <w:bottom w:val="single" w:sz="6" w:space="0" w:color="CCCCCC"/>
-                    <w:right w:val="single" w:sz="6" w:space="0" w:color="CCCCCC"/>
-                  </w:tcBorders>
                   <w:tcMar>
                     <w:top w:w="30" w:type="dxa"/>
                     <w:left w:w="45" w:type="dxa"/>
@@ -2298,12 +1994,6 @@
               <w:tc>
                 <w:tcPr>
                   <w:tcW w:w="675" w:type="pct"/>
-                  <w:tcBorders>
-                    <w:top w:val="single" w:sz="6" w:space="0" w:color="CCCCCC"/>
-                    <w:left w:val="single" w:sz="6" w:space="0" w:color="CCCCCC"/>
-                    <w:bottom w:val="single" w:sz="6" w:space="0" w:color="CCCCCC"/>
-                    <w:right w:val="single" w:sz="6" w:space="0" w:color="CCCCCC"/>
-                  </w:tcBorders>
                   <w:tcMar>
                     <w:top w:w="30" w:type="dxa"/>
                     <w:left w:w="45" w:type="dxa"/>
@@ -2337,12 +2027,6 @@
               <w:tc>
                 <w:tcPr>
                   <w:tcW w:w="570" w:type="pct"/>
-                  <w:tcBorders>
-                    <w:top w:val="single" w:sz="6" w:space="0" w:color="CCCCCC"/>
-                    <w:left w:val="single" w:sz="6" w:space="0" w:color="CCCCCC"/>
-                    <w:bottom w:val="single" w:sz="6" w:space="0" w:color="CCCCCC"/>
-                    <w:right w:val="single" w:sz="6" w:space="0" w:color="CCCCCC"/>
-                  </w:tcBorders>
                   <w:tcMar>
                     <w:top w:w="0" w:type="dxa"/>
                     <w:left w:w="0" w:type="dxa"/>
@@ -2376,12 +2060,6 @@
               <w:tc>
                 <w:tcPr>
                   <w:tcW w:w="573" w:type="pct"/>
-                  <w:tcBorders>
-                    <w:top w:val="single" w:sz="6" w:space="0" w:color="CCCCCC"/>
-                    <w:left w:val="single" w:sz="6" w:space="0" w:color="CCCCCC"/>
-                    <w:bottom w:val="single" w:sz="6" w:space="0" w:color="CCCCCC"/>
-                    <w:right w:val="single" w:sz="6" w:space="0" w:color="CCCCCC"/>
-                  </w:tcBorders>
                   <w:tcMar>
                     <w:top w:w="0" w:type="dxa"/>
                     <w:left w:w="0" w:type="dxa"/>
@@ -2415,12 +2093,6 @@
               <w:tc>
                 <w:tcPr>
                   <w:tcW w:w="1134" w:type="pct"/>
-                  <w:tcBorders>
-                    <w:top w:val="single" w:sz="6" w:space="0" w:color="CCCCCC"/>
-                    <w:left w:val="single" w:sz="6" w:space="0" w:color="CCCCCC"/>
-                    <w:bottom w:val="single" w:sz="6" w:space="0" w:color="CCCCCC"/>
-                    <w:right w:val="single" w:sz="6" w:space="0" w:color="CCCCCC"/>
-                  </w:tcBorders>
                   <w:tcMar>
                     <w:top w:w="30" w:type="dxa"/>
                     <w:left w:w="45" w:type="dxa"/>
@@ -2454,12 +2126,6 @@
               <w:tc>
                 <w:tcPr>
                   <w:tcW w:w="1134" w:type="pct"/>
-                  <w:tcBorders>
-                    <w:top w:val="single" w:sz="6" w:space="0" w:color="CCCCCC"/>
-                    <w:left w:val="single" w:sz="6" w:space="0" w:color="CCCCCC"/>
-                    <w:bottom w:val="single" w:sz="6" w:space="0" w:color="CCCCCC"/>
-                    <w:right w:val="single" w:sz="6" w:space="0" w:color="CCCCCC"/>
-                  </w:tcBorders>
                   <w:tcMar>
                     <w:top w:w="30" w:type="dxa"/>
                     <w:left w:w="45" w:type="dxa"/>
@@ -2493,12 +2159,6 @@
               <w:tc>
                 <w:tcPr>
                   <w:tcW w:w="914" w:type="pct"/>
-                  <w:tcBorders>
-                    <w:top w:val="single" w:sz="6" w:space="0" w:color="CCCCCC"/>
-                    <w:left w:val="single" w:sz="6" w:space="0" w:color="CCCCCC"/>
-                    <w:bottom w:val="single" w:sz="6" w:space="0" w:color="CCCCCC"/>
-                    <w:right w:val="single" w:sz="6" w:space="0" w:color="CCCCCC"/>
-                  </w:tcBorders>
                   <w:tcMar>
                     <w:top w:w="30" w:type="dxa"/>
                     <w:left w:w="45" w:type="dxa"/>
@@ -2538,12 +2198,6 @@
               <w:tc>
                 <w:tcPr>
                   <w:tcW w:w="675" w:type="pct"/>
-                  <w:tcBorders>
-                    <w:top w:val="single" w:sz="6" w:space="0" w:color="CCCCCC"/>
-                    <w:left w:val="single" w:sz="6" w:space="0" w:color="CCCCCC"/>
-                    <w:bottom w:val="single" w:sz="6" w:space="0" w:color="CCCCCC"/>
-                    <w:right w:val="single" w:sz="6" w:space="0" w:color="CCCCCC"/>
-                  </w:tcBorders>
                   <w:tcMar>
                     <w:top w:w="30" w:type="dxa"/>
                     <w:left w:w="45" w:type="dxa"/>
@@ -2577,12 +2231,6 @@
               <w:tc>
                 <w:tcPr>
                   <w:tcW w:w="570" w:type="pct"/>
-                  <w:tcBorders>
-                    <w:top w:val="single" w:sz="6" w:space="0" w:color="CCCCCC"/>
-                    <w:left w:val="single" w:sz="6" w:space="0" w:color="CCCCCC"/>
-                    <w:bottom w:val="single" w:sz="6" w:space="0" w:color="CCCCCC"/>
-                    <w:right w:val="single" w:sz="6" w:space="0" w:color="CCCCCC"/>
-                  </w:tcBorders>
                   <w:tcMar>
                     <w:top w:w="0" w:type="dxa"/>
                     <w:left w:w="0" w:type="dxa"/>
@@ -2616,12 +2264,6 @@
               <w:tc>
                 <w:tcPr>
                   <w:tcW w:w="573" w:type="pct"/>
-                  <w:tcBorders>
-                    <w:top w:val="single" w:sz="6" w:space="0" w:color="CCCCCC"/>
-                    <w:left w:val="single" w:sz="6" w:space="0" w:color="CCCCCC"/>
-                    <w:bottom w:val="single" w:sz="6" w:space="0" w:color="CCCCCC"/>
-                    <w:right w:val="single" w:sz="6" w:space="0" w:color="CCCCCC"/>
-                  </w:tcBorders>
                   <w:tcMar>
                     <w:top w:w="0" w:type="dxa"/>
                     <w:left w:w="0" w:type="dxa"/>
@@ -2655,12 +2297,6 @@
               <w:tc>
                 <w:tcPr>
                   <w:tcW w:w="1134" w:type="pct"/>
-                  <w:tcBorders>
-                    <w:top w:val="single" w:sz="6" w:space="0" w:color="CCCCCC"/>
-                    <w:left w:val="single" w:sz="6" w:space="0" w:color="CCCCCC"/>
-                    <w:bottom w:val="single" w:sz="6" w:space="0" w:color="CCCCCC"/>
-                    <w:right w:val="single" w:sz="6" w:space="0" w:color="CCCCCC"/>
-                  </w:tcBorders>
                   <w:tcMar>
                     <w:top w:w="30" w:type="dxa"/>
                     <w:left w:w="45" w:type="dxa"/>
@@ -2694,12 +2330,6 @@
               <w:tc>
                 <w:tcPr>
                   <w:tcW w:w="1134" w:type="pct"/>
-                  <w:tcBorders>
-                    <w:top w:val="single" w:sz="6" w:space="0" w:color="CCCCCC"/>
-                    <w:left w:val="single" w:sz="6" w:space="0" w:color="CCCCCC"/>
-                    <w:bottom w:val="single" w:sz="6" w:space="0" w:color="CCCCCC"/>
-                    <w:right w:val="single" w:sz="6" w:space="0" w:color="CCCCCC"/>
-                  </w:tcBorders>
                   <w:tcMar>
                     <w:top w:w="30" w:type="dxa"/>
                     <w:left w:w="45" w:type="dxa"/>
@@ -2733,12 +2363,6 @@
               <w:tc>
                 <w:tcPr>
                   <w:tcW w:w="914" w:type="pct"/>
-                  <w:tcBorders>
-                    <w:top w:val="single" w:sz="6" w:space="0" w:color="CCCCCC"/>
-                    <w:left w:val="single" w:sz="6" w:space="0" w:color="CCCCCC"/>
-                    <w:bottom w:val="single" w:sz="6" w:space="0" w:color="CCCCCC"/>
-                    <w:right w:val="single" w:sz="6" w:space="0" w:color="CCCCCC"/>
-                  </w:tcBorders>
                   <w:tcMar>
                     <w:top w:w="30" w:type="dxa"/>
                     <w:left w:w="45" w:type="dxa"/>
@@ -2778,12 +2402,6 @@
               <w:tc>
                 <w:tcPr>
                   <w:tcW w:w="675" w:type="pct"/>
-                  <w:tcBorders>
-                    <w:top w:val="single" w:sz="6" w:space="0" w:color="CCCCCC"/>
-                    <w:left w:val="single" w:sz="6" w:space="0" w:color="CCCCCC"/>
-                    <w:bottom w:val="single" w:sz="6" w:space="0" w:color="CCCCCC"/>
-                    <w:right w:val="single" w:sz="6" w:space="0" w:color="CCCCCC"/>
-                  </w:tcBorders>
                   <w:tcMar>
                     <w:top w:w="30" w:type="dxa"/>
                     <w:left w:w="45" w:type="dxa"/>
@@ -2817,12 +2435,6 @@
               <w:tc>
                 <w:tcPr>
                   <w:tcW w:w="570" w:type="pct"/>
-                  <w:tcBorders>
-                    <w:top w:val="single" w:sz="6" w:space="0" w:color="CCCCCC"/>
-                    <w:left w:val="single" w:sz="6" w:space="0" w:color="CCCCCC"/>
-                    <w:bottom w:val="single" w:sz="6" w:space="0" w:color="CCCCCC"/>
-                    <w:right w:val="single" w:sz="6" w:space="0" w:color="CCCCCC"/>
-                  </w:tcBorders>
                   <w:tcMar>
                     <w:top w:w="0" w:type="dxa"/>
                     <w:left w:w="0" w:type="dxa"/>
@@ -2856,12 +2468,6 @@
               <w:tc>
                 <w:tcPr>
                   <w:tcW w:w="573" w:type="pct"/>
-                  <w:tcBorders>
-                    <w:top w:val="single" w:sz="6" w:space="0" w:color="CCCCCC"/>
-                    <w:left w:val="single" w:sz="6" w:space="0" w:color="CCCCCC"/>
-                    <w:bottom w:val="single" w:sz="6" w:space="0" w:color="CCCCCC"/>
-                    <w:right w:val="single" w:sz="6" w:space="0" w:color="CCCCCC"/>
-                  </w:tcBorders>
                   <w:tcMar>
                     <w:top w:w="0" w:type="dxa"/>
                     <w:left w:w="0" w:type="dxa"/>
@@ -2895,12 +2501,6 @@
               <w:tc>
                 <w:tcPr>
                   <w:tcW w:w="1134" w:type="pct"/>
-                  <w:tcBorders>
-                    <w:top w:val="single" w:sz="6" w:space="0" w:color="CCCCCC"/>
-                    <w:left w:val="single" w:sz="6" w:space="0" w:color="CCCCCC"/>
-                    <w:bottom w:val="single" w:sz="6" w:space="0" w:color="CCCCCC"/>
-                    <w:right w:val="single" w:sz="6" w:space="0" w:color="CCCCCC"/>
-                  </w:tcBorders>
                   <w:tcMar>
                     <w:top w:w="30" w:type="dxa"/>
                     <w:left w:w="45" w:type="dxa"/>
@@ -2934,12 +2534,6 @@
               <w:tc>
                 <w:tcPr>
                   <w:tcW w:w="1134" w:type="pct"/>
-                  <w:tcBorders>
-                    <w:top w:val="single" w:sz="6" w:space="0" w:color="CCCCCC"/>
-                    <w:left w:val="single" w:sz="6" w:space="0" w:color="CCCCCC"/>
-                    <w:bottom w:val="single" w:sz="6" w:space="0" w:color="CCCCCC"/>
-                    <w:right w:val="single" w:sz="6" w:space="0" w:color="CCCCCC"/>
-                  </w:tcBorders>
                   <w:tcMar>
                     <w:top w:w="30" w:type="dxa"/>
                     <w:left w:w="45" w:type="dxa"/>
@@ -2973,12 +2567,6 @@
               <w:tc>
                 <w:tcPr>
                   <w:tcW w:w="914" w:type="pct"/>
-                  <w:tcBorders>
-                    <w:top w:val="single" w:sz="6" w:space="0" w:color="CCCCCC"/>
-                    <w:left w:val="single" w:sz="6" w:space="0" w:color="CCCCCC"/>
-                    <w:bottom w:val="single" w:sz="6" w:space="0" w:color="CCCCCC"/>
-                    <w:right w:val="single" w:sz="6" w:space="0" w:color="CCCCCC"/>
-                  </w:tcBorders>
                   <w:tcMar>
                     <w:top w:w="30" w:type="dxa"/>
                     <w:left w:w="45" w:type="dxa"/>
@@ -3018,12 +2606,6 @@
               <w:tc>
                 <w:tcPr>
                   <w:tcW w:w="675" w:type="pct"/>
-                  <w:tcBorders>
-                    <w:top w:val="single" w:sz="6" w:space="0" w:color="CCCCCC"/>
-                    <w:left w:val="single" w:sz="6" w:space="0" w:color="CCCCCC"/>
-                    <w:bottom w:val="single" w:sz="6" w:space="0" w:color="CCCCCC"/>
-                    <w:right w:val="single" w:sz="6" w:space="0" w:color="CCCCCC"/>
-                  </w:tcBorders>
                   <w:tcMar>
                     <w:top w:w="30" w:type="dxa"/>
                     <w:left w:w="45" w:type="dxa"/>
@@ -3057,12 +2639,6 @@
               <w:tc>
                 <w:tcPr>
                   <w:tcW w:w="570" w:type="pct"/>
-                  <w:tcBorders>
-                    <w:top w:val="single" w:sz="6" w:space="0" w:color="CCCCCC"/>
-                    <w:left w:val="single" w:sz="6" w:space="0" w:color="CCCCCC"/>
-                    <w:bottom w:val="single" w:sz="6" w:space="0" w:color="CCCCCC"/>
-                    <w:right w:val="single" w:sz="6" w:space="0" w:color="CCCCCC"/>
-                  </w:tcBorders>
                   <w:tcMar>
                     <w:top w:w="0" w:type="dxa"/>
                     <w:left w:w="0" w:type="dxa"/>
@@ -3096,12 +2672,6 @@
               <w:tc>
                 <w:tcPr>
                   <w:tcW w:w="573" w:type="pct"/>
-                  <w:tcBorders>
-                    <w:top w:val="single" w:sz="6" w:space="0" w:color="CCCCCC"/>
-                    <w:left w:val="single" w:sz="6" w:space="0" w:color="CCCCCC"/>
-                    <w:bottom w:val="single" w:sz="6" w:space="0" w:color="CCCCCC"/>
-                    <w:right w:val="single" w:sz="6" w:space="0" w:color="CCCCCC"/>
-                  </w:tcBorders>
                   <w:tcMar>
                     <w:top w:w="0" w:type="dxa"/>
                     <w:left w:w="0" w:type="dxa"/>
@@ -3135,12 +2705,6 @@
               <w:tc>
                 <w:tcPr>
                   <w:tcW w:w="1134" w:type="pct"/>
-                  <w:tcBorders>
-                    <w:top w:val="single" w:sz="6" w:space="0" w:color="CCCCCC"/>
-                    <w:left w:val="single" w:sz="6" w:space="0" w:color="CCCCCC"/>
-                    <w:bottom w:val="single" w:sz="6" w:space="0" w:color="CCCCCC"/>
-                    <w:right w:val="single" w:sz="6" w:space="0" w:color="CCCCCC"/>
-                  </w:tcBorders>
                   <w:tcMar>
                     <w:top w:w="30" w:type="dxa"/>
                     <w:left w:w="45" w:type="dxa"/>
@@ -3174,12 +2738,6 @@
               <w:tc>
                 <w:tcPr>
                   <w:tcW w:w="1134" w:type="pct"/>
-                  <w:tcBorders>
-                    <w:top w:val="single" w:sz="6" w:space="0" w:color="CCCCCC"/>
-                    <w:left w:val="single" w:sz="6" w:space="0" w:color="CCCCCC"/>
-                    <w:bottom w:val="single" w:sz="6" w:space="0" w:color="CCCCCC"/>
-                    <w:right w:val="single" w:sz="6" w:space="0" w:color="CCCCCC"/>
-                  </w:tcBorders>
                   <w:tcMar>
                     <w:top w:w="30" w:type="dxa"/>
                     <w:left w:w="45" w:type="dxa"/>
@@ -3213,12 +2771,6 @@
               <w:tc>
                 <w:tcPr>
                   <w:tcW w:w="914" w:type="pct"/>
-                  <w:tcBorders>
-                    <w:top w:val="single" w:sz="6" w:space="0" w:color="CCCCCC"/>
-                    <w:left w:val="single" w:sz="6" w:space="0" w:color="CCCCCC"/>
-                    <w:bottom w:val="single" w:sz="6" w:space="0" w:color="CCCCCC"/>
-                    <w:right w:val="single" w:sz="6" w:space="0" w:color="CCCCCC"/>
-                  </w:tcBorders>
                   <w:tcMar>
                     <w:top w:w="30" w:type="dxa"/>
                     <w:left w:w="45" w:type="dxa"/>
@@ -3258,12 +2810,6 @@
               <w:tc>
                 <w:tcPr>
                   <w:tcW w:w="675" w:type="pct"/>
-                  <w:tcBorders>
-                    <w:top w:val="single" w:sz="6" w:space="0" w:color="CCCCCC"/>
-                    <w:left w:val="single" w:sz="6" w:space="0" w:color="CCCCCC"/>
-                    <w:bottom w:val="single" w:sz="6" w:space="0" w:color="CCCCCC"/>
-                    <w:right w:val="single" w:sz="6" w:space="0" w:color="CCCCCC"/>
-                  </w:tcBorders>
                   <w:tcMar>
                     <w:top w:w="30" w:type="dxa"/>
                     <w:left w:w="45" w:type="dxa"/>
@@ -3297,12 +2843,6 @@
               <w:tc>
                 <w:tcPr>
                   <w:tcW w:w="570" w:type="pct"/>
-                  <w:tcBorders>
-                    <w:top w:val="single" w:sz="6" w:space="0" w:color="CCCCCC"/>
-                    <w:left w:val="single" w:sz="6" w:space="0" w:color="CCCCCC"/>
-                    <w:bottom w:val="single" w:sz="6" w:space="0" w:color="CCCCCC"/>
-                    <w:right w:val="single" w:sz="6" w:space="0" w:color="CCCCCC"/>
-                  </w:tcBorders>
                   <w:tcMar>
                     <w:top w:w="0" w:type="dxa"/>
                     <w:left w:w="0" w:type="dxa"/>
@@ -3336,12 +2876,6 @@
               <w:tc>
                 <w:tcPr>
                   <w:tcW w:w="573" w:type="pct"/>
-                  <w:tcBorders>
-                    <w:top w:val="single" w:sz="6" w:space="0" w:color="CCCCCC"/>
-                    <w:left w:val="single" w:sz="6" w:space="0" w:color="CCCCCC"/>
-                    <w:bottom w:val="single" w:sz="6" w:space="0" w:color="CCCCCC"/>
-                    <w:right w:val="single" w:sz="6" w:space="0" w:color="CCCCCC"/>
-                  </w:tcBorders>
                   <w:tcMar>
                     <w:top w:w="0" w:type="dxa"/>
                     <w:left w:w="0" w:type="dxa"/>
@@ -3375,12 +2909,6 @@
               <w:tc>
                 <w:tcPr>
                   <w:tcW w:w="1134" w:type="pct"/>
-                  <w:tcBorders>
-                    <w:top w:val="single" w:sz="6" w:space="0" w:color="CCCCCC"/>
-                    <w:left w:val="single" w:sz="6" w:space="0" w:color="CCCCCC"/>
-                    <w:bottom w:val="single" w:sz="6" w:space="0" w:color="CCCCCC"/>
-                    <w:right w:val="single" w:sz="6" w:space="0" w:color="CCCCCC"/>
-                  </w:tcBorders>
                   <w:tcMar>
                     <w:top w:w="30" w:type="dxa"/>
                     <w:left w:w="45" w:type="dxa"/>
@@ -3414,12 +2942,6 @@
               <w:tc>
                 <w:tcPr>
                   <w:tcW w:w="1134" w:type="pct"/>
-                  <w:tcBorders>
-                    <w:top w:val="single" w:sz="6" w:space="0" w:color="CCCCCC"/>
-                    <w:left w:val="single" w:sz="6" w:space="0" w:color="CCCCCC"/>
-                    <w:bottom w:val="single" w:sz="6" w:space="0" w:color="CCCCCC"/>
-                    <w:right w:val="single" w:sz="6" w:space="0" w:color="CCCCCC"/>
-                  </w:tcBorders>
                   <w:tcMar>
                     <w:top w:w="30" w:type="dxa"/>
                     <w:left w:w="45" w:type="dxa"/>
@@ -3453,12 +2975,6 @@
               <w:tc>
                 <w:tcPr>
                   <w:tcW w:w="914" w:type="pct"/>
-                  <w:tcBorders>
-                    <w:top w:val="single" w:sz="6" w:space="0" w:color="CCCCCC"/>
-                    <w:left w:val="single" w:sz="6" w:space="0" w:color="CCCCCC"/>
-                    <w:bottom w:val="single" w:sz="6" w:space="0" w:color="CCCCCC"/>
-                    <w:right w:val="single" w:sz="6" w:space="0" w:color="CCCCCC"/>
-                  </w:tcBorders>
                   <w:tcMar>
                     <w:top w:w="30" w:type="dxa"/>
                     <w:left w:w="45" w:type="dxa"/>
@@ -3498,12 +3014,6 @@
               <w:tc>
                 <w:tcPr>
                   <w:tcW w:w="675" w:type="pct"/>
-                  <w:tcBorders>
-                    <w:top w:val="single" w:sz="6" w:space="0" w:color="CCCCCC"/>
-                    <w:left w:val="single" w:sz="6" w:space="0" w:color="CCCCCC"/>
-                    <w:bottom w:val="single" w:sz="6" w:space="0" w:color="CCCCCC"/>
-                    <w:right w:val="single" w:sz="6" w:space="0" w:color="CCCCCC"/>
-                  </w:tcBorders>
                   <w:tcMar>
                     <w:top w:w="30" w:type="dxa"/>
                     <w:left w:w="45" w:type="dxa"/>
@@ -3537,12 +3047,6 @@
               <w:tc>
                 <w:tcPr>
                   <w:tcW w:w="570" w:type="pct"/>
-                  <w:tcBorders>
-                    <w:top w:val="single" w:sz="6" w:space="0" w:color="CCCCCC"/>
-                    <w:left w:val="single" w:sz="6" w:space="0" w:color="CCCCCC"/>
-                    <w:bottom w:val="single" w:sz="6" w:space="0" w:color="CCCCCC"/>
-                    <w:right w:val="single" w:sz="6" w:space="0" w:color="CCCCCC"/>
-                  </w:tcBorders>
                   <w:tcMar>
                     <w:top w:w="0" w:type="dxa"/>
                     <w:left w:w="0" w:type="dxa"/>
@@ -3576,12 +3080,6 @@
               <w:tc>
                 <w:tcPr>
                   <w:tcW w:w="573" w:type="pct"/>
-                  <w:tcBorders>
-                    <w:top w:val="single" w:sz="6" w:space="0" w:color="CCCCCC"/>
-                    <w:left w:val="single" w:sz="6" w:space="0" w:color="CCCCCC"/>
-                    <w:bottom w:val="single" w:sz="6" w:space="0" w:color="CCCCCC"/>
-                    <w:right w:val="single" w:sz="6" w:space="0" w:color="CCCCCC"/>
-                  </w:tcBorders>
                   <w:tcMar>
                     <w:top w:w="0" w:type="dxa"/>
                     <w:left w:w="0" w:type="dxa"/>
@@ -3615,12 +3113,6 @@
               <w:tc>
                 <w:tcPr>
                   <w:tcW w:w="1134" w:type="pct"/>
-                  <w:tcBorders>
-                    <w:top w:val="single" w:sz="6" w:space="0" w:color="CCCCCC"/>
-                    <w:left w:val="single" w:sz="6" w:space="0" w:color="CCCCCC"/>
-                    <w:bottom w:val="single" w:sz="6" w:space="0" w:color="CCCCCC"/>
-                    <w:right w:val="single" w:sz="6" w:space="0" w:color="CCCCCC"/>
-                  </w:tcBorders>
                   <w:tcMar>
                     <w:top w:w="30" w:type="dxa"/>
                     <w:left w:w="45" w:type="dxa"/>
@@ -3654,12 +3146,6 @@
               <w:tc>
                 <w:tcPr>
                   <w:tcW w:w="1134" w:type="pct"/>
-                  <w:tcBorders>
-                    <w:top w:val="single" w:sz="6" w:space="0" w:color="CCCCCC"/>
-                    <w:left w:val="single" w:sz="6" w:space="0" w:color="CCCCCC"/>
-                    <w:bottom w:val="single" w:sz="6" w:space="0" w:color="CCCCCC"/>
-                    <w:right w:val="single" w:sz="6" w:space="0" w:color="CCCCCC"/>
-                  </w:tcBorders>
                   <w:tcMar>
                     <w:top w:w="30" w:type="dxa"/>
                     <w:left w:w="45" w:type="dxa"/>
@@ -3693,12 +3179,6 @@
               <w:tc>
                 <w:tcPr>
                   <w:tcW w:w="914" w:type="pct"/>
-                  <w:tcBorders>
-                    <w:top w:val="single" w:sz="6" w:space="0" w:color="CCCCCC"/>
-                    <w:left w:val="single" w:sz="6" w:space="0" w:color="CCCCCC"/>
-                    <w:bottom w:val="single" w:sz="6" w:space="0" w:color="CCCCCC"/>
-                    <w:right w:val="single" w:sz="6" w:space="0" w:color="CCCCCC"/>
-                  </w:tcBorders>
                   <w:tcMar>
                     <w:top w:w="30" w:type="dxa"/>
                     <w:left w:w="45" w:type="dxa"/>
@@ -3738,12 +3218,6 @@
               <w:tc>
                 <w:tcPr>
                   <w:tcW w:w="675" w:type="pct"/>
-                  <w:tcBorders>
-                    <w:top w:val="single" w:sz="6" w:space="0" w:color="CCCCCC"/>
-                    <w:left w:val="single" w:sz="6" w:space="0" w:color="CCCCCC"/>
-                    <w:bottom w:val="single" w:sz="6" w:space="0" w:color="CCCCCC"/>
-                    <w:right w:val="single" w:sz="6" w:space="0" w:color="CCCCCC"/>
-                  </w:tcBorders>
                   <w:tcMar>
                     <w:top w:w="30" w:type="dxa"/>
                     <w:left w:w="45" w:type="dxa"/>
@@ -3777,12 +3251,6 @@
               <w:tc>
                 <w:tcPr>
                   <w:tcW w:w="570" w:type="pct"/>
-                  <w:tcBorders>
-                    <w:top w:val="single" w:sz="6" w:space="0" w:color="CCCCCC"/>
-                    <w:left w:val="single" w:sz="6" w:space="0" w:color="CCCCCC"/>
-                    <w:bottom w:val="single" w:sz="6" w:space="0" w:color="CCCCCC"/>
-                    <w:right w:val="single" w:sz="6" w:space="0" w:color="CCCCCC"/>
-                  </w:tcBorders>
                   <w:tcMar>
                     <w:top w:w="0" w:type="dxa"/>
                     <w:left w:w="0" w:type="dxa"/>
@@ -3816,12 +3284,6 @@
               <w:tc>
                 <w:tcPr>
                   <w:tcW w:w="573" w:type="pct"/>
-                  <w:tcBorders>
-                    <w:top w:val="single" w:sz="6" w:space="0" w:color="CCCCCC"/>
-                    <w:left w:val="single" w:sz="6" w:space="0" w:color="CCCCCC"/>
-                    <w:bottom w:val="single" w:sz="6" w:space="0" w:color="CCCCCC"/>
-                    <w:right w:val="single" w:sz="6" w:space="0" w:color="CCCCCC"/>
-                  </w:tcBorders>
                   <w:tcMar>
                     <w:top w:w="0" w:type="dxa"/>
                     <w:left w:w="0" w:type="dxa"/>
@@ -3855,12 +3317,6 @@
               <w:tc>
                 <w:tcPr>
                   <w:tcW w:w="1134" w:type="pct"/>
-                  <w:tcBorders>
-                    <w:top w:val="single" w:sz="6" w:space="0" w:color="CCCCCC"/>
-                    <w:left w:val="single" w:sz="6" w:space="0" w:color="CCCCCC"/>
-                    <w:bottom w:val="single" w:sz="6" w:space="0" w:color="CCCCCC"/>
-                    <w:right w:val="single" w:sz="6" w:space="0" w:color="CCCCCC"/>
-                  </w:tcBorders>
                   <w:tcMar>
                     <w:top w:w="30" w:type="dxa"/>
                     <w:left w:w="45" w:type="dxa"/>
@@ -3894,12 +3350,6 @@
               <w:tc>
                 <w:tcPr>
                   <w:tcW w:w="1134" w:type="pct"/>
-                  <w:tcBorders>
-                    <w:top w:val="single" w:sz="6" w:space="0" w:color="CCCCCC"/>
-                    <w:left w:val="single" w:sz="6" w:space="0" w:color="CCCCCC"/>
-                    <w:bottom w:val="single" w:sz="6" w:space="0" w:color="CCCCCC"/>
-                    <w:right w:val="single" w:sz="6" w:space="0" w:color="CCCCCC"/>
-                  </w:tcBorders>
                   <w:tcMar>
                     <w:top w:w="30" w:type="dxa"/>
                     <w:left w:w="45" w:type="dxa"/>
@@ -3933,12 +3383,6 @@
               <w:tc>
                 <w:tcPr>
                   <w:tcW w:w="914" w:type="pct"/>
-                  <w:tcBorders>
-                    <w:top w:val="single" w:sz="6" w:space="0" w:color="CCCCCC"/>
-                    <w:left w:val="single" w:sz="6" w:space="0" w:color="CCCCCC"/>
-                    <w:bottom w:val="single" w:sz="6" w:space="0" w:color="CCCCCC"/>
-                    <w:right w:val="single" w:sz="6" w:space="0" w:color="CCCCCC"/>
-                  </w:tcBorders>
                   <w:tcMar>
                     <w:top w:w="30" w:type="dxa"/>
                     <w:left w:w="45" w:type="dxa"/>
@@ -3978,12 +3422,6 @@
               <w:tc>
                 <w:tcPr>
                   <w:tcW w:w="675" w:type="pct"/>
-                  <w:tcBorders>
-                    <w:top w:val="single" w:sz="6" w:space="0" w:color="CCCCCC"/>
-                    <w:left w:val="single" w:sz="6" w:space="0" w:color="CCCCCC"/>
-                    <w:bottom w:val="single" w:sz="6" w:space="0" w:color="CCCCCC"/>
-                    <w:right w:val="single" w:sz="6" w:space="0" w:color="CCCCCC"/>
-                  </w:tcBorders>
                   <w:tcMar>
                     <w:top w:w="30" w:type="dxa"/>
                     <w:left w:w="45" w:type="dxa"/>
@@ -4017,12 +3455,6 @@
               <w:tc>
                 <w:tcPr>
                   <w:tcW w:w="570" w:type="pct"/>
-                  <w:tcBorders>
-                    <w:top w:val="single" w:sz="6" w:space="0" w:color="CCCCCC"/>
-                    <w:left w:val="single" w:sz="6" w:space="0" w:color="CCCCCC"/>
-                    <w:bottom w:val="single" w:sz="6" w:space="0" w:color="CCCCCC"/>
-                    <w:right w:val="single" w:sz="6" w:space="0" w:color="CCCCCC"/>
-                  </w:tcBorders>
                   <w:tcMar>
                     <w:top w:w="0" w:type="dxa"/>
                     <w:left w:w="0" w:type="dxa"/>
@@ -4056,12 +3488,6 @@
               <w:tc>
                 <w:tcPr>
                   <w:tcW w:w="573" w:type="pct"/>
-                  <w:tcBorders>
-                    <w:top w:val="single" w:sz="6" w:space="0" w:color="CCCCCC"/>
-                    <w:left w:val="single" w:sz="6" w:space="0" w:color="CCCCCC"/>
-                    <w:bottom w:val="single" w:sz="6" w:space="0" w:color="CCCCCC"/>
-                    <w:right w:val="single" w:sz="6" w:space="0" w:color="CCCCCC"/>
-                  </w:tcBorders>
                   <w:tcMar>
                     <w:top w:w="0" w:type="dxa"/>
                     <w:left w:w="0" w:type="dxa"/>
@@ -4095,12 +3521,6 @@
               <w:tc>
                 <w:tcPr>
                   <w:tcW w:w="1134" w:type="pct"/>
-                  <w:tcBorders>
-                    <w:top w:val="single" w:sz="6" w:space="0" w:color="CCCCCC"/>
-                    <w:left w:val="single" w:sz="6" w:space="0" w:color="CCCCCC"/>
-                    <w:bottom w:val="single" w:sz="6" w:space="0" w:color="CCCCCC"/>
-                    <w:right w:val="single" w:sz="6" w:space="0" w:color="CCCCCC"/>
-                  </w:tcBorders>
                   <w:tcMar>
                     <w:top w:w="30" w:type="dxa"/>
                     <w:left w:w="45" w:type="dxa"/>
@@ -4134,12 +3554,6 @@
               <w:tc>
                 <w:tcPr>
                   <w:tcW w:w="1134" w:type="pct"/>
-                  <w:tcBorders>
-                    <w:top w:val="single" w:sz="6" w:space="0" w:color="CCCCCC"/>
-                    <w:left w:val="single" w:sz="6" w:space="0" w:color="CCCCCC"/>
-                    <w:bottom w:val="single" w:sz="6" w:space="0" w:color="CCCCCC"/>
-                    <w:right w:val="single" w:sz="6" w:space="0" w:color="CCCCCC"/>
-                  </w:tcBorders>
                   <w:tcMar>
                     <w:top w:w="30" w:type="dxa"/>
                     <w:left w:w="45" w:type="dxa"/>
@@ -4173,12 +3587,6 @@
               <w:tc>
                 <w:tcPr>
                   <w:tcW w:w="914" w:type="pct"/>
-                  <w:tcBorders>
-                    <w:top w:val="single" w:sz="6" w:space="0" w:color="CCCCCC"/>
-                    <w:left w:val="single" w:sz="6" w:space="0" w:color="CCCCCC"/>
-                    <w:bottom w:val="single" w:sz="6" w:space="0" w:color="CCCCCC"/>
-                    <w:right w:val="single" w:sz="6" w:space="0" w:color="CCCCCC"/>
-                  </w:tcBorders>
                   <w:tcMar>
                     <w:top w:w="30" w:type="dxa"/>
                     <w:left w:w="45" w:type="dxa"/>
@@ -4218,12 +3626,6 @@
               <w:tc>
                 <w:tcPr>
                   <w:tcW w:w="675" w:type="pct"/>
-                  <w:tcBorders>
-                    <w:top w:val="single" w:sz="6" w:space="0" w:color="CCCCCC"/>
-                    <w:left w:val="single" w:sz="6" w:space="0" w:color="CCCCCC"/>
-                    <w:bottom w:val="single" w:sz="6" w:space="0" w:color="CCCCCC"/>
-                    <w:right w:val="single" w:sz="6" w:space="0" w:color="CCCCCC"/>
-                  </w:tcBorders>
                   <w:tcMar>
                     <w:top w:w="30" w:type="dxa"/>
                     <w:left w:w="45" w:type="dxa"/>
@@ -4257,12 +3659,6 @@
               <w:tc>
                 <w:tcPr>
                   <w:tcW w:w="570" w:type="pct"/>
-                  <w:tcBorders>
-                    <w:top w:val="single" w:sz="6" w:space="0" w:color="CCCCCC"/>
-                    <w:left w:val="single" w:sz="6" w:space="0" w:color="CCCCCC"/>
-                    <w:bottom w:val="single" w:sz="6" w:space="0" w:color="CCCCCC"/>
-                    <w:right w:val="single" w:sz="6" w:space="0" w:color="CCCCCC"/>
-                  </w:tcBorders>
                   <w:tcMar>
                     <w:top w:w="0" w:type="dxa"/>
                     <w:left w:w="0" w:type="dxa"/>
@@ -4296,12 +3692,6 @@
               <w:tc>
                 <w:tcPr>
                   <w:tcW w:w="573" w:type="pct"/>
-                  <w:tcBorders>
-                    <w:top w:val="single" w:sz="6" w:space="0" w:color="CCCCCC"/>
-                    <w:left w:val="single" w:sz="6" w:space="0" w:color="CCCCCC"/>
-                    <w:bottom w:val="single" w:sz="6" w:space="0" w:color="CCCCCC"/>
-                    <w:right w:val="single" w:sz="6" w:space="0" w:color="CCCCCC"/>
-                  </w:tcBorders>
                   <w:tcMar>
                     <w:top w:w="0" w:type="dxa"/>
                     <w:left w:w="0" w:type="dxa"/>
@@ -4335,12 +3725,6 @@
               <w:tc>
                 <w:tcPr>
                   <w:tcW w:w="1134" w:type="pct"/>
-                  <w:tcBorders>
-                    <w:top w:val="single" w:sz="6" w:space="0" w:color="CCCCCC"/>
-                    <w:left w:val="single" w:sz="6" w:space="0" w:color="CCCCCC"/>
-                    <w:bottom w:val="single" w:sz="6" w:space="0" w:color="CCCCCC"/>
-                    <w:right w:val="single" w:sz="6" w:space="0" w:color="CCCCCC"/>
-                  </w:tcBorders>
                   <w:tcMar>
                     <w:top w:w="30" w:type="dxa"/>
                     <w:left w:w="45" w:type="dxa"/>
@@ -4374,12 +3758,6 @@
               <w:tc>
                 <w:tcPr>
                   <w:tcW w:w="1134" w:type="pct"/>
-                  <w:tcBorders>
-                    <w:top w:val="single" w:sz="6" w:space="0" w:color="CCCCCC"/>
-                    <w:left w:val="single" w:sz="6" w:space="0" w:color="CCCCCC"/>
-                    <w:bottom w:val="single" w:sz="6" w:space="0" w:color="CCCCCC"/>
-                    <w:right w:val="single" w:sz="6" w:space="0" w:color="CCCCCC"/>
-                  </w:tcBorders>
                   <w:tcMar>
                     <w:top w:w="30" w:type="dxa"/>
                     <w:left w:w="45" w:type="dxa"/>
@@ -4413,12 +3791,6 @@
               <w:tc>
                 <w:tcPr>
                   <w:tcW w:w="914" w:type="pct"/>
-                  <w:tcBorders>
-                    <w:top w:val="single" w:sz="6" w:space="0" w:color="CCCCCC"/>
-                    <w:left w:val="single" w:sz="6" w:space="0" w:color="CCCCCC"/>
-                    <w:bottom w:val="single" w:sz="6" w:space="0" w:color="CCCCCC"/>
-                    <w:right w:val="single" w:sz="6" w:space="0" w:color="CCCCCC"/>
-                  </w:tcBorders>
                   <w:tcMar>
                     <w:top w:w="30" w:type="dxa"/>
                     <w:left w:w="45" w:type="dxa"/>
@@ -4458,12 +3830,6 @@
               <w:tc>
                 <w:tcPr>
                   <w:tcW w:w="675" w:type="pct"/>
-                  <w:tcBorders>
-                    <w:top w:val="single" w:sz="6" w:space="0" w:color="CCCCCC"/>
-                    <w:left w:val="single" w:sz="6" w:space="0" w:color="CCCCCC"/>
-                    <w:bottom w:val="single" w:sz="6" w:space="0" w:color="CCCCCC"/>
-                    <w:right w:val="single" w:sz="6" w:space="0" w:color="CCCCCC"/>
-                  </w:tcBorders>
                   <w:tcMar>
                     <w:top w:w="30" w:type="dxa"/>
                     <w:left w:w="45" w:type="dxa"/>
@@ -4497,12 +3863,6 @@
               <w:tc>
                 <w:tcPr>
                   <w:tcW w:w="570" w:type="pct"/>
-                  <w:tcBorders>
-                    <w:top w:val="single" w:sz="6" w:space="0" w:color="CCCCCC"/>
-                    <w:left w:val="single" w:sz="6" w:space="0" w:color="CCCCCC"/>
-                    <w:bottom w:val="single" w:sz="6" w:space="0" w:color="CCCCCC"/>
-                    <w:right w:val="single" w:sz="6" w:space="0" w:color="CCCCCC"/>
-                  </w:tcBorders>
                   <w:tcMar>
                     <w:top w:w="0" w:type="dxa"/>
                     <w:left w:w="0" w:type="dxa"/>
@@ -4536,12 +3896,6 @@
               <w:tc>
                 <w:tcPr>
                   <w:tcW w:w="573" w:type="pct"/>
-                  <w:tcBorders>
-                    <w:top w:val="single" w:sz="6" w:space="0" w:color="CCCCCC"/>
-                    <w:left w:val="single" w:sz="6" w:space="0" w:color="CCCCCC"/>
-                    <w:bottom w:val="single" w:sz="6" w:space="0" w:color="CCCCCC"/>
-                    <w:right w:val="single" w:sz="6" w:space="0" w:color="CCCCCC"/>
-                  </w:tcBorders>
                   <w:tcMar>
                     <w:top w:w="0" w:type="dxa"/>
                     <w:left w:w="0" w:type="dxa"/>
@@ -4575,12 +3929,6 @@
               <w:tc>
                 <w:tcPr>
                   <w:tcW w:w="1134" w:type="pct"/>
-                  <w:tcBorders>
-                    <w:top w:val="single" w:sz="6" w:space="0" w:color="CCCCCC"/>
-                    <w:left w:val="single" w:sz="6" w:space="0" w:color="CCCCCC"/>
-                    <w:bottom w:val="single" w:sz="6" w:space="0" w:color="CCCCCC"/>
-                    <w:right w:val="single" w:sz="6" w:space="0" w:color="CCCCCC"/>
-                  </w:tcBorders>
                   <w:tcMar>
                     <w:top w:w="30" w:type="dxa"/>
                     <w:left w:w="45" w:type="dxa"/>
@@ -4614,12 +3962,6 @@
               <w:tc>
                 <w:tcPr>
                   <w:tcW w:w="1134" w:type="pct"/>
-                  <w:tcBorders>
-                    <w:top w:val="single" w:sz="6" w:space="0" w:color="CCCCCC"/>
-                    <w:left w:val="single" w:sz="6" w:space="0" w:color="CCCCCC"/>
-                    <w:bottom w:val="single" w:sz="6" w:space="0" w:color="CCCCCC"/>
-                    <w:right w:val="single" w:sz="6" w:space="0" w:color="CCCCCC"/>
-                  </w:tcBorders>
                   <w:tcMar>
                     <w:top w:w="30" w:type="dxa"/>
                     <w:left w:w="45" w:type="dxa"/>
@@ -4653,12 +3995,6 @@
               <w:tc>
                 <w:tcPr>
                   <w:tcW w:w="914" w:type="pct"/>
-                  <w:tcBorders>
-                    <w:top w:val="single" w:sz="6" w:space="0" w:color="CCCCCC"/>
-                    <w:left w:val="single" w:sz="6" w:space="0" w:color="CCCCCC"/>
-                    <w:bottom w:val="single" w:sz="6" w:space="0" w:color="CCCCCC"/>
-                    <w:right w:val="single" w:sz="6" w:space="0" w:color="CCCCCC"/>
-                  </w:tcBorders>
                   <w:tcMar>
                     <w:top w:w="30" w:type="dxa"/>
                     <w:left w:w="45" w:type="dxa"/>
@@ -4698,12 +4034,6 @@
               <w:tc>
                 <w:tcPr>
                   <w:tcW w:w="675" w:type="pct"/>
-                  <w:tcBorders>
-                    <w:top w:val="single" w:sz="6" w:space="0" w:color="CCCCCC"/>
-                    <w:left w:val="single" w:sz="6" w:space="0" w:color="CCCCCC"/>
-                    <w:bottom w:val="single" w:sz="6" w:space="0" w:color="CCCCCC"/>
-                    <w:right w:val="single" w:sz="6" w:space="0" w:color="CCCCCC"/>
-                  </w:tcBorders>
                   <w:tcMar>
                     <w:top w:w="30" w:type="dxa"/>
                     <w:left w:w="45" w:type="dxa"/>
@@ -4737,12 +4067,6 @@
               <w:tc>
                 <w:tcPr>
                   <w:tcW w:w="570" w:type="pct"/>
-                  <w:tcBorders>
-                    <w:top w:val="single" w:sz="6" w:space="0" w:color="CCCCCC"/>
-                    <w:left w:val="single" w:sz="6" w:space="0" w:color="CCCCCC"/>
-                    <w:bottom w:val="single" w:sz="6" w:space="0" w:color="CCCCCC"/>
-                    <w:right w:val="single" w:sz="6" w:space="0" w:color="CCCCCC"/>
-                  </w:tcBorders>
                   <w:tcMar>
                     <w:top w:w="0" w:type="dxa"/>
                     <w:left w:w="0" w:type="dxa"/>
@@ -4776,12 +4100,6 @@
               <w:tc>
                 <w:tcPr>
                   <w:tcW w:w="573" w:type="pct"/>
-                  <w:tcBorders>
-                    <w:top w:val="single" w:sz="6" w:space="0" w:color="CCCCCC"/>
-                    <w:left w:val="single" w:sz="6" w:space="0" w:color="CCCCCC"/>
-                    <w:bottom w:val="single" w:sz="6" w:space="0" w:color="CCCCCC"/>
-                    <w:right w:val="single" w:sz="6" w:space="0" w:color="CCCCCC"/>
-                  </w:tcBorders>
                   <w:tcMar>
                     <w:top w:w="0" w:type="dxa"/>
                     <w:left w:w="0" w:type="dxa"/>
@@ -4815,12 +4133,6 @@
               <w:tc>
                 <w:tcPr>
                   <w:tcW w:w="1134" w:type="pct"/>
-                  <w:tcBorders>
-                    <w:top w:val="single" w:sz="6" w:space="0" w:color="CCCCCC"/>
-                    <w:left w:val="single" w:sz="6" w:space="0" w:color="CCCCCC"/>
-                    <w:bottom w:val="single" w:sz="6" w:space="0" w:color="CCCCCC"/>
-                    <w:right w:val="single" w:sz="6" w:space="0" w:color="CCCCCC"/>
-                  </w:tcBorders>
                   <w:tcMar>
                     <w:top w:w="30" w:type="dxa"/>
                     <w:left w:w="45" w:type="dxa"/>
@@ -4854,12 +4166,6 @@
               <w:tc>
                 <w:tcPr>
                   <w:tcW w:w="1134" w:type="pct"/>
-                  <w:tcBorders>
-                    <w:top w:val="single" w:sz="6" w:space="0" w:color="CCCCCC"/>
-                    <w:left w:val="single" w:sz="6" w:space="0" w:color="CCCCCC"/>
-                    <w:bottom w:val="single" w:sz="6" w:space="0" w:color="CCCCCC"/>
-                    <w:right w:val="single" w:sz="6" w:space="0" w:color="CCCCCC"/>
-                  </w:tcBorders>
                   <w:tcMar>
                     <w:top w:w="30" w:type="dxa"/>
                     <w:left w:w="45" w:type="dxa"/>
@@ -4893,12 +4199,6 @@
               <w:tc>
                 <w:tcPr>
                   <w:tcW w:w="914" w:type="pct"/>
-                  <w:tcBorders>
-                    <w:top w:val="single" w:sz="6" w:space="0" w:color="CCCCCC"/>
-                    <w:left w:val="single" w:sz="6" w:space="0" w:color="CCCCCC"/>
-                    <w:bottom w:val="single" w:sz="6" w:space="0" w:color="CCCCCC"/>
-                    <w:right w:val="single" w:sz="6" w:space="0" w:color="CCCCCC"/>
-                  </w:tcBorders>
                   <w:tcMar>
                     <w:top w:w="30" w:type="dxa"/>
                     <w:left w:w="45" w:type="dxa"/>
@@ -4938,12 +4238,6 @@
               <w:tc>
                 <w:tcPr>
                   <w:tcW w:w="675" w:type="pct"/>
-                  <w:tcBorders>
-                    <w:top w:val="single" w:sz="6" w:space="0" w:color="CCCCCC"/>
-                    <w:left w:val="single" w:sz="6" w:space="0" w:color="CCCCCC"/>
-                    <w:bottom w:val="single" w:sz="6" w:space="0" w:color="CCCCCC"/>
-                    <w:right w:val="single" w:sz="6" w:space="0" w:color="CCCCCC"/>
-                  </w:tcBorders>
                   <w:tcMar>
                     <w:top w:w="30" w:type="dxa"/>
                     <w:left w:w="45" w:type="dxa"/>
@@ -4977,12 +4271,6 @@
               <w:tc>
                 <w:tcPr>
                   <w:tcW w:w="570" w:type="pct"/>
-                  <w:tcBorders>
-                    <w:top w:val="single" w:sz="6" w:space="0" w:color="CCCCCC"/>
-                    <w:left w:val="single" w:sz="6" w:space="0" w:color="CCCCCC"/>
-                    <w:bottom w:val="single" w:sz="6" w:space="0" w:color="CCCCCC"/>
-                    <w:right w:val="single" w:sz="6" w:space="0" w:color="CCCCCC"/>
-                  </w:tcBorders>
                   <w:tcMar>
                     <w:top w:w="0" w:type="dxa"/>
                     <w:left w:w="0" w:type="dxa"/>
@@ -5016,12 +4304,6 @@
               <w:tc>
                 <w:tcPr>
                   <w:tcW w:w="573" w:type="pct"/>
-                  <w:tcBorders>
-                    <w:top w:val="single" w:sz="6" w:space="0" w:color="CCCCCC"/>
-                    <w:left w:val="single" w:sz="6" w:space="0" w:color="CCCCCC"/>
-                    <w:bottom w:val="single" w:sz="6" w:space="0" w:color="CCCCCC"/>
-                    <w:right w:val="single" w:sz="6" w:space="0" w:color="CCCCCC"/>
-                  </w:tcBorders>
                   <w:tcMar>
                     <w:top w:w="0" w:type="dxa"/>
                     <w:left w:w="0" w:type="dxa"/>
@@ -5055,12 +4337,6 @@
               <w:tc>
                 <w:tcPr>
                   <w:tcW w:w="1134" w:type="pct"/>
-                  <w:tcBorders>
-                    <w:top w:val="single" w:sz="6" w:space="0" w:color="CCCCCC"/>
-                    <w:left w:val="single" w:sz="6" w:space="0" w:color="CCCCCC"/>
-                    <w:bottom w:val="single" w:sz="6" w:space="0" w:color="CCCCCC"/>
-                    <w:right w:val="single" w:sz="6" w:space="0" w:color="CCCCCC"/>
-                  </w:tcBorders>
                   <w:tcMar>
                     <w:top w:w="30" w:type="dxa"/>
                     <w:left w:w="45" w:type="dxa"/>
@@ -5094,12 +4370,6 @@
               <w:tc>
                 <w:tcPr>
                   <w:tcW w:w="1134" w:type="pct"/>
-                  <w:tcBorders>
-                    <w:top w:val="single" w:sz="6" w:space="0" w:color="CCCCCC"/>
-                    <w:left w:val="single" w:sz="6" w:space="0" w:color="CCCCCC"/>
-                    <w:bottom w:val="single" w:sz="6" w:space="0" w:color="CCCCCC"/>
-                    <w:right w:val="single" w:sz="6" w:space="0" w:color="CCCCCC"/>
-                  </w:tcBorders>
                   <w:tcMar>
                     <w:top w:w="30" w:type="dxa"/>
                     <w:left w:w="45" w:type="dxa"/>
@@ -5133,12 +4403,6 @@
               <w:tc>
                 <w:tcPr>
                   <w:tcW w:w="914" w:type="pct"/>
-                  <w:tcBorders>
-                    <w:top w:val="single" w:sz="6" w:space="0" w:color="CCCCCC"/>
-                    <w:left w:val="single" w:sz="6" w:space="0" w:color="CCCCCC"/>
-                    <w:bottom w:val="single" w:sz="6" w:space="0" w:color="CCCCCC"/>
-                    <w:right w:val="single" w:sz="6" w:space="0" w:color="CCCCCC"/>
-                  </w:tcBorders>
                   <w:tcMar>
                     <w:top w:w="30" w:type="dxa"/>
                     <w:left w:w="45" w:type="dxa"/>
@@ -5178,12 +4442,6 @@
               <w:tc>
                 <w:tcPr>
                   <w:tcW w:w="675" w:type="pct"/>
-                  <w:tcBorders>
-                    <w:top w:val="single" w:sz="6" w:space="0" w:color="CCCCCC"/>
-                    <w:left w:val="single" w:sz="6" w:space="0" w:color="CCCCCC"/>
-                    <w:bottom w:val="single" w:sz="6" w:space="0" w:color="CCCCCC"/>
-                    <w:right w:val="single" w:sz="6" w:space="0" w:color="CCCCCC"/>
-                  </w:tcBorders>
                   <w:tcMar>
                     <w:top w:w="30" w:type="dxa"/>
                     <w:left w:w="45" w:type="dxa"/>
@@ -5217,12 +4475,6 @@
               <w:tc>
                 <w:tcPr>
                   <w:tcW w:w="570" w:type="pct"/>
-                  <w:tcBorders>
-                    <w:top w:val="single" w:sz="6" w:space="0" w:color="CCCCCC"/>
-                    <w:left w:val="single" w:sz="6" w:space="0" w:color="CCCCCC"/>
-                    <w:bottom w:val="single" w:sz="6" w:space="0" w:color="CCCCCC"/>
-                    <w:right w:val="single" w:sz="6" w:space="0" w:color="CCCCCC"/>
-                  </w:tcBorders>
                   <w:tcMar>
                     <w:top w:w="0" w:type="dxa"/>
                     <w:left w:w="0" w:type="dxa"/>
@@ -5256,12 +4508,6 @@
               <w:tc>
                 <w:tcPr>
                   <w:tcW w:w="573" w:type="pct"/>
-                  <w:tcBorders>
-                    <w:top w:val="single" w:sz="6" w:space="0" w:color="CCCCCC"/>
-                    <w:left w:val="single" w:sz="6" w:space="0" w:color="CCCCCC"/>
-                    <w:bottom w:val="single" w:sz="6" w:space="0" w:color="CCCCCC"/>
-                    <w:right w:val="single" w:sz="6" w:space="0" w:color="CCCCCC"/>
-                  </w:tcBorders>
                   <w:tcMar>
                     <w:top w:w="0" w:type="dxa"/>
                     <w:left w:w="0" w:type="dxa"/>
@@ -5295,12 +4541,6 @@
               <w:tc>
                 <w:tcPr>
                   <w:tcW w:w="1134" w:type="pct"/>
-                  <w:tcBorders>
-                    <w:top w:val="single" w:sz="6" w:space="0" w:color="CCCCCC"/>
-                    <w:left w:val="single" w:sz="6" w:space="0" w:color="CCCCCC"/>
-                    <w:bottom w:val="single" w:sz="6" w:space="0" w:color="CCCCCC"/>
-                    <w:right w:val="single" w:sz="6" w:space="0" w:color="CCCCCC"/>
-                  </w:tcBorders>
                   <w:tcMar>
                     <w:top w:w="30" w:type="dxa"/>
                     <w:left w:w="45" w:type="dxa"/>
@@ -5334,12 +4574,6 @@
               <w:tc>
                 <w:tcPr>
                   <w:tcW w:w="1134" w:type="pct"/>
-                  <w:tcBorders>
-                    <w:top w:val="single" w:sz="6" w:space="0" w:color="CCCCCC"/>
-                    <w:left w:val="single" w:sz="6" w:space="0" w:color="CCCCCC"/>
-                    <w:bottom w:val="single" w:sz="6" w:space="0" w:color="CCCCCC"/>
-                    <w:right w:val="single" w:sz="6" w:space="0" w:color="CCCCCC"/>
-                  </w:tcBorders>
                   <w:tcMar>
                     <w:top w:w="30" w:type="dxa"/>
                     <w:left w:w="45" w:type="dxa"/>
@@ -5373,12 +4607,6 @@
               <w:tc>
                 <w:tcPr>
                   <w:tcW w:w="914" w:type="pct"/>
-                  <w:tcBorders>
-                    <w:top w:val="single" w:sz="6" w:space="0" w:color="CCCCCC"/>
-                    <w:left w:val="single" w:sz="6" w:space="0" w:color="CCCCCC"/>
-                    <w:bottom w:val="single" w:sz="6" w:space="0" w:color="CCCCCC"/>
-                    <w:right w:val="single" w:sz="6" w:space="0" w:color="CCCCCC"/>
-                  </w:tcBorders>
                   <w:tcMar>
                     <w:top w:w="30" w:type="dxa"/>
                     <w:left w:w="45" w:type="dxa"/>
@@ -5418,12 +4646,6 @@
               <w:tc>
                 <w:tcPr>
                   <w:tcW w:w="675" w:type="pct"/>
-                  <w:tcBorders>
-                    <w:top w:val="single" w:sz="6" w:space="0" w:color="CCCCCC"/>
-                    <w:left w:val="single" w:sz="6" w:space="0" w:color="CCCCCC"/>
-                    <w:bottom w:val="single" w:sz="6" w:space="0" w:color="CCCCCC"/>
-                    <w:right w:val="single" w:sz="6" w:space="0" w:color="CCCCCC"/>
-                  </w:tcBorders>
                   <w:tcMar>
                     <w:top w:w="30" w:type="dxa"/>
                     <w:left w:w="45" w:type="dxa"/>
@@ -5457,12 +4679,6 @@
               <w:tc>
                 <w:tcPr>
                   <w:tcW w:w="570" w:type="pct"/>
-                  <w:tcBorders>
-                    <w:top w:val="single" w:sz="6" w:space="0" w:color="CCCCCC"/>
-                    <w:left w:val="single" w:sz="6" w:space="0" w:color="CCCCCC"/>
-                    <w:bottom w:val="single" w:sz="6" w:space="0" w:color="CCCCCC"/>
-                    <w:right w:val="single" w:sz="6" w:space="0" w:color="CCCCCC"/>
-                  </w:tcBorders>
                   <w:tcMar>
                     <w:top w:w="0" w:type="dxa"/>
                     <w:left w:w="0" w:type="dxa"/>
@@ -5496,12 +4712,6 @@
               <w:tc>
                 <w:tcPr>
                   <w:tcW w:w="573" w:type="pct"/>
-                  <w:tcBorders>
-                    <w:top w:val="single" w:sz="6" w:space="0" w:color="CCCCCC"/>
-                    <w:left w:val="single" w:sz="6" w:space="0" w:color="CCCCCC"/>
-                    <w:bottom w:val="single" w:sz="6" w:space="0" w:color="CCCCCC"/>
-                    <w:right w:val="single" w:sz="6" w:space="0" w:color="CCCCCC"/>
-                  </w:tcBorders>
                   <w:tcMar>
                     <w:top w:w="0" w:type="dxa"/>
                     <w:left w:w="0" w:type="dxa"/>
@@ -5535,12 +4745,6 @@
               <w:tc>
                 <w:tcPr>
                   <w:tcW w:w="1134" w:type="pct"/>
-                  <w:tcBorders>
-                    <w:top w:val="single" w:sz="6" w:space="0" w:color="CCCCCC"/>
-                    <w:left w:val="single" w:sz="6" w:space="0" w:color="CCCCCC"/>
-                    <w:bottom w:val="single" w:sz="6" w:space="0" w:color="CCCCCC"/>
-                    <w:right w:val="single" w:sz="6" w:space="0" w:color="CCCCCC"/>
-                  </w:tcBorders>
                   <w:tcMar>
                     <w:top w:w="30" w:type="dxa"/>
                     <w:left w:w="45" w:type="dxa"/>
@@ -5574,12 +4778,6 @@
               <w:tc>
                 <w:tcPr>
                   <w:tcW w:w="1134" w:type="pct"/>
-                  <w:tcBorders>
-                    <w:top w:val="single" w:sz="6" w:space="0" w:color="CCCCCC"/>
-                    <w:left w:val="single" w:sz="6" w:space="0" w:color="CCCCCC"/>
-                    <w:bottom w:val="single" w:sz="6" w:space="0" w:color="CCCCCC"/>
-                    <w:right w:val="single" w:sz="6" w:space="0" w:color="CCCCCC"/>
-                  </w:tcBorders>
                   <w:tcMar>
                     <w:top w:w="30" w:type="dxa"/>
                     <w:left w:w="45" w:type="dxa"/>
@@ -5613,12 +4811,6 @@
               <w:tc>
                 <w:tcPr>
                   <w:tcW w:w="914" w:type="pct"/>
-                  <w:tcBorders>
-                    <w:top w:val="single" w:sz="6" w:space="0" w:color="CCCCCC"/>
-                    <w:left w:val="single" w:sz="6" w:space="0" w:color="CCCCCC"/>
-                    <w:bottom w:val="single" w:sz="6" w:space="0" w:color="CCCCCC"/>
-                    <w:right w:val="single" w:sz="6" w:space="0" w:color="CCCCCC"/>
-                  </w:tcBorders>
                   <w:tcMar>
                     <w:top w:w="30" w:type="dxa"/>
                     <w:left w:w="45" w:type="dxa"/>
@@ -5658,12 +4850,6 @@
               <w:tc>
                 <w:tcPr>
                   <w:tcW w:w="675" w:type="pct"/>
-                  <w:tcBorders>
-                    <w:top w:val="single" w:sz="6" w:space="0" w:color="CCCCCC"/>
-                    <w:left w:val="single" w:sz="6" w:space="0" w:color="CCCCCC"/>
-                    <w:bottom w:val="single" w:sz="6" w:space="0" w:color="CCCCCC"/>
-                    <w:right w:val="single" w:sz="6" w:space="0" w:color="CCCCCC"/>
-                  </w:tcBorders>
                   <w:tcMar>
                     <w:top w:w="30" w:type="dxa"/>
                     <w:left w:w="45" w:type="dxa"/>
@@ -5697,12 +4883,6 @@
               <w:tc>
                 <w:tcPr>
                   <w:tcW w:w="570" w:type="pct"/>
-                  <w:tcBorders>
-                    <w:top w:val="single" w:sz="6" w:space="0" w:color="CCCCCC"/>
-                    <w:left w:val="single" w:sz="6" w:space="0" w:color="CCCCCC"/>
-                    <w:bottom w:val="single" w:sz="6" w:space="0" w:color="CCCCCC"/>
-                    <w:right w:val="single" w:sz="6" w:space="0" w:color="CCCCCC"/>
-                  </w:tcBorders>
                   <w:tcMar>
                     <w:top w:w="0" w:type="dxa"/>
                     <w:left w:w="0" w:type="dxa"/>
@@ -5736,12 +4916,6 @@
               <w:tc>
                 <w:tcPr>
                   <w:tcW w:w="573" w:type="pct"/>
-                  <w:tcBorders>
-                    <w:top w:val="single" w:sz="6" w:space="0" w:color="CCCCCC"/>
-                    <w:left w:val="single" w:sz="6" w:space="0" w:color="CCCCCC"/>
-                    <w:bottom w:val="single" w:sz="6" w:space="0" w:color="CCCCCC"/>
-                    <w:right w:val="single" w:sz="6" w:space="0" w:color="CCCCCC"/>
-                  </w:tcBorders>
                   <w:tcMar>
                     <w:top w:w="0" w:type="dxa"/>
                     <w:left w:w="0" w:type="dxa"/>
@@ -5775,12 +4949,6 @@
               <w:tc>
                 <w:tcPr>
                   <w:tcW w:w="1134" w:type="pct"/>
-                  <w:tcBorders>
-                    <w:top w:val="single" w:sz="6" w:space="0" w:color="CCCCCC"/>
-                    <w:left w:val="single" w:sz="6" w:space="0" w:color="CCCCCC"/>
-                    <w:bottom w:val="single" w:sz="6" w:space="0" w:color="CCCCCC"/>
-                    <w:right w:val="single" w:sz="6" w:space="0" w:color="CCCCCC"/>
-                  </w:tcBorders>
                   <w:tcMar>
                     <w:top w:w="30" w:type="dxa"/>
                     <w:left w:w="45" w:type="dxa"/>
@@ -5814,12 +4982,6 @@
               <w:tc>
                 <w:tcPr>
                   <w:tcW w:w="1134" w:type="pct"/>
-                  <w:tcBorders>
-                    <w:top w:val="single" w:sz="6" w:space="0" w:color="CCCCCC"/>
-                    <w:left w:val="single" w:sz="6" w:space="0" w:color="CCCCCC"/>
-                    <w:bottom w:val="single" w:sz="6" w:space="0" w:color="CCCCCC"/>
-                    <w:right w:val="single" w:sz="6" w:space="0" w:color="CCCCCC"/>
-                  </w:tcBorders>
                   <w:tcMar>
                     <w:top w:w="30" w:type="dxa"/>
                     <w:left w:w="45" w:type="dxa"/>
@@ -5853,12 +5015,6 @@
               <w:tc>
                 <w:tcPr>
                   <w:tcW w:w="914" w:type="pct"/>
-                  <w:tcBorders>
-                    <w:top w:val="single" w:sz="6" w:space="0" w:color="CCCCCC"/>
-                    <w:left w:val="single" w:sz="6" w:space="0" w:color="CCCCCC"/>
-                    <w:bottom w:val="single" w:sz="6" w:space="0" w:color="CCCCCC"/>
-                    <w:right w:val="single" w:sz="6" w:space="0" w:color="CCCCCC"/>
-                  </w:tcBorders>
                   <w:tcMar>
                     <w:top w:w="30" w:type="dxa"/>
                     <w:left w:w="45" w:type="dxa"/>
@@ -5898,12 +5054,6 @@
               <w:tc>
                 <w:tcPr>
                   <w:tcW w:w="675" w:type="pct"/>
-                  <w:tcBorders>
-                    <w:top w:val="single" w:sz="6" w:space="0" w:color="CCCCCC"/>
-                    <w:left w:val="single" w:sz="6" w:space="0" w:color="CCCCCC"/>
-                    <w:bottom w:val="single" w:sz="6" w:space="0" w:color="CCCCCC"/>
-                    <w:right w:val="single" w:sz="6" w:space="0" w:color="CCCCCC"/>
-                  </w:tcBorders>
                   <w:tcMar>
                     <w:top w:w="30" w:type="dxa"/>
                     <w:left w:w="45" w:type="dxa"/>
@@ -5937,12 +5087,6 @@
               <w:tc>
                 <w:tcPr>
                   <w:tcW w:w="570" w:type="pct"/>
-                  <w:tcBorders>
-                    <w:top w:val="single" w:sz="6" w:space="0" w:color="CCCCCC"/>
-                    <w:left w:val="single" w:sz="6" w:space="0" w:color="CCCCCC"/>
-                    <w:bottom w:val="single" w:sz="6" w:space="0" w:color="CCCCCC"/>
-                    <w:right w:val="single" w:sz="6" w:space="0" w:color="CCCCCC"/>
-                  </w:tcBorders>
                   <w:tcMar>
                     <w:top w:w="0" w:type="dxa"/>
                     <w:left w:w="0" w:type="dxa"/>
@@ -5976,12 +5120,6 @@
               <w:tc>
                 <w:tcPr>
                   <w:tcW w:w="573" w:type="pct"/>
-                  <w:tcBorders>
-                    <w:top w:val="single" w:sz="6" w:space="0" w:color="CCCCCC"/>
-                    <w:left w:val="single" w:sz="6" w:space="0" w:color="CCCCCC"/>
-                    <w:bottom w:val="single" w:sz="6" w:space="0" w:color="CCCCCC"/>
-                    <w:right w:val="single" w:sz="6" w:space="0" w:color="CCCCCC"/>
-                  </w:tcBorders>
                   <w:tcMar>
                     <w:top w:w="0" w:type="dxa"/>
                     <w:left w:w="0" w:type="dxa"/>
@@ -6015,12 +5153,6 @@
               <w:tc>
                 <w:tcPr>
                   <w:tcW w:w="1134" w:type="pct"/>
-                  <w:tcBorders>
-                    <w:top w:val="single" w:sz="6" w:space="0" w:color="CCCCCC"/>
-                    <w:left w:val="single" w:sz="6" w:space="0" w:color="CCCCCC"/>
-                    <w:bottom w:val="single" w:sz="6" w:space="0" w:color="CCCCCC"/>
-                    <w:right w:val="single" w:sz="6" w:space="0" w:color="CCCCCC"/>
-                  </w:tcBorders>
                   <w:tcMar>
                     <w:top w:w="30" w:type="dxa"/>
                     <w:left w:w="45" w:type="dxa"/>
@@ -6054,12 +5186,6 @@
               <w:tc>
                 <w:tcPr>
                   <w:tcW w:w="1134" w:type="pct"/>
-                  <w:tcBorders>
-                    <w:top w:val="single" w:sz="6" w:space="0" w:color="CCCCCC"/>
-                    <w:left w:val="single" w:sz="6" w:space="0" w:color="CCCCCC"/>
-                    <w:bottom w:val="single" w:sz="6" w:space="0" w:color="CCCCCC"/>
-                    <w:right w:val="single" w:sz="6" w:space="0" w:color="CCCCCC"/>
-                  </w:tcBorders>
                   <w:tcMar>
                     <w:top w:w="30" w:type="dxa"/>
                     <w:left w:w="45" w:type="dxa"/>
@@ -6093,12 +5219,6 @@
               <w:tc>
                 <w:tcPr>
                   <w:tcW w:w="914" w:type="pct"/>
-                  <w:tcBorders>
-                    <w:top w:val="single" w:sz="6" w:space="0" w:color="CCCCCC"/>
-                    <w:left w:val="single" w:sz="6" w:space="0" w:color="CCCCCC"/>
-                    <w:bottom w:val="single" w:sz="6" w:space="0" w:color="CCCCCC"/>
-                    <w:right w:val="single" w:sz="6" w:space="0" w:color="CCCCCC"/>
-                  </w:tcBorders>
                   <w:tcMar>
                     <w:top w:w="30" w:type="dxa"/>
                     <w:left w:w="45" w:type="dxa"/>
@@ -6138,12 +5258,6 @@
               <w:tc>
                 <w:tcPr>
                   <w:tcW w:w="675" w:type="pct"/>
-                  <w:tcBorders>
-                    <w:top w:val="single" w:sz="6" w:space="0" w:color="CCCCCC"/>
-                    <w:left w:val="single" w:sz="6" w:space="0" w:color="CCCCCC"/>
-                    <w:bottom w:val="single" w:sz="6" w:space="0" w:color="CCCCCC"/>
-                    <w:right w:val="single" w:sz="6" w:space="0" w:color="CCCCCC"/>
-                  </w:tcBorders>
                   <w:tcMar>
                     <w:top w:w="30" w:type="dxa"/>
                     <w:left w:w="45" w:type="dxa"/>
@@ -6177,12 +5291,6 @@
               <w:tc>
                 <w:tcPr>
                   <w:tcW w:w="570" w:type="pct"/>
-                  <w:tcBorders>
-                    <w:top w:val="single" w:sz="6" w:space="0" w:color="CCCCCC"/>
-                    <w:left w:val="single" w:sz="6" w:space="0" w:color="CCCCCC"/>
-                    <w:bottom w:val="single" w:sz="6" w:space="0" w:color="CCCCCC"/>
-                    <w:right w:val="single" w:sz="6" w:space="0" w:color="CCCCCC"/>
-                  </w:tcBorders>
                   <w:tcMar>
                     <w:top w:w="0" w:type="dxa"/>
                     <w:left w:w="0" w:type="dxa"/>
@@ -6216,12 +5324,6 @@
               <w:tc>
                 <w:tcPr>
                   <w:tcW w:w="573" w:type="pct"/>
-                  <w:tcBorders>
-                    <w:top w:val="single" w:sz="6" w:space="0" w:color="CCCCCC"/>
-                    <w:left w:val="single" w:sz="6" w:space="0" w:color="CCCCCC"/>
-                    <w:bottom w:val="single" w:sz="6" w:space="0" w:color="CCCCCC"/>
-                    <w:right w:val="single" w:sz="6" w:space="0" w:color="CCCCCC"/>
-                  </w:tcBorders>
                   <w:tcMar>
                     <w:top w:w="0" w:type="dxa"/>
                     <w:left w:w="0" w:type="dxa"/>
@@ -6255,12 +5357,6 @@
               <w:tc>
                 <w:tcPr>
                   <w:tcW w:w="1134" w:type="pct"/>
-                  <w:tcBorders>
-                    <w:top w:val="single" w:sz="6" w:space="0" w:color="CCCCCC"/>
-                    <w:left w:val="single" w:sz="6" w:space="0" w:color="CCCCCC"/>
-                    <w:bottom w:val="single" w:sz="6" w:space="0" w:color="CCCCCC"/>
-                    <w:right w:val="single" w:sz="6" w:space="0" w:color="CCCCCC"/>
-                  </w:tcBorders>
                   <w:tcMar>
                     <w:top w:w="30" w:type="dxa"/>
                     <w:left w:w="45" w:type="dxa"/>
@@ -6294,12 +5390,6 @@
               <w:tc>
                 <w:tcPr>
                   <w:tcW w:w="1134" w:type="pct"/>
-                  <w:tcBorders>
-                    <w:top w:val="single" w:sz="6" w:space="0" w:color="CCCCCC"/>
-                    <w:left w:val="single" w:sz="6" w:space="0" w:color="CCCCCC"/>
-                    <w:bottom w:val="single" w:sz="6" w:space="0" w:color="CCCCCC"/>
-                    <w:right w:val="single" w:sz="6" w:space="0" w:color="CCCCCC"/>
-                  </w:tcBorders>
                   <w:tcMar>
                     <w:top w:w="30" w:type="dxa"/>
                     <w:left w:w="45" w:type="dxa"/>
@@ -6333,12 +5423,6 @@
               <w:tc>
                 <w:tcPr>
                   <w:tcW w:w="914" w:type="pct"/>
-                  <w:tcBorders>
-                    <w:top w:val="single" w:sz="6" w:space="0" w:color="CCCCCC"/>
-                    <w:left w:val="single" w:sz="6" w:space="0" w:color="CCCCCC"/>
-                    <w:bottom w:val="single" w:sz="6" w:space="0" w:color="CCCCCC"/>
-                    <w:right w:val="single" w:sz="6" w:space="0" w:color="CCCCCC"/>
-                  </w:tcBorders>
                   <w:tcMar>
                     <w:top w:w="30" w:type="dxa"/>
                     <w:left w:w="45" w:type="dxa"/>
@@ -6378,12 +5462,6 @@
               <w:tc>
                 <w:tcPr>
                   <w:tcW w:w="675" w:type="pct"/>
-                  <w:tcBorders>
-                    <w:top w:val="single" w:sz="6" w:space="0" w:color="CCCCCC"/>
-                    <w:left w:val="single" w:sz="6" w:space="0" w:color="CCCCCC"/>
-                    <w:bottom w:val="single" w:sz="6" w:space="0" w:color="CCCCCC"/>
-                    <w:right w:val="single" w:sz="6" w:space="0" w:color="CCCCCC"/>
-                  </w:tcBorders>
                   <w:tcMar>
                     <w:top w:w="30" w:type="dxa"/>
                     <w:left w:w="45" w:type="dxa"/>
@@ -6417,12 +5495,6 @@
               <w:tc>
                 <w:tcPr>
                   <w:tcW w:w="570" w:type="pct"/>
-                  <w:tcBorders>
-                    <w:top w:val="single" w:sz="6" w:space="0" w:color="CCCCCC"/>
-                    <w:left w:val="single" w:sz="6" w:space="0" w:color="CCCCCC"/>
-                    <w:bottom w:val="single" w:sz="6" w:space="0" w:color="CCCCCC"/>
-                    <w:right w:val="single" w:sz="6" w:space="0" w:color="CCCCCC"/>
-                  </w:tcBorders>
                   <w:tcMar>
                     <w:top w:w="0" w:type="dxa"/>
                     <w:left w:w="0" w:type="dxa"/>
@@ -6456,12 +5528,6 @@
               <w:tc>
                 <w:tcPr>
                   <w:tcW w:w="573" w:type="pct"/>
-                  <w:tcBorders>
-                    <w:top w:val="single" w:sz="6" w:space="0" w:color="CCCCCC"/>
-                    <w:left w:val="single" w:sz="6" w:space="0" w:color="CCCCCC"/>
-                    <w:bottom w:val="single" w:sz="6" w:space="0" w:color="CCCCCC"/>
-                    <w:right w:val="single" w:sz="6" w:space="0" w:color="CCCCCC"/>
-                  </w:tcBorders>
                   <w:tcMar>
                     <w:top w:w="0" w:type="dxa"/>
                     <w:left w:w="0" w:type="dxa"/>
@@ -6495,12 +5561,6 @@
               <w:tc>
                 <w:tcPr>
                   <w:tcW w:w="1134" w:type="pct"/>
-                  <w:tcBorders>
-                    <w:top w:val="single" w:sz="6" w:space="0" w:color="CCCCCC"/>
-                    <w:left w:val="single" w:sz="6" w:space="0" w:color="CCCCCC"/>
-                    <w:bottom w:val="single" w:sz="6" w:space="0" w:color="CCCCCC"/>
-                    <w:right w:val="single" w:sz="6" w:space="0" w:color="CCCCCC"/>
-                  </w:tcBorders>
                   <w:tcMar>
                     <w:top w:w="30" w:type="dxa"/>
                     <w:left w:w="45" w:type="dxa"/>
@@ -6534,12 +5594,6 @@
               <w:tc>
                 <w:tcPr>
                   <w:tcW w:w="1134" w:type="pct"/>
-                  <w:tcBorders>
-                    <w:top w:val="single" w:sz="6" w:space="0" w:color="CCCCCC"/>
-                    <w:left w:val="single" w:sz="6" w:space="0" w:color="CCCCCC"/>
-                    <w:bottom w:val="single" w:sz="6" w:space="0" w:color="CCCCCC"/>
-                    <w:right w:val="single" w:sz="6" w:space="0" w:color="CCCCCC"/>
-                  </w:tcBorders>
                   <w:tcMar>
                     <w:top w:w="30" w:type="dxa"/>
                     <w:left w:w="45" w:type="dxa"/>
@@ -6573,12 +5627,6 @@
               <w:tc>
                 <w:tcPr>
                   <w:tcW w:w="914" w:type="pct"/>
-                  <w:tcBorders>
-                    <w:top w:val="single" w:sz="6" w:space="0" w:color="CCCCCC"/>
-                    <w:left w:val="single" w:sz="6" w:space="0" w:color="CCCCCC"/>
-                    <w:bottom w:val="single" w:sz="6" w:space="0" w:color="CCCCCC"/>
-                    <w:right w:val="single" w:sz="6" w:space="0" w:color="CCCCCC"/>
-                  </w:tcBorders>
                   <w:tcMar>
                     <w:top w:w="30" w:type="dxa"/>
                     <w:left w:w="45" w:type="dxa"/>
@@ -6618,12 +5666,6 @@
               <w:tc>
                 <w:tcPr>
                   <w:tcW w:w="675" w:type="pct"/>
-                  <w:tcBorders>
-                    <w:top w:val="single" w:sz="6" w:space="0" w:color="CCCCCC"/>
-                    <w:left w:val="single" w:sz="6" w:space="0" w:color="CCCCCC"/>
-                    <w:bottom w:val="single" w:sz="6" w:space="0" w:color="CCCCCC"/>
-                    <w:right w:val="single" w:sz="6" w:space="0" w:color="CCCCCC"/>
-                  </w:tcBorders>
                   <w:tcMar>
                     <w:top w:w="30" w:type="dxa"/>
                     <w:left w:w="45" w:type="dxa"/>
@@ -6657,12 +5699,6 @@
               <w:tc>
                 <w:tcPr>
                   <w:tcW w:w="570" w:type="pct"/>
-                  <w:tcBorders>
-                    <w:top w:val="single" w:sz="6" w:space="0" w:color="CCCCCC"/>
-                    <w:left w:val="single" w:sz="6" w:space="0" w:color="CCCCCC"/>
-                    <w:bottom w:val="single" w:sz="6" w:space="0" w:color="CCCCCC"/>
-                    <w:right w:val="single" w:sz="6" w:space="0" w:color="CCCCCC"/>
-                  </w:tcBorders>
                   <w:tcMar>
                     <w:top w:w="0" w:type="dxa"/>
                     <w:left w:w="0" w:type="dxa"/>
@@ -6696,12 +5732,6 @@
               <w:tc>
                 <w:tcPr>
                   <w:tcW w:w="573" w:type="pct"/>
-                  <w:tcBorders>
-                    <w:top w:val="single" w:sz="6" w:space="0" w:color="CCCCCC"/>
-                    <w:left w:val="single" w:sz="6" w:space="0" w:color="CCCCCC"/>
-                    <w:bottom w:val="single" w:sz="6" w:space="0" w:color="CCCCCC"/>
-                    <w:right w:val="single" w:sz="6" w:space="0" w:color="CCCCCC"/>
-                  </w:tcBorders>
                   <w:tcMar>
                     <w:top w:w="0" w:type="dxa"/>
                     <w:left w:w="0" w:type="dxa"/>
@@ -6735,12 +5765,6 @@
               <w:tc>
                 <w:tcPr>
                   <w:tcW w:w="1134" w:type="pct"/>
-                  <w:tcBorders>
-                    <w:top w:val="single" w:sz="6" w:space="0" w:color="CCCCCC"/>
-                    <w:left w:val="single" w:sz="6" w:space="0" w:color="CCCCCC"/>
-                    <w:bottom w:val="single" w:sz="6" w:space="0" w:color="CCCCCC"/>
-                    <w:right w:val="single" w:sz="6" w:space="0" w:color="CCCCCC"/>
-                  </w:tcBorders>
                   <w:tcMar>
                     <w:top w:w="30" w:type="dxa"/>
                     <w:left w:w="45" w:type="dxa"/>
@@ -6774,12 +5798,6 @@
               <w:tc>
                 <w:tcPr>
                   <w:tcW w:w="1134" w:type="pct"/>
-                  <w:tcBorders>
-                    <w:top w:val="single" w:sz="6" w:space="0" w:color="CCCCCC"/>
-                    <w:left w:val="single" w:sz="6" w:space="0" w:color="CCCCCC"/>
-                    <w:bottom w:val="single" w:sz="6" w:space="0" w:color="CCCCCC"/>
-                    <w:right w:val="single" w:sz="6" w:space="0" w:color="CCCCCC"/>
-                  </w:tcBorders>
                   <w:tcMar>
                     <w:top w:w="30" w:type="dxa"/>
                     <w:left w:w="45" w:type="dxa"/>
@@ -6813,12 +5831,6 @@
               <w:tc>
                 <w:tcPr>
                   <w:tcW w:w="914" w:type="pct"/>
-                  <w:tcBorders>
-                    <w:top w:val="single" w:sz="6" w:space="0" w:color="CCCCCC"/>
-                    <w:left w:val="single" w:sz="6" w:space="0" w:color="CCCCCC"/>
-                    <w:bottom w:val="single" w:sz="6" w:space="0" w:color="CCCCCC"/>
-                    <w:right w:val="single" w:sz="6" w:space="0" w:color="CCCCCC"/>
-                  </w:tcBorders>
                   <w:tcMar>
                     <w:top w:w="30" w:type="dxa"/>
                     <w:left w:w="45" w:type="dxa"/>
@@ -6858,12 +5870,6 @@
               <w:tc>
                 <w:tcPr>
                   <w:tcW w:w="675" w:type="pct"/>
-                  <w:tcBorders>
-                    <w:top w:val="single" w:sz="6" w:space="0" w:color="CCCCCC"/>
-                    <w:left w:val="single" w:sz="6" w:space="0" w:color="CCCCCC"/>
-                    <w:bottom w:val="single" w:sz="6" w:space="0" w:color="CCCCCC"/>
-                    <w:right w:val="single" w:sz="6" w:space="0" w:color="CCCCCC"/>
-                  </w:tcBorders>
                   <w:tcMar>
                     <w:top w:w="30" w:type="dxa"/>
                     <w:left w:w="45" w:type="dxa"/>
@@ -6897,12 +5903,6 @@
               <w:tc>
                 <w:tcPr>
                   <w:tcW w:w="570" w:type="pct"/>
-                  <w:tcBorders>
-                    <w:top w:val="single" w:sz="6" w:space="0" w:color="CCCCCC"/>
-                    <w:left w:val="single" w:sz="6" w:space="0" w:color="CCCCCC"/>
-                    <w:bottom w:val="single" w:sz="6" w:space="0" w:color="CCCCCC"/>
-                    <w:right w:val="single" w:sz="6" w:space="0" w:color="CCCCCC"/>
-                  </w:tcBorders>
                   <w:tcMar>
                     <w:top w:w="0" w:type="dxa"/>
                     <w:left w:w="0" w:type="dxa"/>
@@ -6936,12 +5936,6 @@
               <w:tc>
                 <w:tcPr>
                   <w:tcW w:w="573" w:type="pct"/>
-                  <w:tcBorders>
-                    <w:top w:val="single" w:sz="6" w:space="0" w:color="CCCCCC"/>
-                    <w:left w:val="single" w:sz="6" w:space="0" w:color="CCCCCC"/>
-                    <w:bottom w:val="single" w:sz="6" w:space="0" w:color="CCCCCC"/>
-                    <w:right w:val="single" w:sz="6" w:space="0" w:color="CCCCCC"/>
-                  </w:tcBorders>
                   <w:tcMar>
                     <w:top w:w="0" w:type="dxa"/>
                     <w:left w:w="0" w:type="dxa"/>
@@ -6975,12 +5969,6 @@
               <w:tc>
                 <w:tcPr>
                   <w:tcW w:w="1134" w:type="pct"/>
-                  <w:tcBorders>
-                    <w:top w:val="single" w:sz="6" w:space="0" w:color="CCCCCC"/>
-                    <w:left w:val="single" w:sz="6" w:space="0" w:color="CCCCCC"/>
-                    <w:bottom w:val="single" w:sz="6" w:space="0" w:color="CCCCCC"/>
-                    <w:right w:val="single" w:sz="6" w:space="0" w:color="CCCCCC"/>
-                  </w:tcBorders>
                   <w:tcMar>
                     <w:top w:w="30" w:type="dxa"/>
                     <w:left w:w="45" w:type="dxa"/>
@@ -7014,12 +6002,6 @@
               <w:tc>
                 <w:tcPr>
                   <w:tcW w:w="1134" w:type="pct"/>
-                  <w:tcBorders>
-                    <w:top w:val="single" w:sz="6" w:space="0" w:color="CCCCCC"/>
-                    <w:left w:val="single" w:sz="6" w:space="0" w:color="CCCCCC"/>
-                    <w:bottom w:val="single" w:sz="6" w:space="0" w:color="CCCCCC"/>
-                    <w:right w:val="single" w:sz="6" w:space="0" w:color="CCCCCC"/>
-                  </w:tcBorders>
                   <w:tcMar>
                     <w:top w:w="30" w:type="dxa"/>
                     <w:left w:w="45" w:type="dxa"/>
@@ -7053,12 +6035,6 @@
               <w:tc>
                 <w:tcPr>
                   <w:tcW w:w="914" w:type="pct"/>
-                  <w:tcBorders>
-                    <w:top w:val="single" w:sz="6" w:space="0" w:color="CCCCCC"/>
-                    <w:left w:val="single" w:sz="6" w:space="0" w:color="CCCCCC"/>
-                    <w:bottom w:val="single" w:sz="6" w:space="0" w:color="CCCCCC"/>
-                    <w:right w:val="single" w:sz="6" w:space="0" w:color="CCCCCC"/>
-                  </w:tcBorders>
                   <w:tcMar>
                     <w:top w:w="30" w:type="dxa"/>
                     <w:left w:w="45" w:type="dxa"/>
@@ -7098,12 +6074,6 @@
               <w:tc>
                 <w:tcPr>
                   <w:tcW w:w="675" w:type="pct"/>
-                  <w:tcBorders>
-                    <w:top w:val="single" w:sz="6" w:space="0" w:color="CCCCCC"/>
-                    <w:left w:val="single" w:sz="6" w:space="0" w:color="CCCCCC"/>
-                    <w:bottom w:val="single" w:sz="6" w:space="0" w:color="CCCCCC"/>
-                    <w:right w:val="single" w:sz="6" w:space="0" w:color="CCCCCC"/>
-                  </w:tcBorders>
                   <w:tcMar>
                     <w:top w:w="30" w:type="dxa"/>
                     <w:left w:w="45" w:type="dxa"/>
@@ -7137,12 +6107,6 @@
               <w:tc>
                 <w:tcPr>
                   <w:tcW w:w="570" w:type="pct"/>
-                  <w:tcBorders>
-                    <w:top w:val="single" w:sz="6" w:space="0" w:color="CCCCCC"/>
-                    <w:left w:val="single" w:sz="6" w:space="0" w:color="CCCCCC"/>
-                    <w:bottom w:val="single" w:sz="6" w:space="0" w:color="CCCCCC"/>
-                    <w:right w:val="single" w:sz="6" w:space="0" w:color="CCCCCC"/>
-                  </w:tcBorders>
                   <w:tcMar>
                     <w:top w:w="0" w:type="dxa"/>
                     <w:left w:w="0" w:type="dxa"/>
@@ -7176,12 +6140,6 @@
               <w:tc>
                 <w:tcPr>
                   <w:tcW w:w="573" w:type="pct"/>
-                  <w:tcBorders>
-                    <w:top w:val="single" w:sz="6" w:space="0" w:color="CCCCCC"/>
-                    <w:left w:val="single" w:sz="6" w:space="0" w:color="CCCCCC"/>
-                    <w:bottom w:val="single" w:sz="6" w:space="0" w:color="CCCCCC"/>
-                    <w:right w:val="single" w:sz="6" w:space="0" w:color="CCCCCC"/>
-                  </w:tcBorders>
                   <w:tcMar>
                     <w:top w:w="0" w:type="dxa"/>
                     <w:left w:w="0" w:type="dxa"/>
@@ -7215,12 +6173,6 @@
               <w:tc>
                 <w:tcPr>
                   <w:tcW w:w="1134" w:type="pct"/>
-                  <w:tcBorders>
-                    <w:top w:val="single" w:sz="6" w:space="0" w:color="CCCCCC"/>
-                    <w:left w:val="single" w:sz="6" w:space="0" w:color="CCCCCC"/>
-                    <w:bottom w:val="single" w:sz="6" w:space="0" w:color="CCCCCC"/>
-                    <w:right w:val="single" w:sz="6" w:space="0" w:color="CCCCCC"/>
-                  </w:tcBorders>
                   <w:tcMar>
                     <w:top w:w="30" w:type="dxa"/>
                     <w:left w:w="45" w:type="dxa"/>
@@ -7254,12 +6206,6 @@
               <w:tc>
                 <w:tcPr>
                   <w:tcW w:w="1134" w:type="pct"/>
-                  <w:tcBorders>
-                    <w:top w:val="single" w:sz="6" w:space="0" w:color="CCCCCC"/>
-                    <w:left w:val="single" w:sz="6" w:space="0" w:color="CCCCCC"/>
-                    <w:bottom w:val="single" w:sz="6" w:space="0" w:color="CCCCCC"/>
-                    <w:right w:val="single" w:sz="6" w:space="0" w:color="CCCCCC"/>
-                  </w:tcBorders>
                   <w:tcMar>
                     <w:top w:w="30" w:type="dxa"/>
                     <w:left w:w="45" w:type="dxa"/>
@@ -7293,12 +6239,6 @@
               <w:tc>
                 <w:tcPr>
                   <w:tcW w:w="914" w:type="pct"/>
-                  <w:tcBorders>
-                    <w:top w:val="single" w:sz="6" w:space="0" w:color="CCCCCC"/>
-                    <w:left w:val="single" w:sz="6" w:space="0" w:color="CCCCCC"/>
-                    <w:bottom w:val="single" w:sz="6" w:space="0" w:color="CCCCCC"/>
-                    <w:right w:val="single" w:sz="6" w:space="0" w:color="CCCCCC"/>
-                  </w:tcBorders>
                   <w:tcMar>
                     <w:top w:w="30" w:type="dxa"/>
                     <w:left w:w="45" w:type="dxa"/>
@@ -7338,12 +6278,6 @@
               <w:tc>
                 <w:tcPr>
                   <w:tcW w:w="675" w:type="pct"/>
-                  <w:tcBorders>
-                    <w:top w:val="single" w:sz="6" w:space="0" w:color="CCCCCC"/>
-                    <w:left w:val="single" w:sz="6" w:space="0" w:color="CCCCCC"/>
-                    <w:bottom w:val="single" w:sz="6" w:space="0" w:color="CCCCCC"/>
-                    <w:right w:val="single" w:sz="6" w:space="0" w:color="CCCCCC"/>
-                  </w:tcBorders>
                   <w:tcMar>
                     <w:top w:w="30" w:type="dxa"/>
                     <w:left w:w="45" w:type="dxa"/>
@@ -7377,12 +6311,6 @@
               <w:tc>
                 <w:tcPr>
                   <w:tcW w:w="570" w:type="pct"/>
-                  <w:tcBorders>
-                    <w:top w:val="single" w:sz="6" w:space="0" w:color="CCCCCC"/>
-                    <w:left w:val="single" w:sz="6" w:space="0" w:color="CCCCCC"/>
-                    <w:bottom w:val="single" w:sz="6" w:space="0" w:color="CCCCCC"/>
-                    <w:right w:val="single" w:sz="6" w:space="0" w:color="CCCCCC"/>
-                  </w:tcBorders>
                   <w:tcMar>
                     <w:top w:w="0" w:type="dxa"/>
                     <w:left w:w="0" w:type="dxa"/>
@@ -7416,12 +6344,6 @@
               <w:tc>
                 <w:tcPr>
                   <w:tcW w:w="573" w:type="pct"/>
-                  <w:tcBorders>
-                    <w:top w:val="single" w:sz="6" w:space="0" w:color="CCCCCC"/>
-                    <w:left w:val="single" w:sz="6" w:space="0" w:color="CCCCCC"/>
-                    <w:bottom w:val="single" w:sz="6" w:space="0" w:color="CCCCCC"/>
-                    <w:right w:val="single" w:sz="6" w:space="0" w:color="CCCCCC"/>
-                  </w:tcBorders>
                   <w:tcMar>
                     <w:top w:w="0" w:type="dxa"/>
                     <w:left w:w="0" w:type="dxa"/>
@@ -7455,12 +6377,6 @@
               <w:tc>
                 <w:tcPr>
                   <w:tcW w:w="1134" w:type="pct"/>
-                  <w:tcBorders>
-                    <w:top w:val="single" w:sz="6" w:space="0" w:color="CCCCCC"/>
-                    <w:left w:val="single" w:sz="6" w:space="0" w:color="CCCCCC"/>
-                    <w:bottom w:val="single" w:sz="6" w:space="0" w:color="CCCCCC"/>
-                    <w:right w:val="single" w:sz="6" w:space="0" w:color="CCCCCC"/>
-                  </w:tcBorders>
                   <w:tcMar>
                     <w:top w:w="30" w:type="dxa"/>
                     <w:left w:w="45" w:type="dxa"/>
@@ -7494,12 +6410,6 @@
               <w:tc>
                 <w:tcPr>
                   <w:tcW w:w="1134" w:type="pct"/>
-                  <w:tcBorders>
-                    <w:top w:val="single" w:sz="6" w:space="0" w:color="CCCCCC"/>
-                    <w:left w:val="single" w:sz="6" w:space="0" w:color="CCCCCC"/>
-                    <w:bottom w:val="single" w:sz="6" w:space="0" w:color="CCCCCC"/>
-                    <w:right w:val="single" w:sz="6" w:space="0" w:color="CCCCCC"/>
-                  </w:tcBorders>
                   <w:tcMar>
                     <w:top w:w="30" w:type="dxa"/>
                     <w:left w:w="45" w:type="dxa"/>
@@ -7533,12 +6443,6 @@
               <w:tc>
                 <w:tcPr>
                   <w:tcW w:w="914" w:type="pct"/>
-                  <w:tcBorders>
-                    <w:top w:val="single" w:sz="6" w:space="0" w:color="CCCCCC"/>
-                    <w:left w:val="single" w:sz="6" w:space="0" w:color="CCCCCC"/>
-                    <w:bottom w:val="single" w:sz="6" w:space="0" w:color="CCCCCC"/>
-                    <w:right w:val="single" w:sz="6" w:space="0" w:color="CCCCCC"/>
-                  </w:tcBorders>
                   <w:tcMar>
                     <w:top w:w="30" w:type="dxa"/>
                     <w:left w:w="45" w:type="dxa"/>
@@ -7578,12 +6482,6 @@
               <w:tc>
                 <w:tcPr>
                   <w:tcW w:w="675" w:type="pct"/>
-                  <w:tcBorders>
-                    <w:top w:val="single" w:sz="6" w:space="0" w:color="CCCCCC"/>
-                    <w:left w:val="single" w:sz="6" w:space="0" w:color="CCCCCC"/>
-                    <w:bottom w:val="single" w:sz="6" w:space="0" w:color="CCCCCC"/>
-                    <w:right w:val="single" w:sz="6" w:space="0" w:color="CCCCCC"/>
-                  </w:tcBorders>
                   <w:tcMar>
                     <w:top w:w="30" w:type="dxa"/>
                     <w:left w:w="45" w:type="dxa"/>
@@ -7617,12 +6515,6 @@
               <w:tc>
                 <w:tcPr>
                   <w:tcW w:w="570" w:type="pct"/>
-                  <w:tcBorders>
-                    <w:top w:val="single" w:sz="6" w:space="0" w:color="CCCCCC"/>
-                    <w:left w:val="single" w:sz="6" w:space="0" w:color="CCCCCC"/>
-                    <w:bottom w:val="single" w:sz="6" w:space="0" w:color="CCCCCC"/>
-                    <w:right w:val="single" w:sz="6" w:space="0" w:color="CCCCCC"/>
-                  </w:tcBorders>
                   <w:tcMar>
                     <w:top w:w="0" w:type="dxa"/>
                     <w:left w:w="0" w:type="dxa"/>
@@ -7656,12 +6548,6 @@
               <w:tc>
                 <w:tcPr>
                   <w:tcW w:w="573" w:type="pct"/>
-                  <w:tcBorders>
-                    <w:top w:val="single" w:sz="6" w:space="0" w:color="CCCCCC"/>
-                    <w:left w:val="single" w:sz="6" w:space="0" w:color="CCCCCC"/>
-                    <w:bottom w:val="single" w:sz="6" w:space="0" w:color="CCCCCC"/>
-                    <w:right w:val="single" w:sz="6" w:space="0" w:color="CCCCCC"/>
-                  </w:tcBorders>
                   <w:tcMar>
                     <w:top w:w="0" w:type="dxa"/>
                     <w:left w:w="0" w:type="dxa"/>
@@ -7695,12 +6581,6 @@
               <w:tc>
                 <w:tcPr>
                   <w:tcW w:w="1134" w:type="pct"/>
-                  <w:tcBorders>
-                    <w:top w:val="single" w:sz="6" w:space="0" w:color="CCCCCC"/>
-                    <w:left w:val="single" w:sz="6" w:space="0" w:color="CCCCCC"/>
-                    <w:bottom w:val="single" w:sz="6" w:space="0" w:color="CCCCCC"/>
-                    <w:right w:val="single" w:sz="6" w:space="0" w:color="CCCCCC"/>
-                  </w:tcBorders>
                   <w:tcMar>
                     <w:top w:w="30" w:type="dxa"/>
                     <w:left w:w="45" w:type="dxa"/>
@@ -7734,12 +6614,6 @@
               <w:tc>
                 <w:tcPr>
                   <w:tcW w:w="1134" w:type="pct"/>
-                  <w:tcBorders>
-                    <w:top w:val="single" w:sz="6" w:space="0" w:color="CCCCCC"/>
-                    <w:left w:val="single" w:sz="6" w:space="0" w:color="CCCCCC"/>
-                    <w:bottom w:val="single" w:sz="6" w:space="0" w:color="CCCCCC"/>
-                    <w:right w:val="single" w:sz="6" w:space="0" w:color="CCCCCC"/>
-                  </w:tcBorders>
                   <w:tcMar>
                     <w:top w:w="30" w:type="dxa"/>
                     <w:left w:w="45" w:type="dxa"/>
@@ -7773,12 +6647,6 @@
               <w:tc>
                 <w:tcPr>
                   <w:tcW w:w="914" w:type="pct"/>
-                  <w:tcBorders>
-                    <w:top w:val="single" w:sz="6" w:space="0" w:color="CCCCCC"/>
-                    <w:left w:val="single" w:sz="6" w:space="0" w:color="CCCCCC"/>
-                    <w:bottom w:val="single" w:sz="6" w:space="0" w:color="CCCCCC"/>
-                    <w:right w:val="single" w:sz="6" w:space="0" w:color="CCCCCC"/>
-                  </w:tcBorders>
                   <w:tcMar>
                     <w:top w:w="30" w:type="dxa"/>
                     <w:left w:w="45" w:type="dxa"/>
@@ -8267,6 +7135,14 @@
           <w:tbl>
             <w:tblPr>
               <w:tblW w:w="5000" w:type="pct"/>
+              <w:tblBorders>
+                <w:top w:val="single" w:sz="4" w:space="0" w:color="auto"/>
+                <w:left w:val="single" w:sz="4" w:space="0" w:color="auto"/>
+                <w:bottom w:val="single" w:sz="4" w:space="0" w:color="auto"/>
+                <w:right w:val="single" w:sz="4" w:space="0" w:color="auto"/>
+                <w:insideH w:val="single" w:sz="4" w:space="0" w:color="auto"/>
+                <w:insideV w:val="single" w:sz="4" w:space="0" w:color="auto"/>
+              </w:tblBorders>
               <w:tblCellMar>
                 <w:left w:w="0" w:type="dxa"/>
                 <w:right w:w="0" w:type="dxa"/>
@@ -8274,12 +7150,12 @@
               <w:tblLook w:val="04A0" w:firstRow="1" w:lastRow="0" w:firstColumn="1" w:lastColumn="0" w:noHBand="0" w:noVBand="1"/>
             </w:tblPr>
             <w:tblGrid>
-              <w:gridCol w:w="675"/>
-              <w:gridCol w:w="758"/>
-              <w:gridCol w:w="758"/>
-              <w:gridCol w:w="990"/>
-              <w:gridCol w:w="990"/>
-              <w:gridCol w:w="876"/>
+              <w:gridCol w:w="678"/>
+              <w:gridCol w:w="757"/>
+              <w:gridCol w:w="757"/>
+              <w:gridCol w:w="992"/>
+              <w:gridCol w:w="992"/>
+              <w:gridCol w:w="877"/>
             </w:tblGrid>
             <w:tr>
               <w:trPr>
@@ -8289,12 +7165,6 @@
               <w:tc>
                 <w:tcPr>
                   <w:tcW w:w="670" w:type="pct"/>
-                  <w:tcBorders>
-                    <w:top w:val="single" w:sz="6" w:space="0" w:color="CCCCCC"/>
-                    <w:left w:val="single" w:sz="6" w:space="0" w:color="CCCCCC"/>
-                    <w:bottom w:val="single" w:sz="6" w:space="0" w:color="CCCCCC"/>
-                    <w:right w:val="single" w:sz="6" w:space="0" w:color="CCCCCC"/>
-                  </w:tcBorders>
                   <w:tcMar>
                     <w:top w:w="30" w:type="dxa"/>
                     <w:left w:w="45" w:type="dxa"/>
@@ -8335,12 +7205,6 @@
                 <w:tcPr>
                   <w:tcW w:w="1497" w:type="pct"/>
                   <w:gridSpan w:val="2"/>
-                  <w:tcBorders>
-                    <w:top w:val="single" w:sz="6" w:space="0" w:color="CCCCCC"/>
-                    <w:left w:val="single" w:sz="6" w:space="0" w:color="CCCCCC"/>
-                    <w:bottom w:val="single" w:sz="6" w:space="0" w:color="CCCCCC"/>
-                    <w:right w:val="single" w:sz="6" w:space="0" w:color="CCCCCC"/>
-                  </w:tcBorders>
                   <w:tcMar>
                     <w:top w:w="30" w:type="dxa"/>
                     <w:left w:w="45" w:type="dxa"/>
@@ -8381,12 +7245,6 @@
                 <w:tcPr>
                   <w:tcW w:w="1963" w:type="pct"/>
                   <w:gridSpan w:val="2"/>
-                  <w:tcBorders>
-                    <w:top w:val="single" w:sz="6" w:space="0" w:color="CCCCCC"/>
-                    <w:left w:val="single" w:sz="6" w:space="0" w:color="CCCCCC"/>
-                    <w:bottom w:val="single" w:sz="6" w:space="0" w:color="CCCCCC"/>
-                    <w:right w:val="single" w:sz="6" w:space="0" w:color="CCCCCC"/>
-                  </w:tcBorders>
                   <w:tcMar>
                     <w:top w:w="30" w:type="dxa"/>
                     <w:left w:w="45" w:type="dxa"/>
@@ -8426,12 +7284,6 @@
               <w:tc>
                 <w:tcPr>
                   <w:tcW w:w="870" w:type="pct"/>
-                  <w:tcBorders>
-                    <w:top w:val="single" w:sz="6" w:space="0" w:color="CCCCCC"/>
-                    <w:left w:val="single" w:sz="6" w:space="0" w:color="CCCCCC"/>
-                    <w:bottom w:val="single" w:sz="6" w:space="0" w:color="CCCCCC"/>
-                    <w:right w:val="single" w:sz="6" w:space="0" w:color="CCCCCC"/>
-                  </w:tcBorders>
                   <w:tcMar>
                     <w:top w:w="30" w:type="dxa"/>
                     <w:left w:w="45" w:type="dxa"/>
@@ -8477,12 +7329,6 @@
               <w:tc>
                 <w:tcPr>
                   <w:tcW w:w="670" w:type="pct"/>
-                  <w:tcBorders>
-                    <w:top w:val="single" w:sz="6" w:space="0" w:color="CCCCCC"/>
-                    <w:left w:val="single" w:sz="6" w:space="0" w:color="CCCCCC"/>
-                    <w:bottom w:val="single" w:sz="6" w:space="0" w:color="CCCCCC"/>
-                    <w:right w:val="single" w:sz="6" w:space="0" w:color="CCCCCC"/>
-                  </w:tcBorders>
                   <w:tcMar>
                     <w:top w:w="30" w:type="dxa"/>
                     <w:left w:w="45" w:type="dxa"/>
@@ -8516,12 +7362,6 @@
               <w:tc>
                 <w:tcPr>
                   <w:tcW w:w="749" w:type="pct"/>
-                  <w:tcBorders>
-                    <w:top w:val="single" w:sz="6" w:space="0" w:color="CCCCCC"/>
-                    <w:left w:val="single" w:sz="6" w:space="0" w:color="CCCCCC"/>
-                    <w:bottom w:val="single" w:sz="6" w:space="0" w:color="CCCCCC"/>
-                    <w:right w:val="single" w:sz="6" w:space="0" w:color="CCCCCC"/>
-                  </w:tcBorders>
                   <w:tcMar>
                     <w:top w:w="0" w:type="dxa"/>
                     <w:left w:w="0" w:type="dxa"/>
@@ -8555,12 +7395,6 @@
               <w:tc>
                 <w:tcPr>
                   <w:tcW w:w="749" w:type="pct"/>
-                  <w:tcBorders>
-                    <w:top w:val="single" w:sz="6" w:space="0" w:color="CCCCCC"/>
-                    <w:left w:val="single" w:sz="6" w:space="0" w:color="CCCCCC"/>
-                    <w:bottom w:val="single" w:sz="6" w:space="0" w:color="CCCCCC"/>
-                    <w:right w:val="single" w:sz="6" w:space="0" w:color="CCCCCC"/>
-                  </w:tcBorders>
                   <w:tcMar>
                     <w:top w:w="0" w:type="dxa"/>
                     <w:left w:w="0" w:type="dxa"/>
@@ -8594,12 +7428,6 @@
               <w:tc>
                 <w:tcPr>
                   <w:tcW w:w="982" w:type="pct"/>
-                  <w:tcBorders>
-                    <w:top w:val="single" w:sz="6" w:space="0" w:color="CCCCCC"/>
-                    <w:left w:val="single" w:sz="6" w:space="0" w:color="CCCCCC"/>
-                    <w:bottom w:val="single" w:sz="6" w:space="0" w:color="CCCCCC"/>
-                    <w:right w:val="single" w:sz="6" w:space="0" w:color="CCCCCC"/>
-                  </w:tcBorders>
                   <w:tcMar>
                     <w:top w:w="30" w:type="dxa"/>
                     <w:left w:w="45" w:type="dxa"/>
@@ -8633,12 +7461,6 @@
               <w:tc>
                 <w:tcPr>
                   <w:tcW w:w="982" w:type="pct"/>
-                  <w:tcBorders>
-                    <w:top w:val="single" w:sz="6" w:space="0" w:color="CCCCCC"/>
-                    <w:left w:val="single" w:sz="6" w:space="0" w:color="CCCCCC"/>
-                    <w:bottom w:val="single" w:sz="6" w:space="0" w:color="CCCCCC"/>
-                    <w:right w:val="single" w:sz="6" w:space="0" w:color="CCCCCC"/>
-                  </w:tcBorders>
                   <w:tcMar>
                     <w:top w:w="30" w:type="dxa"/>
                     <w:left w:w="45" w:type="dxa"/>
@@ -8672,12 +7494,6 @@
               <w:tc>
                 <w:tcPr>
                   <w:tcW w:w="870" w:type="pct"/>
-                  <w:tcBorders>
-                    <w:top w:val="single" w:sz="6" w:space="0" w:color="CCCCCC"/>
-                    <w:left w:val="single" w:sz="6" w:space="0" w:color="CCCCCC"/>
-                    <w:bottom w:val="single" w:sz="6" w:space="0" w:color="CCCCCC"/>
-                    <w:right w:val="single" w:sz="6" w:space="0" w:color="CCCCCC"/>
-                  </w:tcBorders>
                   <w:tcMar>
                     <w:top w:w="30" w:type="dxa"/>
                     <w:left w:w="45" w:type="dxa"/>
@@ -8717,12 +7533,6 @@
               <w:tc>
                 <w:tcPr>
                   <w:tcW w:w="670" w:type="pct"/>
-                  <w:tcBorders>
-                    <w:top w:val="single" w:sz="6" w:space="0" w:color="CCCCCC"/>
-                    <w:left w:val="single" w:sz="6" w:space="0" w:color="CCCCCC"/>
-                    <w:bottom w:val="single" w:sz="6" w:space="0" w:color="CCCCCC"/>
-                    <w:right w:val="single" w:sz="6" w:space="0" w:color="CCCCCC"/>
-                  </w:tcBorders>
                   <w:tcMar>
                     <w:top w:w="30" w:type="dxa"/>
                     <w:left w:w="45" w:type="dxa"/>
@@ -8756,12 +7566,6 @@
               <w:tc>
                 <w:tcPr>
                   <w:tcW w:w="749" w:type="pct"/>
-                  <w:tcBorders>
-                    <w:top w:val="single" w:sz="6" w:space="0" w:color="CCCCCC"/>
-                    <w:left w:val="single" w:sz="6" w:space="0" w:color="CCCCCC"/>
-                    <w:bottom w:val="single" w:sz="6" w:space="0" w:color="CCCCCC"/>
-                    <w:right w:val="single" w:sz="6" w:space="0" w:color="CCCCCC"/>
-                  </w:tcBorders>
                   <w:tcMar>
                     <w:top w:w="0" w:type="dxa"/>
                     <w:left w:w="0" w:type="dxa"/>
@@ -8795,12 +7599,6 @@
               <w:tc>
                 <w:tcPr>
                   <w:tcW w:w="749" w:type="pct"/>
-                  <w:tcBorders>
-                    <w:top w:val="single" w:sz="6" w:space="0" w:color="CCCCCC"/>
-                    <w:left w:val="single" w:sz="6" w:space="0" w:color="CCCCCC"/>
-                    <w:bottom w:val="single" w:sz="6" w:space="0" w:color="CCCCCC"/>
-                    <w:right w:val="single" w:sz="6" w:space="0" w:color="CCCCCC"/>
-                  </w:tcBorders>
                   <w:tcMar>
                     <w:top w:w="0" w:type="dxa"/>
                     <w:left w:w="0" w:type="dxa"/>
@@ -8834,12 +7632,6 @@
               <w:tc>
                 <w:tcPr>
                   <w:tcW w:w="982" w:type="pct"/>
-                  <w:tcBorders>
-                    <w:top w:val="single" w:sz="6" w:space="0" w:color="CCCCCC"/>
-                    <w:left w:val="single" w:sz="6" w:space="0" w:color="CCCCCC"/>
-                    <w:bottom w:val="single" w:sz="6" w:space="0" w:color="CCCCCC"/>
-                    <w:right w:val="single" w:sz="6" w:space="0" w:color="CCCCCC"/>
-                  </w:tcBorders>
                   <w:tcMar>
                     <w:top w:w="30" w:type="dxa"/>
                     <w:left w:w="45" w:type="dxa"/>
@@ -8873,12 +7665,6 @@
               <w:tc>
                 <w:tcPr>
                   <w:tcW w:w="982" w:type="pct"/>
-                  <w:tcBorders>
-                    <w:top w:val="single" w:sz="6" w:space="0" w:color="CCCCCC"/>
-                    <w:left w:val="single" w:sz="6" w:space="0" w:color="CCCCCC"/>
-                    <w:bottom w:val="single" w:sz="6" w:space="0" w:color="CCCCCC"/>
-                    <w:right w:val="single" w:sz="6" w:space="0" w:color="CCCCCC"/>
-                  </w:tcBorders>
                   <w:tcMar>
                     <w:top w:w="30" w:type="dxa"/>
                     <w:left w:w="45" w:type="dxa"/>
@@ -8912,12 +7698,6 @@
               <w:tc>
                 <w:tcPr>
                   <w:tcW w:w="870" w:type="pct"/>
-                  <w:tcBorders>
-                    <w:top w:val="single" w:sz="6" w:space="0" w:color="CCCCCC"/>
-                    <w:left w:val="single" w:sz="6" w:space="0" w:color="CCCCCC"/>
-                    <w:bottom w:val="single" w:sz="6" w:space="0" w:color="CCCCCC"/>
-                    <w:right w:val="single" w:sz="6" w:space="0" w:color="CCCCCC"/>
-                  </w:tcBorders>
                   <w:tcMar>
                     <w:top w:w="30" w:type="dxa"/>
                     <w:left w:w="45" w:type="dxa"/>
@@ -8957,12 +7737,6 @@
               <w:tc>
                 <w:tcPr>
                   <w:tcW w:w="670" w:type="pct"/>
-                  <w:tcBorders>
-                    <w:top w:val="single" w:sz="6" w:space="0" w:color="CCCCCC"/>
-                    <w:left w:val="single" w:sz="6" w:space="0" w:color="CCCCCC"/>
-                    <w:bottom w:val="single" w:sz="6" w:space="0" w:color="CCCCCC"/>
-                    <w:right w:val="single" w:sz="6" w:space="0" w:color="CCCCCC"/>
-                  </w:tcBorders>
                   <w:tcMar>
                     <w:top w:w="30" w:type="dxa"/>
                     <w:left w:w="45" w:type="dxa"/>
@@ -8996,12 +7770,6 @@
               <w:tc>
                 <w:tcPr>
                   <w:tcW w:w="749" w:type="pct"/>
-                  <w:tcBorders>
-                    <w:top w:val="single" w:sz="6" w:space="0" w:color="CCCCCC"/>
-                    <w:left w:val="single" w:sz="6" w:space="0" w:color="CCCCCC"/>
-                    <w:bottom w:val="single" w:sz="6" w:space="0" w:color="CCCCCC"/>
-                    <w:right w:val="single" w:sz="6" w:space="0" w:color="CCCCCC"/>
-                  </w:tcBorders>
                   <w:tcMar>
                     <w:top w:w="0" w:type="dxa"/>
                     <w:left w:w="0" w:type="dxa"/>
@@ -9035,12 +7803,6 @@
               <w:tc>
                 <w:tcPr>
                   <w:tcW w:w="749" w:type="pct"/>
-                  <w:tcBorders>
-                    <w:top w:val="single" w:sz="6" w:space="0" w:color="CCCCCC"/>
-                    <w:left w:val="single" w:sz="6" w:space="0" w:color="CCCCCC"/>
-                    <w:bottom w:val="single" w:sz="6" w:space="0" w:color="CCCCCC"/>
-                    <w:right w:val="single" w:sz="6" w:space="0" w:color="CCCCCC"/>
-                  </w:tcBorders>
                   <w:tcMar>
                     <w:top w:w="0" w:type="dxa"/>
                     <w:left w:w="0" w:type="dxa"/>
@@ -9074,12 +7836,6 @@
               <w:tc>
                 <w:tcPr>
                   <w:tcW w:w="982" w:type="pct"/>
-                  <w:tcBorders>
-                    <w:top w:val="single" w:sz="6" w:space="0" w:color="CCCCCC"/>
-                    <w:left w:val="single" w:sz="6" w:space="0" w:color="CCCCCC"/>
-                    <w:bottom w:val="single" w:sz="6" w:space="0" w:color="CCCCCC"/>
-                    <w:right w:val="single" w:sz="6" w:space="0" w:color="CCCCCC"/>
-                  </w:tcBorders>
                   <w:tcMar>
                     <w:top w:w="30" w:type="dxa"/>
                     <w:left w:w="45" w:type="dxa"/>
@@ -9113,12 +7869,6 @@
               <w:tc>
                 <w:tcPr>
                   <w:tcW w:w="982" w:type="pct"/>
-                  <w:tcBorders>
-                    <w:top w:val="single" w:sz="6" w:space="0" w:color="CCCCCC"/>
-                    <w:left w:val="single" w:sz="6" w:space="0" w:color="CCCCCC"/>
-                    <w:bottom w:val="single" w:sz="6" w:space="0" w:color="CCCCCC"/>
-                    <w:right w:val="single" w:sz="6" w:space="0" w:color="CCCCCC"/>
-                  </w:tcBorders>
                   <w:tcMar>
                     <w:top w:w="30" w:type="dxa"/>
                     <w:left w:w="45" w:type="dxa"/>
@@ -9152,12 +7902,6 @@
               <w:tc>
                 <w:tcPr>
                   <w:tcW w:w="870" w:type="pct"/>
-                  <w:tcBorders>
-                    <w:top w:val="single" w:sz="6" w:space="0" w:color="CCCCCC"/>
-                    <w:left w:val="single" w:sz="6" w:space="0" w:color="CCCCCC"/>
-                    <w:bottom w:val="single" w:sz="6" w:space="0" w:color="CCCCCC"/>
-                    <w:right w:val="single" w:sz="6" w:space="0" w:color="CCCCCC"/>
-                  </w:tcBorders>
                   <w:tcMar>
                     <w:top w:w="30" w:type="dxa"/>
                     <w:left w:w="45" w:type="dxa"/>
@@ -9197,12 +7941,6 @@
               <w:tc>
                 <w:tcPr>
                   <w:tcW w:w="670" w:type="pct"/>
-                  <w:tcBorders>
-                    <w:top w:val="single" w:sz="6" w:space="0" w:color="CCCCCC"/>
-                    <w:left w:val="single" w:sz="6" w:space="0" w:color="CCCCCC"/>
-                    <w:bottom w:val="single" w:sz="6" w:space="0" w:color="CCCCCC"/>
-                    <w:right w:val="single" w:sz="6" w:space="0" w:color="CCCCCC"/>
-                  </w:tcBorders>
                   <w:tcMar>
                     <w:top w:w="30" w:type="dxa"/>
                     <w:left w:w="45" w:type="dxa"/>
@@ -9236,12 +7974,6 @@
               <w:tc>
                 <w:tcPr>
                   <w:tcW w:w="749" w:type="pct"/>
-                  <w:tcBorders>
-                    <w:top w:val="single" w:sz="6" w:space="0" w:color="CCCCCC"/>
-                    <w:left w:val="single" w:sz="6" w:space="0" w:color="CCCCCC"/>
-                    <w:bottom w:val="single" w:sz="6" w:space="0" w:color="CCCCCC"/>
-                    <w:right w:val="single" w:sz="6" w:space="0" w:color="CCCCCC"/>
-                  </w:tcBorders>
                   <w:tcMar>
                     <w:top w:w="0" w:type="dxa"/>
                     <w:left w:w="0" w:type="dxa"/>
@@ -9275,12 +8007,6 @@
               <w:tc>
                 <w:tcPr>
                   <w:tcW w:w="749" w:type="pct"/>
-                  <w:tcBorders>
-                    <w:top w:val="single" w:sz="6" w:space="0" w:color="CCCCCC"/>
-                    <w:left w:val="single" w:sz="6" w:space="0" w:color="CCCCCC"/>
-                    <w:bottom w:val="single" w:sz="6" w:space="0" w:color="CCCCCC"/>
-                    <w:right w:val="single" w:sz="6" w:space="0" w:color="CCCCCC"/>
-                  </w:tcBorders>
                   <w:tcMar>
                     <w:top w:w="0" w:type="dxa"/>
                     <w:left w:w="0" w:type="dxa"/>
@@ -9314,12 +8040,6 @@
               <w:tc>
                 <w:tcPr>
                   <w:tcW w:w="982" w:type="pct"/>
-                  <w:tcBorders>
-                    <w:top w:val="single" w:sz="6" w:space="0" w:color="CCCCCC"/>
-                    <w:left w:val="single" w:sz="6" w:space="0" w:color="CCCCCC"/>
-                    <w:bottom w:val="single" w:sz="6" w:space="0" w:color="CCCCCC"/>
-                    <w:right w:val="single" w:sz="6" w:space="0" w:color="CCCCCC"/>
-                  </w:tcBorders>
                   <w:tcMar>
                     <w:top w:w="30" w:type="dxa"/>
                     <w:left w:w="45" w:type="dxa"/>
@@ -9353,12 +8073,6 @@
               <w:tc>
                 <w:tcPr>
                   <w:tcW w:w="982" w:type="pct"/>
-                  <w:tcBorders>
-                    <w:top w:val="single" w:sz="6" w:space="0" w:color="CCCCCC"/>
-                    <w:left w:val="single" w:sz="6" w:space="0" w:color="CCCCCC"/>
-                    <w:bottom w:val="single" w:sz="6" w:space="0" w:color="CCCCCC"/>
-                    <w:right w:val="single" w:sz="6" w:space="0" w:color="CCCCCC"/>
-                  </w:tcBorders>
                   <w:tcMar>
                     <w:top w:w="30" w:type="dxa"/>
                     <w:left w:w="45" w:type="dxa"/>
@@ -9392,12 +8106,6 @@
               <w:tc>
                 <w:tcPr>
                   <w:tcW w:w="870" w:type="pct"/>
-                  <w:tcBorders>
-                    <w:top w:val="single" w:sz="6" w:space="0" w:color="CCCCCC"/>
-                    <w:left w:val="single" w:sz="6" w:space="0" w:color="CCCCCC"/>
-                    <w:bottom w:val="single" w:sz="6" w:space="0" w:color="CCCCCC"/>
-                    <w:right w:val="single" w:sz="6" w:space="0" w:color="CCCCCC"/>
-                  </w:tcBorders>
                   <w:tcMar>
                     <w:top w:w="30" w:type="dxa"/>
                     <w:left w:w="45" w:type="dxa"/>
@@ -9437,12 +8145,6 @@
               <w:tc>
                 <w:tcPr>
                   <w:tcW w:w="670" w:type="pct"/>
-                  <w:tcBorders>
-                    <w:top w:val="single" w:sz="6" w:space="0" w:color="CCCCCC"/>
-                    <w:left w:val="single" w:sz="6" w:space="0" w:color="CCCCCC"/>
-                    <w:bottom w:val="single" w:sz="6" w:space="0" w:color="CCCCCC"/>
-                    <w:right w:val="single" w:sz="6" w:space="0" w:color="CCCCCC"/>
-                  </w:tcBorders>
                   <w:tcMar>
                     <w:top w:w="30" w:type="dxa"/>
                     <w:left w:w="45" w:type="dxa"/>
@@ -9476,12 +8178,6 @@
               <w:tc>
                 <w:tcPr>
                   <w:tcW w:w="749" w:type="pct"/>
-                  <w:tcBorders>
-                    <w:top w:val="single" w:sz="6" w:space="0" w:color="CCCCCC"/>
-                    <w:left w:val="single" w:sz="6" w:space="0" w:color="CCCCCC"/>
-                    <w:bottom w:val="single" w:sz="6" w:space="0" w:color="CCCCCC"/>
-                    <w:right w:val="single" w:sz="6" w:space="0" w:color="CCCCCC"/>
-                  </w:tcBorders>
                   <w:tcMar>
                     <w:top w:w="0" w:type="dxa"/>
                     <w:left w:w="0" w:type="dxa"/>
@@ -9515,12 +8211,6 @@
               <w:tc>
                 <w:tcPr>
                   <w:tcW w:w="749" w:type="pct"/>
-                  <w:tcBorders>
-                    <w:top w:val="single" w:sz="6" w:space="0" w:color="CCCCCC"/>
-                    <w:left w:val="single" w:sz="6" w:space="0" w:color="CCCCCC"/>
-                    <w:bottom w:val="single" w:sz="6" w:space="0" w:color="CCCCCC"/>
-                    <w:right w:val="single" w:sz="6" w:space="0" w:color="CCCCCC"/>
-                  </w:tcBorders>
                   <w:tcMar>
                     <w:top w:w="0" w:type="dxa"/>
                     <w:left w:w="0" w:type="dxa"/>
@@ -9554,12 +8244,6 @@
               <w:tc>
                 <w:tcPr>
                   <w:tcW w:w="982" w:type="pct"/>
-                  <w:tcBorders>
-                    <w:top w:val="single" w:sz="6" w:space="0" w:color="CCCCCC"/>
-                    <w:left w:val="single" w:sz="6" w:space="0" w:color="CCCCCC"/>
-                    <w:bottom w:val="single" w:sz="6" w:space="0" w:color="CCCCCC"/>
-                    <w:right w:val="single" w:sz="6" w:space="0" w:color="CCCCCC"/>
-                  </w:tcBorders>
                   <w:tcMar>
                     <w:top w:w="30" w:type="dxa"/>
                     <w:left w:w="45" w:type="dxa"/>
@@ -9593,12 +8277,6 @@
               <w:tc>
                 <w:tcPr>
                   <w:tcW w:w="982" w:type="pct"/>
-                  <w:tcBorders>
-                    <w:top w:val="single" w:sz="6" w:space="0" w:color="CCCCCC"/>
-                    <w:left w:val="single" w:sz="6" w:space="0" w:color="CCCCCC"/>
-                    <w:bottom w:val="single" w:sz="6" w:space="0" w:color="CCCCCC"/>
-                    <w:right w:val="single" w:sz="6" w:space="0" w:color="CCCCCC"/>
-                  </w:tcBorders>
                   <w:tcMar>
                     <w:top w:w="30" w:type="dxa"/>
                     <w:left w:w="45" w:type="dxa"/>
@@ -9632,12 +8310,6 @@
               <w:tc>
                 <w:tcPr>
                   <w:tcW w:w="870" w:type="pct"/>
-                  <w:tcBorders>
-                    <w:top w:val="single" w:sz="6" w:space="0" w:color="CCCCCC"/>
-                    <w:left w:val="single" w:sz="6" w:space="0" w:color="CCCCCC"/>
-                    <w:bottom w:val="single" w:sz="6" w:space="0" w:color="CCCCCC"/>
-                    <w:right w:val="single" w:sz="6" w:space="0" w:color="CCCCCC"/>
-                  </w:tcBorders>
                   <w:tcMar>
                     <w:top w:w="30" w:type="dxa"/>
                     <w:left w:w="45" w:type="dxa"/>
@@ -9677,12 +8349,6 @@
               <w:tc>
                 <w:tcPr>
                   <w:tcW w:w="670" w:type="pct"/>
-                  <w:tcBorders>
-                    <w:top w:val="single" w:sz="6" w:space="0" w:color="CCCCCC"/>
-                    <w:left w:val="single" w:sz="6" w:space="0" w:color="CCCCCC"/>
-                    <w:bottom w:val="single" w:sz="6" w:space="0" w:color="CCCCCC"/>
-                    <w:right w:val="single" w:sz="6" w:space="0" w:color="CCCCCC"/>
-                  </w:tcBorders>
                   <w:tcMar>
                     <w:top w:w="30" w:type="dxa"/>
                     <w:left w:w="45" w:type="dxa"/>
@@ -9716,12 +8382,6 @@
               <w:tc>
                 <w:tcPr>
                   <w:tcW w:w="749" w:type="pct"/>
-                  <w:tcBorders>
-                    <w:top w:val="single" w:sz="6" w:space="0" w:color="CCCCCC"/>
-                    <w:left w:val="single" w:sz="6" w:space="0" w:color="CCCCCC"/>
-                    <w:bottom w:val="single" w:sz="6" w:space="0" w:color="CCCCCC"/>
-                    <w:right w:val="single" w:sz="6" w:space="0" w:color="CCCCCC"/>
-                  </w:tcBorders>
                   <w:tcMar>
                     <w:top w:w="0" w:type="dxa"/>
                     <w:left w:w="0" w:type="dxa"/>
@@ -9755,12 +8415,6 @@
               <w:tc>
                 <w:tcPr>
                   <w:tcW w:w="749" w:type="pct"/>
-                  <w:tcBorders>
-                    <w:top w:val="single" w:sz="6" w:space="0" w:color="CCCCCC"/>
-                    <w:left w:val="single" w:sz="6" w:space="0" w:color="CCCCCC"/>
-                    <w:bottom w:val="single" w:sz="6" w:space="0" w:color="CCCCCC"/>
-                    <w:right w:val="single" w:sz="6" w:space="0" w:color="CCCCCC"/>
-                  </w:tcBorders>
                   <w:tcMar>
                     <w:top w:w="0" w:type="dxa"/>
                     <w:left w:w="0" w:type="dxa"/>
@@ -9794,12 +8448,6 @@
               <w:tc>
                 <w:tcPr>
                   <w:tcW w:w="982" w:type="pct"/>
-                  <w:tcBorders>
-                    <w:top w:val="single" w:sz="6" w:space="0" w:color="CCCCCC"/>
-                    <w:left w:val="single" w:sz="6" w:space="0" w:color="CCCCCC"/>
-                    <w:bottom w:val="single" w:sz="6" w:space="0" w:color="CCCCCC"/>
-                    <w:right w:val="single" w:sz="6" w:space="0" w:color="CCCCCC"/>
-                  </w:tcBorders>
                   <w:tcMar>
                     <w:top w:w="30" w:type="dxa"/>
                     <w:left w:w="45" w:type="dxa"/>
@@ -9833,12 +8481,6 @@
               <w:tc>
                 <w:tcPr>
                   <w:tcW w:w="982" w:type="pct"/>
-                  <w:tcBorders>
-                    <w:top w:val="single" w:sz="6" w:space="0" w:color="CCCCCC"/>
-                    <w:left w:val="single" w:sz="6" w:space="0" w:color="CCCCCC"/>
-                    <w:bottom w:val="single" w:sz="6" w:space="0" w:color="CCCCCC"/>
-                    <w:right w:val="single" w:sz="6" w:space="0" w:color="CCCCCC"/>
-                  </w:tcBorders>
                   <w:tcMar>
                     <w:top w:w="30" w:type="dxa"/>
                     <w:left w:w="45" w:type="dxa"/>
@@ -9872,12 +8514,6 @@
               <w:tc>
                 <w:tcPr>
                   <w:tcW w:w="870" w:type="pct"/>
-                  <w:tcBorders>
-                    <w:top w:val="single" w:sz="6" w:space="0" w:color="CCCCCC"/>
-                    <w:left w:val="single" w:sz="6" w:space="0" w:color="CCCCCC"/>
-                    <w:bottom w:val="single" w:sz="6" w:space="0" w:color="CCCCCC"/>
-                    <w:right w:val="single" w:sz="6" w:space="0" w:color="CCCCCC"/>
-                  </w:tcBorders>
                   <w:tcMar>
                     <w:top w:w="30" w:type="dxa"/>
                     <w:left w:w="45" w:type="dxa"/>
@@ -9917,12 +8553,6 @@
               <w:tc>
                 <w:tcPr>
                   <w:tcW w:w="670" w:type="pct"/>
-                  <w:tcBorders>
-                    <w:top w:val="single" w:sz="6" w:space="0" w:color="CCCCCC"/>
-                    <w:left w:val="single" w:sz="6" w:space="0" w:color="CCCCCC"/>
-                    <w:bottom w:val="single" w:sz="6" w:space="0" w:color="CCCCCC"/>
-                    <w:right w:val="single" w:sz="6" w:space="0" w:color="CCCCCC"/>
-                  </w:tcBorders>
                   <w:tcMar>
                     <w:top w:w="30" w:type="dxa"/>
                     <w:left w:w="45" w:type="dxa"/>
@@ -9956,12 +8586,6 @@
               <w:tc>
                 <w:tcPr>
                   <w:tcW w:w="749" w:type="pct"/>
-                  <w:tcBorders>
-                    <w:top w:val="single" w:sz="6" w:space="0" w:color="CCCCCC"/>
-                    <w:left w:val="single" w:sz="6" w:space="0" w:color="CCCCCC"/>
-                    <w:bottom w:val="single" w:sz="6" w:space="0" w:color="CCCCCC"/>
-                    <w:right w:val="single" w:sz="6" w:space="0" w:color="CCCCCC"/>
-                  </w:tcBorders>
                   <w:tcMar>
                     <w:top w:w="0" w:type="dxa"/>
                     <w:left w:w="0" w:type="dxa"/>
@@ -9995,12 +8619,6 @@
               <w:tc>
                 <w:tcPr>
                   <w:tcW w:w="749" w:type="pct"/>
-                  <w:tcBorders>
-                    <w:top w:val="single" w:sz="6" w:space="0" w:color="CCCCCC"/>
-                    <w:left w:val="single" w:sz="6" w:space="0" w:color="CCCCCC"/>
-                    <w:bottom w:val="single" w:sz="6" w:space="0" w:color="CCCCCC"/>
-                    <w:right w:val="single" w:sz="6" w:space="0" w:color="CCCCCC"/>
-                  </w:tcBorders>
                   <w:tcMar>
                     <w:top w:w="0" w:type="dxa"/>
                     <w:left w:w="0" w:type="dxa"/>
@@ -10034,12 +8652,6 @@
               <w:tc>
                 <w:tcPr>
                   <w:tcW w:w="982" w:type="pct"/>
-                  <w:tcBorders>
-                    <w:top w:val="single" w:sz="6" w:space="0" w:color="CCCCCC"/>
-                    <w:left w:val="single" w:sz="6" w:space="0" w:color="CCCCCC"/>
-                    <w:bottom w:val="single" w:sz="6" w:space="0" w:color="CCCCCC"/>
-                    <w:right w:val="single" w:sz="6" w:space="0" w:color="CCCCCC"/>
-                  </w:tcBorders>
                   <w:tcMar>
                     <w:top w:w="30" w:type="dxa"/>
                     <w:left w:w="45" w:type="dxa"/>
@@ -10073,12 +8685,6 @@
               <w:tc>
                 <w:tcPr>
                   <w:tcW w:w="982" w:type="pct"/>
-                  <w:tcBorders>
-                    <w:top w:val="single" w:sz="6" w:space="0" w:color="CCCCCC"/>
-                    <w:left w:val="single" w:sz="6" w:space="0" w:color="CCCCCC"/>
-                    <w:bottom w:val="single" w:sz="6" w:space="0" w:color="CCCCCC"/>
-                    <w:right w:val="single" w:sz="6" w:space="0" w:color="CCCCCC"/>
-                  </w:tcBorders>
                   <w:tcMar>
                     <w:top w:w="30" w:type="dxa"/>
                     <w:left w:w="45" w:type="dxa"/>
@@ -10112,12 +8718,6 @@
               <w:tc>
                 <w:tcPr>
                   <w:tcW w:w="870" w:type="pct"/>
-                  <w:tcBorders>
-                    <w:top w:val="single" w:sz="6" w:space="0" w:color="CCCCCC"/>
-                    <w:left w:val="single" w:sz="6" w:space="0" w:color="CCCCCC"/>
-                    <w:bottom w:val="single" w:sz="6" w:space="0" w:color="CCCCCC"/>
-                    <w:right w:val="single" w:sz="6" w:space="0" w:color="CCCCCC"/>
-                  </w:tcBorders>
                   <w:tcMar>
                     <w:top w:w="30" w:type="dxa"/>
                     <w:left w:w="45" w:type="dxa"/>
@@ -10157,12 +8757,6 @@
               <w:tc>
                 <w:tcPr>
                   <w:tcW w:w="670" w:type="pct"/>
-                  <w:tcBorders>
-                    <w:top w:val="single" w:sz="6" w:space="0" w:color="CCCCCC"/>
-                    <w:left w:val="single" w:sz="6" w:space="0" w:color="CCCCCC"/>
-                    <w:bottom w:val="single" w:sz="6" w:space="0" w:color="CCCCCC"/>
-                    <w:right w:val="single" w:sz="6" w:space="0" w:color="CCCCCC"/>
-                  </w:tcBorders>
                   <w:tcMar>
                     <w:top w:w="30" w:type="dxa"/>
                     <w:left w:w="45" w:type="dxa"/>
@@ -10196,12 +8790,6 @@
               <w:tc>
                 <w:tcPr>
                   <w:tcW w:w="749" w:type="pct"/>
-                  <w:tcBorders>
-                    <w:top w:val="single" w:sz="6" w:space="0" w:color="CCCCCC"/>
-                    <w:left w:val="single" w:sz="6" w:space="0" w:color="CCCCCC"/>
-                    <w:bottom w:val="single" w:sz="6" w:space="0" w:color="CCCCCC"/>
-                    <w:right w:val="single" w:sz="6" w:space="0" w:color="CCCCCC"/>
-                  </w:tcBorders>
                   <w:tcMar>
                     <w:top w:w="0" w:type="dxa"/>
                     <w:left w:w="0" w:type="dxa"/>
@@ -10235,12 +8823,6 @@
               <w:tc>
                 <w:tcPr>
                   <w:tcW w:w="749" w:type="pct"/>
-                  <w:tcBorders>
-                    <w:top w:val="single" w:sz="6" w:space="0" w:color="CCCCCC"/>
-                    <w:left w:val="single" w:sz="6" w:space="0" w:color="CCCCCC"/>
-                    <w:bottom w:val="single" w:sz="6" w:space="0" w:color="CCCCCC"/>
-                    <w:right w:val="single" w:sz="6" w:space="0" w:color="CCCCCC"/>
-                  </w:tcBorders>
                   <w:tcMar>
                     <w:top w:w="0" w:type="dxa"/>
                     <w:left w:w="0" w:type="dxa"/>
@@ -10274,12 +8856,6 @@
               <w:tc>
                 <w:tcPr>
                   <w:tcW w:w="982" w:type="pct"/>
-                  <w:tcBorders>
-                    <w:top w:val="single" w:sz="6" w:space="0" w:color="CCCCCC"/>
-                    <w:left w:val="single" w:sz="6" w:space="0" w:color="CCCCCC"/>
-                    <w:bottom w:val="single" w:sz="6" w:space="0" w:color="CCCCCC"/>
-                    <w:right w:val="single" w:sz="6" w:space="0" w:color="CCCCCC"/>
-                  </w:tcBorders>
                   <w:tcMar>
                     <w:top w:w="30" w:type="dxa"/>
                     <w:left w:w="45" w:type="dxa"/>
@@ -10313,12 +8889,6 @@
               <w:tc>
                 <w:tcPr>
                   <w:tcW w:w="982" w:type="pct"/>
-                  <w:tcBorders>
-                    <w:top w:val="single" w:sz="6" w:space="0" w:color="CCCCCC"/>
-                    <w:left w:val="single" w:sz="6" w:space="0" w:color="CCCCCC"/>
-                    <w:bottom w:val="single" w:sz="6" w:space="0" w:color="CCCCCC"/>
-                    <w:right w:val="single" w:sz="6" w:space="0" w:color="CCCCCC"/>
-                  </w:tcBorders>
                   <w:tcMar>
                     <w:top w:w="30" w:type="dxa"/>
                     <w:left w:w="45" w:type="dxa"/>
@@ -10352,12 +8922,6 @@
               <w:tc>
                 <w:tcPr>
                   <w:tcW w:w="870" w:type="pct"/>
-                  <w:tcBorders>
-                    <w:top w:val="single" w:sz="6" w:space="0" w:color="CCCCCC"/>
-                    <w:left w:val="single" w:sz="6" w:space="0" w:color="CCCCCC"/>
-                    <w:bottom w:val="single" w:sz="6" w:space="0" w:color="CCCCCC"/>
-                    <w:right w:val="single" w:sz="6" w:space="0" w:color="CCCCCC"/>
-                  </w:tcBorders>
                   <w:tcMar>
                     <w:top w:w="30" w:type="dxa"/>
                     <w:left w:w="45" w:type="dxa"/>
@@ -10397,12 +8961,6 @@
               <w:tc>
                 <w:tcPr>
                   <w:tcW w:w="670" w:type="pct"/>
-                  <w:tcBorders>
-                    <w:top w:val="single" w:sz="6" w:space="0" w:color="CCCCCC"/>
-                    <w:left w:val="single" w:sz="6" w:space="0" w:color="CCCCCC"/>
-                    <w:bottom w:val="single" w:sz="6" w:space="0" w:color="CCCCCC"/>
-                    <w:right w:val="single" w:sz="6" w:space="0" w:color="CCCCCC"/>
-                  </w:tcBorders>
                   <w:tcMar>
                     <w:top w:w="30" w:type="dxa"/>
                     <w:left w:w="45" w:type="dxa"/>
@@ -10436,12 +8994,6 @@
               <w:tc>
                 <w:tcPr>
                   <w:tcW w:w="749" w:type="pct"/>
-                  <w:tcBorders>
-                    <w:top w:val="single" w:sz="6" w:space="0" w:color="CCCCCC"/>
-                    <w:left w:val="single" w:sz="6" w:space="0" w:color="CCCCCC"/>
-                    <w:bottom w:val="single" w:sz="6" w:space="0" w:color="CCCCCC"/>
-                    <w:right w:val="single" w:sz="6" w:space="0" w:color="CCCCCC"/>
-                  </w:tcBorders>
                   <w:tcMar>
                     <w:top w:w="0" w:type="dxa"/>
                     <w:left w:w="0" w:type="dxa"/>
@@ -10475,12 +9027,6 @@
               <w:tc>
                 <w:tcPr>
                   <w:tcW w:w="749" w:type="pct"/>
-                  <w:tcBorders>
-                    <w:top w:val="single" w:sz="6" w:space="0" w:color="CCCCCC"/>
-                    <w:left w:val="single" w:sz="6" w:space="0" w:color="CCCCCC"/>
-                    <w:bottom w:val="single" w:sz="6" w:space="0" w:color="CCCCCC"/>
-                    <w:right w:val="single" w:sz="6" w:space="0" w:color="CCCCCC"/>
-                  </w:tcBorders>
                   <w:tcMar>
                     <w:top w:w="0" w:type="dxa"/>
                     <w:left w:w="0" w:type="dxa"/>
@@ -10514,12 +9060,6 @@
               <w:tc>
                 <w:tcPr>
                   <w:tcW w:w="982" w:type="pct"/>
-                  <w:tcBorders>
-                    <w:top w:val="single" w:sz="6" w:space="0" w:color="CCCCCC"/>
-                    <w:left w:val="single" w:sz="6" w:space="0" w:color="CCCCCC"/>
-                    <w:bottom w:val="single" w:sz="6" w:space="0" w:color="CCCCCC"/>
-                    <w:right w:val="single" w:sz="6" w:space="0" w:color="CCCCCC"/>
-                  </w:tcBorders>
                   <w:tcMar>
                     <w:top w:w="30" w:type="dxa"/>
                     <w:left w:w="45" w:type="dxa"/>
@@ -10553,12 +9093,6 @@
               <w:tc>
                 <w:tcPr>
                   <w:tcW w:w="982" w:type="pct"/>
-                  <w:tcBorders>
-                    <w:top w:val="single" w:sz="6" w:space="0" w:color="CCCCCC"/>
-                    <w:left w:val="single" w:sz="6" w:space="0" w:color="CCCCCC"/>
-                    <w:bottom w:val="single" w:sz="6" w:space="0" w:color="CCCCCC"/>
-                    <w:right w:val="single" w:sz="6" w:space="0" w:color="CCCCCC"/>
-                  </w:tcBorders>
                   <w:tcMar>
                     <w:top w:w="30" w:type="dxa"/>
                     <w:left w:w="45" w:type="dxa"/>
@@ -10592,12 +9126,6 @@
               <w:tc>
                 <w:tcPr>
                   <w:tcW w:w="870" w:type="pct"/>
-                  <w:tcBorders>
-                    <w:top w:val="single" w:sz="6" w:space="0" w:color="CCCCCC"/>
-                    <w:left w:val="single" w:sz="6" w:space="0" w:color="CCCCCC"/>
-                    <w:bottom w:val="single" w:sz="6" w:space="0" w:color="CCCCCC"/>
-                    <w:right w:val="single" w:sz="6" w:space="0" w:color="CCCCCC"/>
-                  </w:tcBorders>
                   <w:tcMar>
                     <w:top w:w="30" w:type="dxa"/>
                     <w:left w:w="45" w:type="dxa"/>
@@ -10637,12 +9165,6 @@
               <w:tc>
                 <w:tcPr>
                   <w:tcW w:w="670" w:type="pct"/>
-                  <w:tcBorders>
-                    <w:top w:val="single" w:sz="6" w:space="0" w:color="CCCCCC"/>
-                    <w:left w:val="single" w:sz="6" w:space="0" w:color="CCCCCC"/>
-                    <w:bottom w:val="single" w:sz="6" w:space="0" w:color="CCCCCC"/>
-                    <w:right w:val="single" w:sz="6" w:space="0" w:color="CCCCCC"/>
-                  </w:tcBorders>
                   <w:tcMar>
                     <w:top w:w="30" w:type="dxa"/>
                     <w:left w:w="45" w:type="dxa"/>
@@ -10676,12 +9198,6 @@
               <w:tc>
                 <w:tcPr>
                   <w:tcW w:w="749" w:type="pct"/>
-                  <w:tcBorders>
-                    <w:top w:val="single" w:sz="6" w:space="0" w:color="CCCCCC"/>
-                    <w:left w:val="single" w:sz="6" w:space="0" w:color="CCCCCC"/>
-                    <w:bottom w:val="single" w:sz="6" w:space="0" w:color="CCCCCC"/>
-                    <w:right w:val="single" w:sz="6" w:space="0" w:color="CCCCCC"/>
-                  </w:tcBorders>
                   <w:tcMar>
                     <w:top w:w="0" w:type="dxa"/>
                     <w:left w:w="0" w:type="dxa"/>
@@ -10715,12 +9231,6 @@
               <w:tc>
                 <w:tcPr>
                   <w:tcW w:w="749" w:type="pct"/>
-                  <w:tcBorders>
-                    <w:top w:val="single" w:sz="6" w:space="0" w:color="CCCCCC"/>
-                    <w:left w:val="single" w:sz="6" w:space="0" w:color="CCCCCC"/>
-                    <w:bottom w:val="single" w:sz="6" w:space="0" w:color="CCCCCC"/>
-                    <w:right w:val="single" w:sz="6" w:space="0" w:color="CCCCCC"/>
-                  </w:tcBorders>
                   <w:tcMar>
                     <w:top w:w="0" w:type="dxa"/>
                     <w:left w:w="0" w:type="dxa"/>
@@ -10754,12 +9264,6 @@
               <w:tc>
                 <w:tcPr>
                   <w:tcW w:w="982" w:type="pct"/>
-                  <w:tcBorders>
-                    <w:top w:val="single" w:sz="6" w:space="0" w:color="CCCCCC"/>
-                    <w:left w:val="single" w:sz="6" w:space="0" w:color="CCCCCC"/>
-                    <w:bottom w:val="single" w:sz="6" w:space="0" w:color="CCCCCC"/>
-                    <w:right w:val="single" w:sz="6" w:space="0" w:color="CCCCCC"/>
-                  </w:tcBorders>
                   <w:tcMar>
                     <w:top w:w="30" w:type="dxa"/>
                     <w:left w:w="45" w:type="dxa"/>
@@ -10793,12 +9297,6 @@
               <w:tc>
                 <w:tcPr>
                   <w:tcW w:w="982" w:type="pct"/>
-                  <w:tcBorders>
-                    <w:top w:val="single" w:sz="6" w:space="0" w:color="CCCCCC"/>
-                    <w:left w:val="single" w:sz="6" w:space="0" w:color="CCCCCC"/>
-                    <w:bottom w:val="single" w:sz="6" w:space="0" w:color="CCCCCC"/>
-                    <w:right w:val="single" w:sz="6" w:space="0" w:color="CCCCCC"/>
-                  </w:tcBorders>
                   <w:tcMar>
                     <w:top w:w="30" w:type="dxa"/>
                     <w:left w:w="45" w:type="dxa"/>
@@ -10832,12 +9330,6 @@
               <w:tc>
                 <w:tcPr>
                   <w:tcW w:w="870" w:type="pct"/>
-                  <w:tcBorders>
-                    <w:top w:val="single" w:sz="6" w:space="0" w:color="CCCCCC"/>
-                    <w:left w:val="single" w:sz="6" w:space="0" w:color="CCCCCC"/>
-                    <w:bottom w:val="single" w:sz="6" w:space="0" w:color="CCCCCC"/>
-                    <w:right w:val="single" w:sz="6" w:space="0" w:color="CCCCCC"/>
-                  </w:tcBorders>
                   <w:tcMar>
                     <w:top w:w="30" w:type="dxa"/>
                     <w:left w:w="45" w:type="dxa"/>
@@ -10877,12 +9369,6 @@
               <w:tc>
                 <w:tcPr>
                   <w:tcW w:w="670" w:type="pct"/>
-                  <w:tcBorders>
-                    <w:top w:val="single" w:sz="6" w:space="0" w:color="CCCCCC"/>
-                    <w:left w:val="single" w:sz="6" w:space="0" w:color="CCCCCC"/>
-                    <w:bottom w:val="single" w:sz="6" w:space="0" w:color="CCCCCC"/>
-                    <w:right w:val="single" w:sz="6" w:space="0" w:color="CCCCCC"/>
-                  </w:tcBorders>
                   <w:tcMar>
                     <w:top w:w="30" w:type="dxa"/>
                     <w:left w:w="45" w:type="dxa"/>
@@ -10916,12 +9402,6 @@
               <w:tc>
                 <w:tcPr>
                   <w:tcW w:w="749" w:type="pct"/>
-                  <w:tcBorders>
-                    <w:top w:val="single" w:sz="6" w:space="0" w:color="CCCCCC"/>
-                    <w:left w:val="single" w:sz="6" w:space="0" w:color="CCCCCC"/>
-                    <w:bottom w:val="single" w:sz="6" w:space="0" w:color="CCCCCC"/>
-                    <w:right w:val="single" w:sz="6" w:space="0" w:color="CCCCCC"/>
-                  </w:tcBorders>
                   <w:tcMar>
                     <w:top w:w="0" w:type="dxa"/>
                     <w:left w:w="0" w:type="dxa"/>
@@ -10955,12 +9435,6 @@
               <w:tc>
                 <w:tcPr>
                   <w:tcW w:w="749" w:type="pct"/>
-                  <w:tcBorders>
-                    <w:top w:val="single" w:sz="6" w:space="0" w:color="CCCCCC"/>
-                    <w:left w:val="single" w:sz="6" w:space="0" w:color="CCCCCC"/>
-                    <w:bottom w:val="single" w:sz="6" w:space="0" w:color="CCCCCC"/>
-                    <w:right w:val="single" w:sz="6" w:space="0" w:color="CCCCCC"/>
-                  </w:tcBorders>
                   <w:tcMar>
                     <w:top w:w="0" w:type="dxa"/>
                     <w:left w:w="0" w:type="dxa"/>
@@ -10994,12 +9468,6 @@
               <w:tc>
                 <w:tcPr>
                   <w:tcW w:w="982" w:type="pct"/>
-                  <w:tcBorders>
-                    <w:top w:val="single" w:sz="6" w:space="0" w:color="CCCCCC"/>
-                    <w:left w:val="single" w:sz="6" w:space="0" w:color="CCCCCC"/>
-                    <w:bottom w:val="single" w:sz="6" w:space="0" w:color="CCCCCC"/>
-                    <w:right w:val="single" w:sz="6" w:space="0" w:color="CCCCCC"/>
-                  </w:tcBorders>
                   <w:tcMar>
                     <w:top w:w="30" w:type="dxa"/>
                     <w:left w:w="45" w:type="dxa"/>
@@ -11033,12 +9501,6 @@
               <w:tc>
                 <w:tcPr>
                   <w:tcW w:w="982" w:type="pct"/>
-                  <w:tcBorders>
-                    <w:top w:val="single" w:sz="6" w:space="0" w:color="CCCCCC"/>
-                    <w:left w:val="single" w:sz="6" w:space="0" w:color="CCCCCC"/>
-                    <w:bottom w:val="single" w:sz="6" w:space="0" w:color="CCCCCC"/>
-                    <w:right w:val="single" w:sz="6" w:space="0" w:color="CCCCCC"/>
-                  </w:tcBorders>
                   <w:tcMar>
                     <w:top w:w="30" w:type="dxa"/>
                     <w:left w:w="45" w:type="dxa"/>
@@ -11072,12 +9534,6 @@
               <w:tc>
                 <w:tcPr>
                   <w:tcW w:w="870" w:type="pct"/>
-                  <w:tcBorders>
-                    <w:top w:val="single" w:sz="6" w:space="0" w:color="CCCCCC"/>
-                    <w:left w:val="single" w:sz="6" w:space="0" w:color="CCCCCC"/>
-                    <w:bottom w:val="single" w:sz="6" w:space="0" w:color="CCCCCC"/>
-                    <w:right w:val="single" w:sz="6" w:space="0" w:color="CCCCCC"/>
-                  </w:tcBorders>
                   <w:tcMar>
                     <w:top w:w="30" w:type="dxa"/>
                     <w:left w:w="45" w:type="dxa"/>
@@ -11117,12 +9573,6 @@
               <w:tc>
                 <w:tcPr>
                   <w:tcW w:w="670" w:type="pct"/>
-                  <w:tcBorders>
-                    <w:top w:val="single" w:sz="6" w:space="0" w:color="CCCCCC"/>
-                    <w:left w:val="single" w:sz="6" w:space="0" w:color="CCCCCC"/>
-                    <w:bottom w:val="single" w:sz="6" w:space="0" w:color="CCCCCC"/>
-                    <w:right w:val="single" w:sz="6" w:space="0" w:color="CCCCCC"/>
-                  </w:tcBorders>
                   <w:tcMar>
                     <w:top w:w="30" w:type="dxa"/>
                     <w:left w:w="45" w:type="dxa"/>
@@ -11156,12 +9606,6 @@
               <w:tc>
                 <w:tcPr>
                   <w:tcW w:w="749" w:type="pct"/>
-                  <w:tcBorders>
-                    <w:top w:val="single" w:sz="6" w:space="0" w:color="CCCCCC"/>
-                    <w:left w:val="single" w:sz="6" w:space="0" w:color="CCCCCC"/>
-                    <w:bottom w:val="single" w:sz="6" w:space="0" w:color="CCCCCC"/>
-                    <w:right w:val="single" w:sz="6" w:space="0" w:color="CCCCCC"/>
-                  </w:tcBorders>
                   <w:tcMar>
                     <w:top w:w="0" w:type="dxa"/>
                     <w:left w:w="0" w:type="dxa"/>
@@ -11195,12 +9639,6 @@
               <w:tc>
                 <w:tcPr>
                   <w:tcW w:w="749" w:type="pct"/>
-                  <w:tcBorders>
-                    <w:top w:val="single" w:sz="6" w:space="0" w:color="CCCCCC"/>
-                    <w:left w:val="single" w:sz="6" w:space="0" w:color="CCCCCC"/>
-                    <w:bottom w:val="single" w:sz="6" w:space="0" w:color="CCCCCC"/>
-                    <w:right w:val="single" w:sz="6" w:space="0" w:color="CCCCCC"/>
-                  </w:tcBorders>
                   <w:tcMar>
                     <w:top w:w="0" w:type="dxa"/>
                     <w:left w:w="0" w:type="dxa"/>
@@ -11234,12 +9672,6 @@
               <w:tc>
                 <w:tcPr>
                   <w:tcW w:w="982" w:type="pct"/>
-                  <w:tcBorders>
-                    <w:top w:val="single" w:sz="6" w:space="0" w:color="CCCCCC"/>
-                    <w:left w:val="single" w:sz="6" w:space="0" w:color="CCCCCC"/>
-                    <w:bottom w:val="single" w:sz="6" w:space="0" w:color="CCCCCC"/>
-                    <w:right w:val="single" w:sz="6" w:space="0" w:color="CCCCCC"/>
-                  </w:tcBorders>
                   <w:tcMar>
                     <w:top w:w="30" w:type="dxa"/>
                     <w:left w:w="45" w:type="dxa"/>
@@ -11273,12 +9705,6 @@
               <w:tc>
                 <w:tcPr>
                   <w:tcW w:w="982" w:type="pct"/>
-                  <w:tcBorders>
-                    <w:top w:val="single" w:sz="6" w:space="0" w:color="CCCCCC"/>
-                    <w:left w:val="single" w:sz="6" w:space="0" w:color="CCCCCC"/>
-                    <w:bottom w:val="single" w:sz="6" w:space="0" w:color="CCCCCC"/>
-                    <w:right w:val="single" w:sz="6" w:space="0" w:color="CCCCCC"/>
-                  </w:tcBorders>
                   <w:tcMar>
                     <w:top w:w="30" w:type="dxa"/>
                     <w:left w:w="45" w:type="dxa"/>
@@ -11312,12 +9738,6 @@
               <w:tc>
                 <w:tcPr>
                   <w:tcW w:w="870" w:type="pct"/>
-                  <w:tcBorders>
-                    <w:top w:val="single" w:sz="6" w:space="0" w:color="CCCCCC"/>
-                    <w:left w:val="single" w:sz="6" w:space="0" w:color="CCCCCC"/>
-                    <w:bottom w:val="single" w:sz="6" w:space="0" w:color="CCCCCC"/>
-                    <w:right w:val="single" w:sz="6" w:space="0" w:color="CCCCCC"/>
-                  </w:tcBorders>
                   <w:tcMar>
                     <w:top w:w="30" w:type="dxa"/>
                     <w:left w:w="45" w:type="dxa"/>
@@ -11357,12 +9777,6 @@
               <w:tc>
                 <w:tcPr>
                   <w:tcW w:w="670" w:type="pct"/>
-                  <w:tcBorders>
-                    <w:top w:val="single" w:sz="6" w:space="0" w:color="CCCCCC"/>
-                    <w:left w:val="single" w:sz="6" w:space="0" w:color="CCCCCC"/>
-                    <w:bottom w:val="single" w:sz="6" w:space="0" w:color="CCCCCC"/>
-                    <w:right w:val="single" w:sz="6" w:space="0" w:color="CCCCCC"/>
-                  </w:tcBorders>
                   <w:tcMar>
                     <w:top w:w="30" w:type="dxa"/>
                     <w:left w:w="45" w:type="dxa"/>
@@ -11396,12 +9810,6 @@
               <w:tc>
                 <w:tcPr>
                   <w:tcW w:w="749" w:type="pct"/>
-                  <w:tcBorders>
-                    <w:top w:val="single" w:sz="6" w:space="0" w:color="CCCCCC"/>
-                    <w:left w:val="single" w:sz="6" w:space="0" w:color="CCCCCC"/>
-                    <w:bottom w:val="single" w:sz="6" w:space="0" w:color="CCCCCC"/>
-                    <w:right w:val="single" w:sz="6" w:space="0" w:color="CCCCCC"/>
-                  </w:tcBorders>
                   <w:tcMar>
                     <w:top w:w="0" w:type="dxa"/>
                     <w:left w:w="0" w:type="dxa"/>
@@ -11435,12 +9843,6 @@
               <w:tc>
                 <w:tcPr>
                   <w:tcW w:w="749" w:type="pct"/>
-                  <w:tcBorders>
-                    <w:top w:val="single" w:sz="6" w:space="0" w:color="CCCCCC"/>
-                    <w:left w:val="single" w:sz="6" w:space="0" w:color="CCCCCC"/>
-                    <w:bottom w:val="single" w:sz="6" w:space="0" w:color="CCCCCC"/>
-                    <w:right w:val="single" w:sz="6" w:space="0" w:color="CCCCCC"/>
-                  </w:tcBorders>
                   <w:tcMar>
                     <w:top w:w="0" w:type="dxa"/>
                     <w:left w:w="0" w:type="dxa"/>
@@ -11474,12 +9876,6 @@
               <w:tc>
                 <w:tcPr>
                   <w:tcW w:w="982" w:type="pct"/>
-                  <w:tcBorders>
-                    <w:top w:val="single" w:sz="6" w:space="0" w:color="CCCCCC"/>
-                    <w:left w:val="single" w:sz="6" w:space="0" w:color="CCCCCC"/>
-                    <w:bottom w:val="single" w:sz="6" w:space="0" w:color="CCCCCC"/>
-                    <w:right w:val="single" w:sz="6" w:space="0" w:color="CCCCCC"/>
-                  </w:tcBorders>
                   <w:tcMar>
                     <w:top w:w="30" w:type="dxa"/>
                     <w:left w:w="45" w:type="dxa"/>
@@ -11513,12 +9909,6 @@
               <w:tc>
                 <w:tcPr>
                   <w:tcW w:w="982" w:type="pct"/>
-                  <w:tcBorders>
-                    <w:top w:val="single" w:sz="6" w:space="0" w:color="CCCCCC"/>
-                    <w:left w:val="single" w:sz="6" w:space="0" w:color="CCCCCC"/>
-                    <w:bottom w:val="single" w:sz="6" w:space="0" w:color="CCCCCC"/>
-                    <w:right w:val="single" w:sz="6" w:space="0" w:color="CCCCCC"/>
-                  </w:tcBorders>
                   <w:tcMar>
                     <w:top w:w="30" w:type="dxa"/>
                     <w:left w:w="45" w:type="dxa"/>
@@ -11552,12 +9942,6 @@
               <w:tc>
                 <w:tcPr>
                   <w:tcW w:w="870" w:type="pct"/>
-                  <w:tcBorders>
-                    <w:top w:val="single" w:sz="6" w:space="0" w:color="CCCCCC"/>
-                    <w:left w:val="single" w:sz="6" w:space="0" w:color="CCCCCC"/>
-                    <w:bottom w:val="single" w:sz="6" w:space="0" w:color="CCCCCC"/>
-                    <w:right w:val="single" w:sz="6" w:space="0" w:color="CCCCCC"/>
-                  </w:tcBorders>
                   <w:tcMar>
                     <w:top w:w="30" w:type="dxa"/>
                     <w:left w:w="45" w:type="dxa"/>
@@ -11597,12 +9981,6 @@
               <w:tc>
                 <w:tcPr>
                   <w:tcW w:w="670" w:type="pct"/>
-                  <w:tcBorders>
-                    <w:top w:val="single" w:sz="6" w:space="0" w:color="CCCCCC"/>
-                    <w:left w:val="single" w:sz="6" w:space="0" w:color="CCCCCC"/>
-                    <w:bottom w:val="single" w:sz="6" w:space="0" w:color="CCCCCC"/>
-                    <w:right w:val="single" w:sz="6" w:space="0" w:color="CCCCCC"/>
-                  </w:tcBorders>
                   <w:tcMar>
                     <w:top w:w="30" w:type="dxa"/>
                     <w:left w:w="45" w:type="dxa"/>
@@ -11636,12 +10014,6 @@
               <w:tc>
                 <w:tcPr>
                   <w:tcW w:w="749" w:type="pct"/>
-                  <w:tcBorders>
-                    <w:top w:val="single" w:sz="6" w:space="0" w:color="CCCCCC"/>
-                    <w:left w:val="single" w:sz="6" w:space="0" w:color="CCCCCC"/>
-                    <w:bottom w:val="single" w:sz="6" w:space="0" w:color="CCCCCC"/>
-                    <w:right w:val="single" w:sz="6" w:space="0" w:color="CCCCCC"/>
-                  </w:tcBorders>
                   <w:tcMar>
                     <w:top w:w="0" w:type="dxa"/>
                     <w:left w:w="0" w:type="dxa"/>
@@ -11675,12 +10047,6 @@
               <w:tc>
                 <w:tcPr>
                   <w:tcW w:w="749" w:type="pct"/>
-                  <w:tcBorders>
-                    <w:top w:val="single" w:sz="6" w:space="0" w:color="CCCCCC"/>
-                    <w:left w:val="single" w:sz="6" w:space="0" w:color="CCCCCC"/>
-                    <w:bottom w:val="single" w:sz="6" w:space="0" w:color="CCCCCC"/>
-                    <w:right w:val="single" w:sz="6" w:space="0" w:color="CCCCCC"/>
-                  </w:tcBorders>
                   <w:tcMar>
                     <w:top w:w="0" w:type="dxa"/>
                     <w:left w:w="0" w:type="dxa"/>
@@ -11714,12 +10080,6 @@
               <w:tc>
                 <w:tcPr>
                   <w:tcW w:w="982" w:type="pct"/>
-                  <w:tcBorders>
-                    <w:top w:val="single" w:sz="6" w:space="0" w:color="CCCCCC"/>
-                    <w:left w:val="single" w:sz="6" w:space="0" w:color="CCCCCC"/>
-                    <w:bottom w:val="single" w:sz="6" w:space="0" w:color="CCCCCC"/>
-                    <w:right w:val="single" w:sz="6" w:space="0" w:color="CCCCCC"/>
-                  </w:tcBorders>
                   <w:tcMar>
                     <w:top w:w="30" w:type="dxa"/>
                     <w:left w:w="45" w:type="dxa"/>
@@ -11753,12 +10113,6 @@
               <w:tc>
                 <w:tcPr>
                   <w:tcW w:w="982" w:type="pct"/>
-                  <w:tcBorders>
-                    <w:top w:val="single" w:sz="6" w:space="0" w:color="CCCCCC"/>
-                    <w:left w:val="single" w:sz="6" w:space="0" w:color="CCCCCC"/>
-                    <w:bottom w:val="single" w:sz="6" w:space="0" w:color="CCCCCC"/>
-                    <w:right w:val="single" w:sz="6" w:space="0" w:color="CCCCCC"/>
-                  </w:tcBorders>
                   <w:tcMar>
                     <w:top w:w="30" w:type="dxa"/>
                     <w:left w:w="45" w:type="dxa"/>
@@ -11792,12 +10146,6 @@
               <w:tc>
                 <w:tcPr>
                   <w:tcW w:w="870" w:type="pct"/>
-                  <w:tcBorders>
-                    <w:top w:val="single" w:sz="6" w:space="0" w:color="CCCCCC"/>
-                    <w:left w:val="single" w:sz="6" w:space="0" w:color="CCCCCC"/>
-                    <w:bottom w:val="single" w:sz="6" w:space="0" w:color="CCCCCC"/>
-                    <w:right w:val="single" w:sz="6" w:space="0" w:color="CCCCCC"/>
-                  </w:tcBorders>
                   <w:tcMar>
                     <w:top w:w="30" w:type="dxa"/>
                     <w:left w:w="45" w:type="dxa"/>
@@ -11837,12 +10185,6 @@
               <w:tc>
                 <w:tcPr>
                   <w:tcW w:w="670" w:type="pct"/>
-                  <w:tcBorders>
-                    <w:top w:val="single" w:sz="6" w:space="0" w:color="CCCCCC"/>
-                    <w:left w:val="single" w:sz="6" w:space="0" w:color="CCCCCC"/>
-                    <w:bottom w:val="single" w:sz="6" w:space="0" w:color="CCCCCC"/>
-                    <w:right w:val="single" w:sz="6" w:space="0" w:color="CCCCCC"/>
-                  </w:tcBorders>
                   <w:tcMar>
                     <w:top w:w="30" w:type="dxa"/>
                     <w:left w:w="45" w:type="dxa"/>
@@ -11876,12 +10218,6 @@
               <w:tc>
                 <w:tcPr>
                   <w:tcW w:w="749" w:type="pct"/>
-                  <w:tcBorders>
-                    <w:top w:val="single" w:sz="6" w:space="0" w:color="CCCCCC"/>
-                    <w:left w:val="single" w:sz="6" w:space="0" w:color="CCCCCC"/>
-                    <w:bottom w:val="single" w:sz="6" w:space="0" w:color="CCCCCC"/>
-                    <w:right w:val="single" w:sz="6" w:space="0" w:color="CCCCCC"/>
-                  </w:tcBorders>
                   <w:tcMar>
                     <w:top w:w="0" w:type="dxa"/>
                     <w:left w:w="0" w:type="dxa"/>
@@ -11915,12 +10251,6 @@
               <w:tc>
                 <w:tcPr>
                   <w:tcW w:w="749" w:type="pct"/>
-                  <w:tcBorders>
-                    <w:top w:val="single" w:sz="6" w:space="0" w:color="CCCCCC"/>
-                    <w:left w:val="single" w:sz="6" w:space="0" w:color="CCCCCC"/>
-                    <w:bottom w:val="single" w:sz="6" w:space="0" w:color="CCCCCC"/>
-                    <w:right w:val="single" w:sz="6" w:space="0" w:color="CCCCCC"/>
-                  </w:tcBorders>
                   <w:tcMar>
                     <w:top w:w="0" w:type="dxa"/>
                     <w:left w:w="0" w:type="dxa"/>
@@ -11954,12 +10284,6 @@
               <w:tc>
                 <w:tcPr>
                   <w:tcW w:w="982" w:type="pct"/>
-                  <w:tcBorders>
-                    <w:top w:val="single" w:sz="6" w:space="0" w:color="CCCCCC"/>
-                    <w:left w:val="single" w:sz="6" w:space="0" w:color="CCCCCC"/>
-                    <w:bottom w:val="single" w:sz="6" w:space="0" w:color="CCCCCC"/>
-                    <w:right w:val="single" w:sz="6" w:space="0" w:color="CCCCCC"/>
-                  </w:tcBorders>
                   <w:tcMar>
                     <w:top w:w="30" w:type="dxa"/>
                     <w:left w:w="45" w:type="dxa"/>
@@ -11993,12 +10317,6 @@
               <w:tc>
                 <w:tcPr>
                   <w:tcW w:w="982" w:type="pct"/>
-                  <w:tcBorders>
-                    <w:top w:val="single" w:sz="6" w:space="0" w:color="CCCCCC"/>
-                    <w:left w:val="single" w:sz="6" w:space="0" w:color="CCCCCC"/>
-                    <w:bottom w:val="single" w:sz="6" w:space="0" w:color="CCCCCC"/>
-                    <w:right w:val="single" w:sz="6" w:space="0" w:color="CCCCCC"/>
-                  </w:tcBorders>
                   <w:tcMar>
                     <w:top w:w="30" w:type="dxa"/>
                     <w:left w:w="45" w:type="dxa"/>
@@ -12032,12 +10350,6 @@
               <w:tc>
                 <w:tcPr>
                   <w:tcW w:w="870" w:type="pct"/>
-                  <w:tcBorders>
-                    <w:top w:val="single" w:sz="6" w:space="0" w:color="CCCCCC"/>
-                    <w:left w:val="single" w:sz="6" w:space="0" w:color="CCCCCC"/>
-                    <w:bottom w:val="single" w:sz="6" w:space="0" w:color="CCCCCC"/>
-                    <w:right w:val="single" w:sz="6" w:space="0" w:color="CCCCCC"/>
-                  </w:tcBorders>
                   <w:tcMar>
                     <w:top w:w="30" w:type="dxa"/>
                     <w:left w:w="45" w:type="dxa"/>
@@ -12077,12 +10389,6 @@
               <w:tc>
                 <w:tcPr>
                   <w:tcW w:w="670" w:type="pct"/>
-                  <w:tcBorders>
-                    <w:top w:val="single" w:sz="6" w:space="0" w:color="CCCCCC"/>
-                    <w:left w:val="single" w:sz="6" w:space="0" w:color="CCCCCC"/>
-                    <w:bottom w:val="single" w:sz="6" w:space="0" w:color="CCCCCC"/>
-                    <w:right w:val="single" w:sz="6" w:space="0" w:color="CCCCCC"/>
-                  </w:tcBorders>
                   <w:tcMar>
                     <w:top w:w="30" w:type="dxa"/>
                     <w:left w:w="45" w:type="dxa"/>
@@ -12116,12 +10422,6 @@
               <w:tc>
                 <w:tcPr>
                   <w:tcW w:w="749" w:type="pct"/>
-                  <w:tcBorders>
-                    <w:top w:val="single" w:sz="6" w:space="0" w:color="CCCCCC"/>
-                    <w:left w:val="single" w:sz="6" w:space="0" w:color="CCCCCC"/>
-                    <w:bottom w:val="single" w:sz="6" w:space="0" w:color="CCCCCC"/>
-                    <w:right w:val="single" w:sz="6" w:space="0" w:color="CCCCCC"/>
-                  </w:tcBorders>
                   <w:tcMar>
                     <w:top w:w="0" w:type="dxa"/>
                     <w:left w:w="0" w:type="dxa"/>
@@ -12155,12 +10455,6 @@
               <w:tc>
                 <w:tcPr>
                   <w:tcW w:w="749" w:type="pct"/>
-                  <w:tcBorders>
-                    <w:top w:val="single" w:sz="6" w:space="0" w:color="CCCCCC"/>
-                    <w:left w:val="single" w:sz="6" w:space="0" w:color="CCCCCC"/>
-                    <w:bottom w:val="single" w:sz="6" w:space="0" w:color="CCCCCC"/>
-                    <w:right w:val="single" w:sz="6" w:space="0" w:color="CCCCCC"/>
-                  </w:tcBorders>
                   <w:tcMar>
                     <w:top w:w="0" w:type="dxa"/>
                     <w:left w:w="0" w:type="dxa"/>
@@ -12194,12 +10488,6 @@
               <w:tc>
                 <w:tcPr>
                   <w:tcW w:w="982" w:type="pct"/>
-                  <w:tcBorders>
-                    <w:top w:val="single" w:sz="6" w:space="0" w:color="CCCCCC"/>
-                    <w:left w:val="single" w:sz="6" w:space="0" w:color="CCCCCC"/>
-                    <w:bottom w:val="single" w:sz="6" w:space="0" w:color="CCCCCC"/>
-                    <w:right w:val="single" w:sz="6" w:space="0" w:color="CCCCCC"/>
-                  </w:tcBorders>
                   <w:tcMar>
                     <w:top w:w="30" w:type="dxa"/>
                     <w:left w:w="45" w:type="dxa"/>
@@ -12233,12 +10521,6 @@
               <w:tc>
                 <w:tcPr>
                   <w:tcW w:w="982" w:type="pct"/>
-                  <w:tcBorders>
-                    <w:top w:val="single" w:sz="6" w:space="0" w:color="CCCCCC"/>
-                    <w:left w:val="single" w:sz="6" w:space="0" w:color="CCCCCC"/>
-                    <w:bottom w:val="single" w:sz="6" w:space="0" w:color="CCCCCC"/>
-                    <w:right w:val="single" w:sz="6" w:space="0" w:color="CCCCCC"/>
-                  </w:tcBorders>
                   <w:tcMar>
                     <w:top w:w="30" w:type="dxa"/>
                     <w:left w:w="45" w:type="dxa"/>
@@ -12272,12 +10554,6 @@
               <w:tc>
                 <w:tcPr>
                   <w:tcW w:w="870" w:type="pct"/>
-                  <w:tcBorders>
-                    <w:top w:val="single" w:sz="6" w:space="0" w:color="CCCCCC"/>
-                    <w:left w:val="single" w:sz="6" w:space="0" w:color="CCCCCC"/>
-                    <w:bottom w:val="single" w:sz="6" w:space="0" w:color="CCCCCC"/>
-                    <w:right w:val="single" w:sz="6" w:space="0" w:color="CCCCCC"/>
-                  </w:tcBorders>
                   <w:tcMar>
                     <w:top w:w="30" w:type="dxa"/>
                     <w:left w:w="45" w:type="dxa"/>
@@ -12317,12 +10593,6 @@
               <w:tc>
                 <w:tcPr>
                   <w:tcW w:w="670" w:type="pct"/>
-                  <w:tcBorders>
-                    <w:top w:val="single" w:sz="6" w:space="0" w:color="CCCCCC"/>
-                    <w:left w:val="single" w:sz="6" w:space="0" w:color="CCCCCC"/>
-                    <w:bottom w:val="single" w:sz="6" w:space="0" w:color="CCCCCC"/>
-                    <w:right w:val="single" w:sz="6" w:space="0" w:color="CCCCCC"/>
-                  </w:tcBorders>
                   <w:tcMar>
                     <w:top w:w="30" w:type="dxa"/>
                     <w:left w:w="45" w:type="dxa"/>
@@ -12356,12 +10626,6 @@
               <w:tc>
                 <w:tcPr>
                   <w:tcW w:w="749" w:type="pct"/>
-                  <w:tcBorders>
-                    <w:top w:val="single" w:sz="6" w:space="0" w:color="CCCCCC"/>
-                    <w:left w:val="single" w:sz="6" w:space="0" w:color="CCCCCC"/>
-                    <w:bottom w:val="single" w:sz="6" w:space="0" w:color="CCCCCC"/>
-                    <w:right w:val="single" w:sz="6" w:space="0" w:color="CCCCCC"/>
-                  </w:tcBorders>
                   <w:tcMar>
                     <w:top w:w="0" w:type="dxa"/>
                     <w:left w:w="0" w:type="dxa"/>
@@ -12395,12 +10659,6 @@
               <w:tc>
                 <w:tcPr>
                   <w:tcW w:w="749" w:type="pct"/>
-                  <w:tcBorders>
-                    <w:top w:val="single" w:sz="6" w:space="0" w:color="CCCCCC"/>
-                    <w:left w:val="single" w:sz="6" w:space="0" w:color="CCCCCC"/>
-                    <w:bottom w:val="single" w:sz="6" w:space="0" w:color="CCCCCC"/>
-                    <w:right w:val="single" w:sz="6" w:space="0" w:color="CCCCCC"/>
-                  </w:tcBorders>
                   <w:tcMar>
                     <w:top w:w="0" w:type="dxa"/>
                     <w:left w:w="0" w:type="dxa"/>
@@ -12434,12 +10692,6 @@
               <w:tc>
                 <w:tcPr>
                   <w:tcW w:w="982" w:type="pct"/>
-                  <w:tcBorders>
-                    <w:top w:val="single" w:sz="6" w:space="0" w:color="CCCCCC"/>
-                    <w:left w:val="single" w:sz="6" w:space="0" w:color="CCCCCC"/>
-                    <w:bottom w:val="single" w:sz="6" w:space="0" w:color="CCCCCC"/>
-                    <w:right w:val="single" w:sz="6" w:space="0" w:color="CCCCCC"/>
-                  </w:tcBorders>
                   <w:tcMar>
                     <w:top w:w="30" w:type="dxa"/>
                     <w:left w:w="45" w:type="dxa"/>
@@ -12473,12 +10725,6 @@
               <w:tc>
                 <w:tcPr>
                   <w:tcW w:w="982" w:type="pct"/>
-                  <w:tcBorders>
-                    <w:top w:val="single" w:sz="6" w:space="0" w:color="CCCCCC"/>
-                    <w:left w:val="single" w:sz="6" w:space="0" w:color="CCCCCC"/>
-                    <w:bottom w:val="single" w:sz="6" w:space="0" w:color="CCCCCC"/>
-                    <w:right w:val="single" w:sz="6" w:space="0" w:color="CCCCCC"/>
-                  </w:tcBorders>
                   <w:tcMar>
                     <w:top w:w="30" w:type="dxa"/>
                     <w:left w:w="45" w:type="dxa"/>
@@ -12512,12 +10758,6 @@
               <w:tc>
                 <w:tcPr>
                   <w:tcW w:w="870" w:type="pct"/>
-                  <w:tcBorders>
-                    <w:top w:val="single" w:sz="6" w:space="0" w:color="CCCCCC"/>
-                    <w:left w:val="single" w:sz="6" w:space="0" w:color="CCCCCC"/>
-                    <w:bottom w:val="single" w:sz="6" w:space="0" w:color="CCCCCC"/>
-                    <w:right w:val="single" w:sz="6" w:space="0" w:color="CCCCCC"/>
-                  </w:tcBorders>
                   <w:tcMar>
                     <w:top w:w="30" w:type="dxa"/>
                     <w:left w:w="45" w:type="dxa"/>
@@ -12557,12 +10797,6 @@
               <w:tc>
                 <w:tcPr>
                   <w:tcW w:w="670" w:type="pct"/>
-                  <w:tcBorders>
-                    <w:top w:val="single" w:sz="6" w:space="0" w:color="CCCCCC"/>
-                    <w:left w:val="single" w:sz="6" w:space="0" w:color="CCCCCC"/>
-                    <w:bottom w:val="single" w:sz="6" w:space="0" w:color="CCCCCC"/>
-                    <w:right w:val="single" w:sz="6" w:space="0" w:color="CCCCCC"/>
-                  </w:tcBorders>
                   <w:tcMar>
                     <w:top w:w="30" w:type="dxa"/>
                     <w:left w:w="45" w:type="dxa"/>
@@ -12596,12 +10830,6 @@
               <w:tc>
                 <w:tcPr>
                   <w:tcW w:w="749" w:type="pct"/>
-                  <w:tcBorders>
-                    <w:top w:val="single" w:sz="6" w:space="0" w:color="CCCCCC"/>
-                    <w:left w:val="single" w:sz="6" w:space="0" w:color="CCCCCC"/>
-                    <w:bottom w:val="single" w:sz="6" w:space="0" w:color="CCCCCC"/>
-                    <w:right w:val="single" w:sz="6" w:space="0" w:color="CCCCCC"/>
-                  </w:tcBorders>
                   <w:tcMar>
                     <w:top w:w="0" w:type="dxa"/>
                     <w:left w:w="0" w:type="dxa"/>
@@ -12635,12 +10863,6 @@
               <w:tc>
                 <w:tcPr>
                   <w:tcW w:w="749" w:type="pct"/>
-                  <w:tcBorders>
-                    <w:top w:val="single" w:sz="6" w:space="0" w:color="CCCCCC"/>
-                    <w:left w:val="single" w:sz="6" w:space="0" w:color="CCCCCC"/>
-                    <w:bottom w:val="single" w:sz="6" w:space="0" w:color="CCCCCC"/>
-                    <w:right w:val="single" w:sz="6" w:space="0" w:color="CCCCCC"/>
-                  </w:tcBorders>
                   <w:tcMar>
                     <w:top w:w="0" w:type="dxa"/>
                     <w:left w:w="0" w:type="dxa"/>
@@ -12674,12 +10896,6 @@
               <w:tc>
                 <w:tcPr>
                   <w:tcW w:w="982" w:type="pct"/>
-                  <w:tcBorders>
-                    <w:top w:val="single" w:sz="6" w:space="0" w:color="CCCCCC"/>
-                    <w:left w:val="single" w:sz="6" w:space="0" w:color="CCCCCC"/>
-                    <w:bottom w:val="single" w:sz="6" w:space="0" w:color="CCCCCC"/>
-                    <w:right w:val="single" w:sz="6" w:space="0" w:color="CCCCCC"/>
-                  </w:tcBorders>
                   <w:tcMar>
                     <w:top w:w="30" w:type="dxa"/>
                     <w:left w:w="45" w:type="dxa"/>
@@ -12713,12 +10929,6 @@
               <w:tc>
                 <w:tcPr>
                   <w:tcW w:w="982" w:type="pct"/>
-                  <w:tcBorders>
-                    <w:top w:val="single" w:sz="6" w:space="0" w:color="CCCCCC"/>
-                    <w:left w:val="single" w:sz="6" w:space="0" w:color="CCCCCC"/>
-                    <w:bottom w:val="single" w:sz="6" w:space="0" w:color="CCCCCC"/>
-                    <w:right w:val="single" w:sz="6" w:space="0" w:color="CCCCCC"/>
-                  </w:tcBorders>
                   <w:tcMar>
                     <w:top w:w="30" w:type="dxa"/>
                     <w:left w:w="45" w:type="dxa"/>
@@ -12752,12 +10962,6 @@
               <w:tc>
                 <w:tcPr>
                   <w:tcW w:w="870" w:type="pct"/>
-                  <w:tcBorders>
-                    <w:top w:val="single" w:sz="6" w:space="0" w:color="CCCCCC"/>
-                    <w:left w:val="single" w:sz="6" w:space="0" w:color="CCCCCC"/>
-                    <w:bottom w:val="single" w:sz="6" w:space="0" w:color="CCCCCC"/>
-                    <w:right w:val="single" w:sz="6" w:space="0" w:color="CCCCCC"/>
-                  </w:tcBorders>
                   <w:tcMar>
                     <w:top w:w="30" w:type="dxa"/>
                     <w:left w:w="45" w:type="dxa"/>
@@ -12797,12 +11001,6 @@
               <w:tc>
                 <w:tcPr>
                   <w:tcW w:w="670" w:type="pct"/>
-                  <w:tcBorders>
-                    <w:top w:val="single" w:sz="6" w:space="0" w:color="CCCCCC"/>
-                    <w:left w:val="single" w:sz="6" w:space="0" w:color="CCCCCC"/>
-                    <w:bottom w:val="single" w:sz="6" w:space="0" w:color="CCCCCC"/>
-                    <w:right w:val="single" w:sz="6" w:space="0" w:color="CCCCCC"/>
-                  </w:tcBorders>
                   <w:tcMar>
                     <w:top w:w="30" w:type="dxa"/>
                     <w:left w:w="45" w:type="dxa"/>
@@ -12836,12 +11034,6 @@
               <w:tc>
                 <w:tcPr>
                   <w:tcW w:w="749" w:type="pct"/>
-                  <w:tcBorders>
-                    <w:top w:val="single" w:sz="6" w:space="0" w:color="CCCCCC"/>
-                    <w:left w:val="single" w:sz="6" w:space="0" w:color="CCCCCC"/>
-                    <w:bottom w:val="single" w:sz="6" w:space="0" w:color="CCCCCC"/>
-                    <w:right w:val="single" w:sz="6" w:space="0" w:color="CCCCCC"/>
-                  </w:tcBorders>
                   <w:tcMar>
                     <w:top w:w="0" w:type="dxa"/>
                     <w:left w:w="0" w:type="dxa"/>
@@ -12875,12 +11067,6 @@
               <w:tc>
                 <w:tcPr>
                   <w:tcW w:w="749" w:type="pct"/>
-                  <w:tcBorders>
-                    <w:top w:val="single" w:sz="6" w:space="0" w:color="CCCCCC"/>
-                    <w:left w:val="single" w:sz="6" w:space="0" w:color="CCCCCC"/>
-                    <w:bottom w:val="single" w:sz="6" w:space="0" w:color="CCCCCC"/>
-                    <w:right w:val="single" w:sz="6" w:space="0" w:color="CCCCCC"/>
-                  </w:tcBorders>
                   <w:tcMar>
                     <w:top w:w="0" w:type="dxa"/>
                     <w:left w:w="0" w:type="dxa"/>
@@ -12914,12 +11100,6 @@
               <w:tc>
                 <w:tcPr>
                   <w:tcW w:w="982" w:type="pct"/>
-                  <w:tcBorders>
-                    <w:top w:val="single" w:sz="6" w:space="0" w:color="CCCCCC"/>
-                    <w:left w:val="single" w:sz="6" w:space="0" w:color="CCCCCC"/>
-                    <w:bottom w:val="single" w:sz="6" w:space="0" w:color="CCCCCC"/>
-                    <w:right w:val="single" w:sz="6" w:space="0" w:color="CCCCCC"/>
-                  </w:tcBorders>
                   <w:tcMar>
                     <w:top w:w="30" w:type="dxa"/>
                     <w:left w:w="45" w:type="dxa"/>
@@ -12953,12 +11133,6 @@
               <w:tc>
                 <w:tcPr>
                   <w:tcW w:w="982" w:type="pct"/>
-                  <w:tcBorders>
-                    <w:top w:val="single" w:sz="6" w:space="0" w:color="CCCCCC"/>
-                    <w:left w:val="single" w:sz="6" w:space="0" w:color="CCCCCC"/>
-                    <w:bottom w:val="single" w:sz="6" w:space="0" w:color="CCCCCC"/>
-                    <w:right w:val="single" w:sz="6" w:space="0" w:color="CCCCCC"/>
-                  </w:tcBorders>
                   <w:tcMar>
                     <w:top w:w="30" w:type="dxa"/>
                     <w:left w:w="45" w:type="dxa"/>
@@ -12992,12 +11166,6 @@
               <w:tc>
                 <w:tcPr>
                   <w:tcW w:w="870" w:type="pct"/>
-                  <w:tcBorders>
-                    <w:top w:val="single" w:sz="6" w:space="0" w:color="CCCCCC"/>
-                    <w:left w:val="single" w:sz="6" w:space="0" w:color="CCCCCC"/>
-                    <w:bottom w:val="single" w:sz="6" w:space="0" w:color="CCCCCC"/>
-                    <w:right w:val="single" w:sz="6" w:space="0" w:color="CCCCCC"/>
-                  </w:tcBorders>
                   <w:tcMar>
                     <w:top w:w="30" w:type="dxa"/>
                     <w:left w:w="45" w:type="dxa"/>
@@ -13037,12 +11205,6 @@
               <w:tc>
                 <w:tcPr>
                   <w:tcW w:w="670" w:type="pct"/>
-                  <w:tcBorders>
-                    <w:top w:val="single" w:sz="6" w:space="0" w:color="CCCCCC"/>
-                    <w:left w:val="single" w:sz="6" w:space="0" w:color="CCCCCC"/>
-                    <w:bottom w:val="single" w:sz="6" w:space="0" w:color="CCCCCC"/>
-                    <w:right w:val="single" w:sz="6" w:space="0" w:color="CCCCCC"/>
-                  </w:tcBorders>
                   <w:tcMar>
                     <w:top w:w="30" w:type="dxa"/>
                     <w:left w:w="45" w:type="dxa"/>
@@ -13076,12 +11238,6 @@
               <w:tc>
                 <w:tcPr>
                   <w:tcW w:w="749" w:type="pct"/>
-                  <w:tcBorders>
-                    <w:top w:val="single" w:sz="6" w:space="0" w:color="CCCCCC"/>
-                    <w:left w:val="single" w:sz="6" w:space="0" w:color="CCCCCC"/>
-                    <w:bottom w:val="single" w:sz="6" w:space="0" w:color="CCCCCC"/>
-                    <w:right w:val="single" w:sz="6" w:space="0" w:color="CCCCCC"/>
-                  </w:tcBorders>
                   <w:tcMar>
                     <w:top w:w="0" w:type="dxa"/>
                     <w:left w:w="0" w:type="dxa"/>
@@ -13115,12 +11271,6 @@
               <w:tc>
                 <w:tcPr>
                   <w:tcW w:w="749" w:type="pct"/>
-                  <w:tcBorders>
-                    <w:top w:val="single" w:sz="6" w:space="0" w:color="CCCCCC"/>
-                    <w:left w:val="single" w:sz="6" w:space="0" w:color="CCCCCC"/>
-                    <w:bottom w:val="single" w:sz="6" w:space="0" w:color="CCCCCC"/>
-                    <w:right w:val="single" w:sz="6" w:space="0" w:color="CCCCCC"/>
-                  </w:tcBorders>
                   <w:tcMar>
                     <w:top w:w="0" w:type="dxa"/>
                     <w:left w:w="0" w:type="dxa"/>
@@ -13154,12 +11304,6 @@
               <w:tc>
                 <w:tcPr>
                   <w:tcW w:w="982" w:type="pct"/>
-                  <w:tcBorders>
-                    <w:top w:val="single" w:sz="6" w:space="0" w:color="CCCCCC"/>
-                    <w:left w:val="single" w:sz="6" w:space="0" w:color="CCCCCC"/>
-                    <w:bottom w:val="single" w:sz="6" w:space="0" w:color="CCCCCC"/>
-                    <w:right w:val="single" w:sz="6" w:space="0" w:color="CCCCCC"/>
-                  </w:tcBorders>
                   <w:tcMar>
                     <w:top w:w="30" w:type="dxa"/>
                     <w:left w:w="45" w:type="dxa"/>
@@ -13193,12 +11337,6 @@
               <w:tc>
                 <w:tcPr>
                   <w:tcW w:w="982" w:type="pct"/>
-                  <w:tcBorders>
-                    <w:top w:val="single" w:sz="6" w:space="0" w:color="CCCCCC"/>
-                    <w:left w:val="single" w:sz="6" w:space="0" w:color="CCCCCC"/>
-                    <w:bottom w:val="single" w:sz="6" w:space="0" w:color="CCCCCC"/>
-                    <w:right w:val="single" w:sz="6" w:space="0" w:color="CCCCCC"/>
-                  </w:tcBorders>
                   <w:tcMar>
                     <w:top w:w="30" w:type="dxa"/>
                     <w:left w:w="45" w:type="dxa"/>
@@ -13232,12 +11370,6 @@
               <w:tc>
                 <w:tcPr>
                   <w:tcW w:w="870" w:type="pct"/>
-                  <w:tcBorders>
-                    <w:top w:val="single" w:sz="6" w:space="0" w:color="CCCCCC"/>
-                    <w:left w:val="single" w:sz="6" w:space="0" w:color="CCCCCC"/>
-                    <w:bottom w:val="single" w:sz="6" w:space="0" w:color="CCCCCC"/>
-                    <w:right w:val="single" w:sz="6" w:space="0" w:color="CCCCCC"/>
-                  </w:tcBorders>
                   <w:tcMar>
                     <w:top w:w="30" w:type="dxa"/>
                     <w:left w:w="45" w:type="dxa"/>
@@ -13277,12 +11409,6 @@
               <w:tc>
                 <w:tcPr>
                   <w:tcW w:w="670" w:type="pct"/>
-                  <w:tcBorders>
-                    <w:top w:val="single" w:sz="6" w:space="0" w:color="CCCCCC"/>
-                    <w:left w:val="single" w:sz="6" w:space="0" w:color="CCCCCC"/>
-                    <w:bottom w:val="single" w:sz="6" w:space="0" w:color="CCCCCC"/>
-                    <w:right w:val="single" w:sz="6" w:space="0" w:color="CCCCCC"/>
-                  </w:tcBorders>
                   <w:tcMar>
                     <w:top w:w="30" w:type="dxa"/>
                     <w:left w:w="45" w:type="dxa"/>
@@ -13316,12 +11442,6 @@
               <w:tc>
                 <w:tcPr>
                   <w:tcW w:w="749" w:type="pct"/>
-                  <w:tcBorders>
-                    <w:top w:val="single" w:sz="6" w:space="0" w:color="CCCCCC"/>
-                    <w:left w:val="single" w:sz="6" w:space="0" w:color="CCCCCC"/>
-                    <w:bottom w:val="single" w:sz="6" w:space="0" w:color="CCCCCC"/>
-                    <w:right w:val="single" w:sz="6" w:space="0" w:color="CCCCCC"/>
-                  </w:tcBorders>
                   <w:tcMar>
                     <w:top w:w="0" w:type="dxa"/>
                     <w:left w:w="0" w:type="dxa"/>
@@ -13355,12 +11475,6 @@
               <w:tc>
                 <w:tcPr>
                   <w:tcW w:w="749" w:type="pct"/>
-                  <w:tcBorders>
-                    <w:top w:val="single" w:sz="6" w:space="0" w:color="CCCCCC"/>
-                    <w:left w:val="single" w:sz="6" w:space="0" w:color="CCCCCC"/>
-                    <w:bottom w:val="single" w:sz="6" w:space="0" w:color="CCCCCC"/>
-                    <w:right w:val="single" w:sz="6" w:space="0" w:color="CCCCCC"/>
-                  </w:tcBorders>
                   <w:tcMar>
                     <w:top w:w="0" w:type="dxa"/>
                     <w:left w:w="0" w:type="dxa"/>
@@ -13394,12 +11508,6 @@
               <w:tc>
                 <w:tcPr>
                   <w:tcW w:w="982" w:type="pct"/>
-                  <w:tcBorders>
-                    <w:top w:val="single" w:sz="6" w:space="0" w:color="CCCCCC"/>
-                    <w:left w:val="single" w:sz="6" w:space="0" w:color="CCCCCC"/>
-                    <w:bottom w:val="single" w:sz="6" w:space="0" w:color="CCCCCC"/>
-                    <w:right w:val="single" w:sz="6" w:space="0" w:color="CCCCCC"/>
-                  </w:tcBorders>
                   <w:tcMar>
                     <w:top w:w="30" w:type="dxa"/>
                     <w:left w:w="45" w:type="dxa"/>
@@ -13433,12 +11541,6 @@
               <w:tc>
                 <w:tcPr>
                   <w:tcW w:w="982" w:type="pct"/>
-                  <w:tcBorders>
-                    <w:top w:val="single" w:sz="6" w:space="0" w:color="CCCCCC"/>
-                    <w:left w:val="single" w:sz="6" w:space="0" w:color="CCCCCC"/>
-                    <w:bottom w:val="single" w:sz="6" w:space="0" w:color="CCCCCC"/>
-                    <w:right w:val="single" w:sz="6" w:space="0" w:color="CCCCCC"/>
-                  </w:tcBorders>
                   <w:tcMar>
                     <w:top w:w="30" w:type="dxa"/>
                     <w:left w:w="45" w:type="dxa"/>
@@ -13472,12 +11574,6 @@
               <w:tc>
                 <w:tcPr>
                   <w:tcW w:w="870" w:type="pct"/>
-                  <w:tcBorders>
-                    <w:top w:val="single" w:sz="6" w:space="0" w:color="CCCCCC"/>
-                    <w:left w:val="single" w:sz="6" w:space="0" w:color="CCCCCC"/>
-                    <w:bottom w:val="single" w:sz="6" w:space="0" w:color="CCCCCC"/>
-                    <w:right w:val="single" w:sz="6" w:space="0" w:color="CCCCCC"/>
-                  </w:tcBorders>
                   <w:tcMar>
                     <w:top w:w="30" w:type="dxa"/>
                     <w:left w:w="45" w:type="dxa"/>
@@ -13517,12 +11613,6 @@
               <w:tc>
                 <w:tcPr>
                   <w:tcW w:w="670" w:type="pct"/>
-                  <w:tcBorders>
-                    <w:top w:val="single" w:sz="6" w:space="0" w:color="CCCCCC"/>
-                    <w:left w:val="single" w:sz="6" w:space="0" w:color="CCCCCC"/>
-                    <w:bottom w:val="single" w:sz="6" w:space="0" w:color="CCCCCC"/>
-                    <w:right w:val="single" w:sz="6" w:space="0" w:color="CCCCCC"/>
-                  </w:tcBorders>
                   <w:tcMar>
                     <w:top w:w="30" w:type="dxa"/>
                     <w:left w:w="45" w:type="dxa"/>
@@ -13556,12 +11646,6 @@
               <w:tc>
                 <w:tcPr>
                   <w:tcW w:w="749" w:type="pct"/>
-                  <w:tcBorders>
-                    <w:top w:val="single" w:sz="6" w:space="0" w:color="CCCCCC"/>
-                    <w:left w:val="single" w:sz="6" w:space="0" w:color="CCCCCC"/>
-                    <w:bottom w:val="single" w:sz="6" w:space="0" w:color="CCCCCC"/>
-                    <w:right w:val="single" w:sz="6" w:space="0" w:color="CCCCCC"/>
-                  </w:tcBorders>
                   <w:tcMar>
                     <w:top w:w="0" w:type="dxa"/>
                     <w:left w:w="0" w:type="dxa"/>
@@ -13595,12 +11679,6 @@
               <w:tc>
                 <w:tcPr>
                   <w:tcW w:w="749" w:type="pct"/>
-                  <w:tcBorders>
-                    <w:top w:val="single" w:sz="6" w:space="0" w:color="CCCCCC"/>
-                    <w:left w:val="single" w:sz="6" w:space="0" w:color="CCCCCC"/>
-                    <w:bottom w:val="single" w:sz="6" w:space="0" w:color="CCCCCC"/>
-                    <w:right w:val="single" w:sz="6" w:space="0" w:color="CCCCCC"/>
-                  </w:tcBorders>
                   <w:tcMar>
                     <w:top w:w="0" w:type="dxa"/>
                     <w:left w:w="0" w:type="dxa"/>
@@ -13634,12 +11712,6 @@
               <w:tc>
                 <w:tcPr>
                   <w:tcW w:w="982" w:type="pct"/>
-                  <w:tcBorders>
-                    <w:top w:val="single" w:sz="6" w:space="0" w:color="CCCCCC"/>
-                    <w:left w:val="single" w:sz="6" w:space="0" w:color="CCCCCC"/>
-                    <w:bottom w:val="single" w:sz="6" w:space="0" w:color="CCCCCC"/>
-                    <w:right w:val="single" w:sz="6" w:space="0" w:color="CCCCCC"/>
-                  </w:tcBorders>
                   <w:tcMar>
                     <w:top w:w="30" w:type="dxa"/>
                     <w:left w:w="45" w:type="dxa"/>
@@ -13673,12 +11745,6 @@
               <w:tc>
                 <w:tcPr>
                   <w:tcW w:w="982" w:type="pct"/>
-                  <w:tcBorders>
-                    <w:top w:val="single" w:sz="6" w:space="0" w:color="CCCCCC"/>
-                    <w:left w:val="single" w:sz="6" w:space="0" w:color="CCCCCC"/>
-                    <w:bottom w:val="single" w:sz="6" w:space="0" w:color="CCCCCC"/>
-                    <w:right w:val="single" w:sz="6" w:space="0" w:color="CCCCCC"/>
-                  </w:tcBorders>
                   <w:tcMar>
                     <w:top w:w="30" w:type="dxa"/>
                     <w:left w:w="45" w:type="dxa"/>
@@ -13712,12 +11778,6 @@
               <w:tc>
                 <w:tcPr>
                   <w:tcW w:w="870" w:type="pct"/>
-                  <w:tcBorders>
-                    <w:top w:val="single" w:sz="6" w:space="0" w:color="CCCCCC"/>
-                    <w:left w:val="single" w:sz="6" w:space="0" w:color="CCCCCC"/>
-                    <w:bottom w:val="single" w:sz="6" w:space="0" w:color="CCCCCC"/>
-                    <w:right w:val="single" w:sz="6" w:space="0" w:color="CCCCCC"/>
-                  </w:tcBorders>
                   <w:tcMar>
                     <w:top w:w="30" w:type="dxa"/>
                     <w:left w:w="45" w:type="dxa"/>
@@ -13757,12 +11817,6 @@
               <w:tc>
                 <w:tcPr>
                   <w:tcW w:w="670" w:type="pct"/>
-                  <w:tcBorders>
-                    <w:top w:val="single" w:sz="6" w:space="0" w:color="CCCCCC"/>
-                    <w:left w:val="single" w:sz="6" w:space="0" w:color="CCCCCC"/>
-                    <w:bottom w:val="single" w:sz="6" w:space="0" w:color="CCCCCC"/>
-                    <w:right w:val="single" w:sz="6" w:space="0" w:color="CCCCCC"/>
-                  </w:tcBorders>
                   <w:tcMar>
                     <w:top w:w="30" w:type="dxa"/>
                     <w:left w:w="45" w:type="dxa"/>
@@ -13796,12 +11850,6 @@
               <w:tc>
                 <w:tcPr>
                   <w:tcW w:w="749" w:type="pct"/>
-                  <w:tcBorders>
-                    <w:top w:val="single" w:sz="6" w:space="0" w:color="CCCCCC"/>
-                    <w:left w:val="single" w:sz="6" w:space="0" w:color="CCCCCC"/>
-                    <w:bottom w:val="single" w:sz="6" w:space="0" w:color="CCCCCC"/>
-                    <w:right w:val="single" w:sz="6" w:space="0" w:color="CCCCCC"/>
-                  </w:tcBorders>
                   <w:tcMar>
                     <w:top w:w="0" w:type="dxa"/>
                     <w:left w:w="0" w:type="dxa"/>
@@ -13835,12 +11883,6 @@
               <w:tc>
                 <w:tcPr>
                   <w:tcW w:w="749" w:type="pct"/>
-                  <w:tcBorders>
-                    <w:top w:val="single" w:sz="6" w:space="0" w:color="CCCCCC"/>
-                    <w:left w:val="single" w:sz="6" w:space="0" w:color="CCCCCC"/>
-                    <w:bottom w:val="single" w:sz="6" w:space="0" w:color="CCCCCC"/>
-                    <w:right w:val="single" w:sz="6" w:space="0" w:color="CCCCCC"/>
-                  </w:tcBorders>
                   <w:tcMar>
                     <w:top w:w="0" w:type="dxa"/>
                     <w:left w:w="0" w:type="dxa"/>
@@ -13874,12 +11916,6 @@
               <w:tc>
                 <w:tcPr>
                   <w:tcW w:w="982" w:type="pct"/>
-                  <w:tcBorders>
-                    <w:top w:val="single" w:sz="6" w:space="0" w:color="CCCCCC"/>
-                    <w:left w:val="single" w:sz="6" w:space="0" w:color="CCCCCC"/>
-                    <w:bottom w:val="single" w:sz="6" w:space="0" w:color="CCCCCC"/>
-                    <w:right w:val="single" w:sz="6" w:space="0" w:color="CCCCCC"/>
-                  </w:tcBorders>
                   <w:tcMar>
                     <w:top w:w="30" w:type="dxa"/>
                     <w:left w:w="45" w:type="dxa"/>
@@ -13913,12 +11949,6 @@
               <w:tc>
                 <w:tcPr>
                   <w:tcW w:w="982" w:type="pct"/>
-                  <w:tcBorders>
-                    <w:top w:val="single" w:sz="6" w:space="0" w:color="CCCCCC"/>
-                    <w:left w:val="single" w:sz="6" w:space="0" w:color="CCCCCC"/>
-                    <w:bottom w:val="single" w:sz="6" w:space="0" w:color="CCCCCC"/>
-                    <w:right w:val="single" w:sz="6" w:space="0" w:color="CCCCCC"/>
-                  </w:tcBorders>
                   <w:tcMar>
                     <w:top w:w="30" w:type="dxa"/>
                     <w:left w:w="45" w:type="dxa"/>
@@ -13952,12 +11982,6 @@
               <w:tc>
                 <w:tcPr>
                   <w:tcW w:w="870" w:type="pct"/>
-                  <w:tcBorders>
-                    <w:top w:val="single" w:sz="6" w:space="0" w:color="CCCCCC"/>
-                    <w:left w:val="single" w:sz="6" w:space="0" w:color="CCCCCC"/>
-                    <w:bottom w:val="single" w:sz="6" w:space="0" w:color="CCCCCC"/>
-                    <w:right w:val="single" w:sz="6" w:space="0" w:color="CCCCCC"/>
-                  </w:tcBorders>
                   <w:tcMar>
                     <w:top w:w="30" w:type="dxa"/>
                     <w:left w:w="45" w:type="dxa"/>
@@ -13997,12 +12021,6 @@
               <w:tc>
                 <w:tcPr>
                   <w:tcW w:w="670" w:type="pct"/>
-                  <w:tcBorders>
-                    <w:top w:val="single" w:sz="6" w:space="0" w:color="CCCCCC"/>
-                    <w:left w:val="single" w:sz="6" w:space="0" w:color="CCCCCC"/>
-                    <w:bottom w:val="single" w:sz="6" w:space="0" w:color="CCCCCC"/>
-                    <w:right w:val="single" w:sz="6" w:space="0" w:color="CCCCCC"/>
-                  </w:tcBorders>
                   <w:tcMar>
                     <w:top w:w="30" w:type="dxa"/>
                     <w:left w:w="45" w:type="dxa"/>
@@ -14036,12 +12054,6 @@
               <w:tc>
                 <w:tcPr>
                   <w:tcW w:w="749" w:type="pct"/>
-                  <w:tcBorders>
-                    <w:top w:val="single" w:sz="6" w:space="0" w:color="CCCCCC"/>
-                    <w:left w:val="single" w:sz="6" w:space="0" w:color="CCCCCC"/>
-                    <w:bottom w:val="single" w:sz="6" w:space="0" w:color="CCCCCC"/>
-                    <w:right w:val="single" w:sz="6" w:space="0" w:color="CCCCCC"/>
-                  </w:tcBorders>
                   <w:tcMar>
                     <w:top w:w="0" w:type="dxa"/>
                     <w:left w:w="0" w:type="dxa"/>
@@ -14075,12 +12087,6 @@
               <w:tc>
                 <w:tcPr>
                   <w:tcW w:w="749" w:type="pct"/>
-                  <w:tcBorders>
-                    <w:top w:val="single" w:sz="6" w:space="0" w:color="CCCCCC"/>
-                    <w:left w:val="single" w:sz="6" w:space="0" w:color="CCCCCC"/>
-                    <w:bottom w:val="single" w:sz="6" w:space="0" w:color="CCCCCC"/>
-                    <w:right w:val="single" w:sz="6" w:space="0" w:color="CCCCCC"/>
-                  </w:tcBorders>
                   <w:tcMar>
                     <w:top w:w="0" w:type="dxa"/>
                     <w:left w:w="0" w:type="dxa"/>
@@ -14114,12 +12120,6 @@
               <w:tc>
                 <w:tcPr>
                   <w:tcW w:w="982" w:type="pct"/>
-                  <w:tcBorders>
-                    <w:top w:val="single" w:sz="6" w:space="0" w:color="CCCCCC"/>
-                    <w:left w:val="single" w:sz="6" w:space="0" w:color="CCCCCC"/>
-                    <w:bottom w:val="single" w:sz="6" w:space="0" w:color="CCCCCC"/>
-                    <w:right w:val="single" w:sz="6" w:space="0" w:color="CCCCCC"/>
-                  </w:tcBorders>
                   <w:tcMar>
                     <w:top w:w="30" w:type="dxa"/>
                     <w:left w:w="45" w:type="dxa"/>
@@ -14153,12 +12153,6 @@
               <w:tc>
                 <w:tcPr>
                   <w:tcW w:w="982" w:type="pct"/>
-                  <w:tcBorders>
-                    <w:top w:val="single" w:sz="6" w:space="0" w:color="CCCCCC"/>
-                    <w:left w:val="single" w:sz="6" w:space="0" w:color="CCCCCC"/>
-                    <w:bottom w:val="single" w:sz="6" w:space="0" w:color="CCCCCC"/>
-                    <w:right w:val="single" w:sz="6" w:space="0" w:color="CCCCCC"/>
-                  </w:tcBorders>
                   <w:tcMar>
                     <w:top w:w="30" w:type="dxa"/>
                     <w:left w:w="45" w:type="dxa"/>
@@ -14192,12 +12186,6 @@
               <w:tc>
                 <w:tcPr>
                   <w:tcW w:w="870" w:type="pct"/>
-                  <w:tcBorders>
-                    <w:top w:val="single" w:sz="6" w:space="0" w:color="CCCCCC"/>
-                    <w:left w:val="single" w:sz="6" w:space="0" w:color="CCCCCC"/>
-                    <w:bottom w:val="single" w:sz="6" w:space="0" w:color="CCCCCC"/>
-                    <w:right w:val="single" w:sz="6" w:space="0" w:color="CCCCCC"/>
-                  </w:tcBorders>
                   <w:tcMar>
                     <w:top w:w="30" w:type="dxa"/>
                     <w:left w:w="45" w:type="dxa"/>
@@ -14237,12 +12225,6 @@
               <w:tc>
                 <w:tcPr>
                   <w:tcW w:w="670" w:type="pct"/>
-                  <w:tcBorders>
-                    <w:top w:val="single" w:sz="6" w:space="0" w:color="CCCCCC"/>
-                    <w:left w:val="single" w:sz="6" w:space="0" w:color="CCCCCC"/>
-                    <w:bottom w:val="single" w:sz="6" w:space="0" w:color="CCCCCC"/>
-                    <w:right w:val="single" w:sz="6" w:space="0" w:color="CCCCCC"/>
-                  </w:tcBorders>
                   <w:tcMar>
                     <w:top w:w="30" w:type="dxa"/>
                     <w:left w:w="45" w:type="dxa"/>
@@ -14276,12 +12258,6 @@
               <w:tc>
                 <w:tcPr>
                   <w:tcW w:w="749" w:type="pct"/>
-                  <w:tcBorders>
-                    <w:top w:val="single" w:sz="6" w:space="0" w:color="CCCCCC"/>
-                    <w:left w:val="single" w:sz="6" w:space="0" w:color="CCCCCC"/>
-                    <w:bottom w:val="single" w:sz="6" w:space="0" w:color="CCCCCC"/>
-                    <w:right w:val="single" w:sz="6" w:space="0" w:color="CCCCCC"/>
-                  </w:tcBorders>
                   <w:tcMar>
                     <w:top w:w="0" w:type="dxa"/>
                     <w:left w:w="0" w:type="dxa"/>
@@ -14315,12 +12291,6 @@
               <w:tc>
                 <w:tcPr>
                   <w:tcW w:w="749" w:type="pct"/>
-                  <w:tcBorders>
-                    <w:top w:val="single" w:sz="6" w:space="0" w:color="CCCCCC"/>
-                    <w:left w:val="single" w:sz="6" w:space="0" w:color="CCCCCC"/>
-                    <w:bottom w:val="single" w:sz="6" w:space="0" w:color="CCCCCC"/>
-                    <w:right w:val="single" w:sz="6" w:space="0" w:color="CCCCCC"/>
-                  </w:tcBorders>
                   <w:tcMar>
                     <w:top w:w="0" w:type="dxa"/>
                     <w:left w:w="0" w:type="dxa"/>
@@ -14354,12 +12324,6 @@
               <w:tc>
                 <w:tcPr>
                   <w:tcW w:w="982" w:type="pct"/>
-                  <w:tcBorders>
-                    <w:top w:val="single" w:sz="6" w:space="0" w:color="CCCCCC"/>
-                    <w:left w:val="single" w:sz="6" w:space="0" w:color="CCCCCC"/>
-                    <w:bottom w:val="single" w:sz="6" w:space="0" w:color="CCCCCC"/>
-                    <w:right w:val="single" w:sz="6" w:space="0" w:color="CCCCCC"/>
-                  </w:tcBorders>
                   <w:tcMar>
                     <w:top w:w="30" w:type="dxa"/>
                     <w:left w:w="45" w:type="dxa"/>
@@ -14393,12 +12357,6 @@
               <w:tc>
                 <w:tcPr>
                   <w:tcW w:w="982" w:type="pct"/>
-                  <w:tcBorders>
-                    <w:top w:val="single" w:sz="6" w:space="0" w:color="CCCCCC"/>
-                    <w:left w:val="single" w:sz="6" w:space="0" w:color="CCCCCC"/>
-                    <w:bottom w:val="single" w:sz="6" w:space="0" w:color="CCCCCC"/>
-                    <w:right w:val="single" w:sz="6" w:space="0" w:color="CCCCCC"/>
-                  </w:tcBorders>
                   <w:tcMar>
                     <w:top w:w="30" w:type="dxa"/>
                     <w:left w:w="45" w:type="dxa"/>
@@ -14432,12 +12390,6 @@
               <w:tc>
                 <w:tcPr>
                   <w:tcW w:w="870" w:type="pct"/>
-                  <w:tcBorders>
-                    <w:top w:val="single" w:sz="6" w:space="0" w:color="CCCCCC"/>
-                    <w:left w:val="single" w:sz="6" w:space="0" w:color="CCCCCC"/>
-                    <w:bottom w:val="single" w:sz="6" w:space="0" w:color="CCCCCC"/>
-                    <w:right w:val="single" w:sz="6" w:space="0" w:color="CCCCCC"/>
-                  </w:tcBorders>
                   <w:tcMar>
                     <w:top w:w="30" w:type="dxa"/>
                     <w:left w:w="45" w:type="dxa"/>
@@ -14477,12 +12429,6 @@
               <w:tc>
                 <w:tcPr>
                   <w:tcW w:w="670" w:type="pct"/>
-                  <w:tcBorders>
-                    <w:top w:val="single" w:sz="6" w:space="0" w:color="CCCCCC"/>
-                    <w:left w:val="single" w:sz="6" w:space="0" w:color="CCCCCC"/>
-                    <w:bottom w:val="single" w:sz="6" w:space="0" w:color="CCCCCC"/>
-                    <w:right w:val="single" w:sz="6" w:space="0" w:color="CCCCCC"/>
-                  </w:tcBorders>
                   <w:tcMar>
                     <w:top w:w="30" w:type="dxa"/>
                     <w:left w:w="45" w:type="dxa"/>
@@ -14516,12 +12462,6 @@
               <w:tc>
                 <w:tcPr>
                   <w:tcW w:w="749" w:type="pct"/>
-                  <w:tcBorders>
-                    <w:top w:val="single" w:sz="6" w:space="0" w:color="CCCCCC"/>
-                    <w:left w:val="single" w:sz="6" w:space="0" w:color="CCCCCC"/>
-                    <w:bottom w:val="single" w:sz="6" w:space="0" w:color="CCCCCC"/>
-                    <w:right w:val="single" w:sz="6" w:space="0" w:color="CCCCCC"/>
-                  </w:tcBorders>
                   <w:tcMar>
                     <w:top w:w="0" w:type="dxa"/>
                     <w:left w:w="0" w:type="dxa"/>
@@ -14555,12 +12495,6 @@
               <w:tc>
                 <w:tcPr>
                   <w:tcW w:w="749" w:type="pct"/>
-                  <w:tcBorders>
-                    <w:top w:val="single" w:sz="6" w:space="0" w:color="CCCCCC"/>
-                    <w:left w:val="single" w:sz="6" w:space="0" w:color="CCCCCC"/>
-                    <w:bottom w:val="single" w:sz="6" w:space="0" w:color="CCCCCC"/>
-                    <w:right w:val="single" w:sz="6" w:space="0" w:color="CCCCCC"/>
-                  </w:tcBorders>
                   <w:tcMar>
                     <w:top w:w="0" w:type="dxa"/>
                     <w:left w:w="0" w:type="dxa"/>
@@ -14594,12 +12528,6 @@
               <w:tc>
                 <w:tcPr>
                   <w:tcW w:w="982" w:type="pct"/>
-                  <w:tcBorders>
-                    <w:top w:val="single" w:sz="6" w:space="0" w:color="CCCCCC"/>
-                    <w:left w:val="single" w:sz="6" w:space="0" w:color="CCCCCC"/>
-                    <w:bottom w:val="single" w:sz="6" w:space="0" w:color="CCCCCC"/>
-                    <w:right w:val="single" w:sz="6" w:space="0" w:color="CCCCCC"/>
-                  </w:tcBorders>
                   <w:tcMar>
                     <w:top w:w="30" w:type="dxa"/>
                     <w:left w:w="45" w:type="dxa"/>
@@ -14633,12 +12561,6 @@
               <w:tc>
                 <w:tcPr>
                   <w:tcW w:w="982" w:type="pct"/>
-                  <w:tcBorders>
-                    <w:top w:val="single" w:sz="6" w:space="0" w:color="CCCCCC"/>
-                    <w:left w:val="single" w:sz="6" w:space="0" w:color="CCCCCC"/>
-                    <w:bottom w:val="single" w:sz="6" w:space="0" w:color="CCCCCC"/>
-                    <w:right w:val="single" w:sz="6" w:space="0" w:color="CCCCCC"/>
-                  </w:tcBorders>
                   <w:tcMar>
                     <w:top w:w="30" w:type="dxa"/>
                     <w:left w:w="45" w:type="dxa"/>
@@ -14672,12 +12594,6 @@
               <w:tc>
                 <w:tcPr>
                   <w:tcW w:w="870" w:type="pct"/>
-                  <w:tcBorders>
-                    <w:top w:val="single" w:sz="6" w:space="0" w:color="CCCCCC"/>
-                    <w:left w:val="single" w:sz="6" w:space="0" w:color="CCCCCC"/>
-                    <w:bottom w:val="single" w:sz="6" w:space="0" w:color="CCCCCC"/>
-                    <w:right w:val="single" w:sz="6" w:space="0" w:color="CCCCCC"/>
-                  </w:tcBorders>
                   <w:tcMar>
                     <w:top w:w="30" w:type="dxa"/>
                     <w:left w:w="45" w:type="dxa"/>
@@ -14717,12 +12633,6 @@
               <w:tc>
                 <w:tcPr>
                   <w:tcW w:w="670" w:type="pct"/>
-                  <w:tcBorders>
-                    <w:top w:val="single" w:sz="6" w:space="0" w:color="CCCCCC"/>
-                    <w:left w:val="single" w:sz="6" w:space="0" w:color="CCCCCC"/>
-                    <w:bottom w:val="single" w:sz="6" w:space="0" w:color="CCCCCC"/>
-                    <w:right w:val="single" w:sz="6" w:space="0" w:color="CCCCCC"/>
-                  </w:tcBorders>
                   <w:tcMar>
                     <w:top w:w="30" w:type="dxa"/>
                     <w:left w:w="45" w:type="dxa"/>
@@ -14756,12 +12666,6 @@
               <w:tc>
                 <w:tcPr>
                   <w:tcW w:w="749" w:type="pct"/>
-                  <w:tcBorders>
-                    <w:top w:val="single" w:sz="6" w:space="0" w:color="CCCCCC"/>
-                    <w:left w:val="single" w:sz="6" w:space="0" w:color="CCCCCC"/>
-                    <w:bottom w:val="single" w:sz="6" w:space="0" w:color="CCCCCC"/>
-                    <w:right w:val="single" w:sz="6" w:space="0" w:color="CCCCCC"/>
-                  </w:tcBorders>
                   <w:tcMar>
                     <w:top w:w="0" w:type="dxa"/>
                     <w:left w:w="0" w:type="dxa"/>
@@ -14795,12 +12699,6 @@
               <w:tc>
                 <w:tcPr>
                   <w:tcW w:w="749" w:type="pct"/>
-                  <w:tcBorders>
-                    <w:top w:val="single" w:sz="6" w:space="0" w:color="CCCCCC"/>
-                    <w:left w:val="single" w:sz="6" w:space="0" w:color="CCCCCC"/>
-                    <w:bottom w:val="single" w:sz="6" w:space="0" w:color="CCCCCC"/>
-                    <w:right w:val="single" w:sz="6" w:space="0" w:color="CCCCCC"/>
-                  </w:tcBorders>
                   <w:tcMar>
                     <w:top w:w="0" w:type="dxa"/>
                     <w:left w:w="0" w:type="dxa"/>
@@ -14834,12 +12732,6 @@
               <w:tc>
                 <w:tcPr>
                   <w:tcW w:w="982" w:type="pct"/>
-                  <w:tcBorders>
-                    <w:top w:val="single" w:sz="6" w:space="0" w:color="CCCCCC"/>
-                    <w:left w:val="single" w:sz="6" w:space="0" w:color="CCCCCC"/>
-                    <w:bottom w:val="single" w:sz="6" w:space="0" w:color="CCCCCC"/>
-                    <w:right w:val="single" w:sz="6" w:space="0" w:color="CCCCCC"/>
-                  </w:tcBorders>
                   <w:tcMar>
                     <w:top w:w="30" w:type="dxa"/>
                     <w:left w:w="45" w:type="dxa"/>
@@ -14873,12 +12765,6 @@
               <w:tc>
                 <w:tcPr>
                   <w:tcW w:w="982" w:type="pct"/>
-                  <w:tcBorders>
-                    <w:top w:val="single" w:sz="6" w:space="0" w:color="CCCCCC"/>
-                    <w:left w:val="single" w:sz="6" w:space="0" w:color="CCCCCC"/>
-                    <w:bottom w:val="single" w:sz="6" w:space="0" w:color="CCCCCC"/>
-                    <w:right w:val="single" w:sz="6" w:space="0" w:color="CCCCCC"/>
-                  </w:tcBorders>
                   <w:tcMar>
                     <w:top w:w="30" w:type="dxa"/>
                     <w:left w:w="45" w:type="dxa"/>
@@ -14912,12 +12798,6 @@
               <w:tc>
                 <w:tcPr>
                   <w:tcW w:w="870" w:type="pct"/>
-                  <w:tcBorders>
-                    <w:top w:val="single" w:sz="6" w:space="0" w:color="CCCCCC"/>
-                    <w:left w:val="single" w:sz="6" w:space="0" w:color="CCCCCC"/>
-                    <w:bottom w:val="single" w:sz="6" w:space="0" w:color="CCCCCC"/>
-                    <w:right w:val="single" w:sz="6" w:space="0" w:color="CCCCCC"/>
-                  </w:tcBorders>
                   <w:tcMar>
                     <w:top w:w="30" w:type="dxa"/>
                     <w:left w:w="45" w:type="dxa"/>
@@ -14957,12 +12837,6 @@
               <w:tc>
                 <w:tcPr>
                   <w:tcW w:w="670" w:type="pct"/>
-                  <w:tcBorders>
-                    <w:top w:val="single" w:sz="6" w:space="0" w:color="CCCCCC"/>
-                    <w:left w:val="single" w:sz="6" w:space="0" w:color="CCCCCC"/>
-                    <w:bottom w:val="single" w:sz="6" w:space="0" w:color="CCCCCC"/>
-                    <w:right w:val="single" w:sz="6" w:space="0" w:color="CCCCCC"/>
-                  </w:tcBorders>
                   <w:tcMar>
                     <w:top w:w="30" w:type="dxa"/>
                     <w:left w:w="45" w:type="dxa"/>
@@ -14996,12 +12870,6 @@
               <w:tc>
                 <w:tcPr>
                   <w:tcW w:w="749" w:type="pct"/>
-                  <w:tcBorders>
-                    <w:top w:val="single" w:sz="6" w:space="0" w:color="CCCCCC"/>
-                    <w:left w:val="single" w:sz="6" w:space="0" w:color="CCCCCC"/>
-                    <w:bottom w:val="single" w:sz="6" w:space="0" w:color="CCCCCC"/>
-                    <w:right w:val="single" w:sz="6" w:space="0" w:color="CCCCCC"/>
-                  </w:tcBorders>
                   <w:tcMar>
                     <w:top w:w="0" w:type="dxa"/>
                     <w:left w:w="0" w:type="dxa"/>
@@ -15035,12 +12903,6 @@
               <w:tc>
                 <w:tcPr>
                   <w:tcW w:w="749" w:type="pct"/>
-                  <w:tcBorders>
-                    <w:top w:val="single" w:sz="6" w:space="0" w:color="CCCCCC"/>
-                    <w:left w:val="single" w:sz="6" w:space="0" w:color="CCCCCC"/>
-                    <w:bottom w:val="single" w:sz="6" w:space="0" w:color="CCCCCC"/>
-                    <w:right w:val="single" w:sz="6" w:space="0" w:color="CCCCCC"/>
-                  </w:tcBorders>
                   <w:tcMar>
                     <w:top w:w="0" w:type="dxa"/>
                     <w:left w:w="0" w:type="dxa"/>
@@ -15074,12 +12936,6 @@
               <w:tc>
                 <w:tcPr>
                   <w:tcW w:w="982" w:type="pct"/>
-                  <w:tcBorders>
-                    <w:top w:val="single" w:sz="6" w:space="0" w:color="CCCCCC"/>
-                    <w:left w:val="single" w:sz="6" w:space="0" w:color="CCCCCC"/>
-                    <w:bottom w:val="single" w:sz="6" w:space="0" w:color="CCCCCC"/>
-                    <w:right w:val="single" w:sz="6" w:space="0" w:color="CCCCCC"/>
-                  </w:tcBorders>
                   <w:tcMar>
                     <w:top w:w="30" w:type="dxa"/>
                     <w:left w:w="45" w:type="dxa"/>
@@ -15113,12 +12969,6 @@
               <w:tc>
                 <w:tcPr>
                   <w:tcW w:w="982" w:type="pct"/>
-                  <w:tcBorders>
-                    <w:top w:val="single" w:sz="6" w:space="0" w:color="CCCCCC"/>
-                    <w:left w:val="single" w:sz="6" w:space="0" w:color="CCCCCC"/>
-                    <w:bottom w:val="single" w:sz="6" w:space="0" w:color="CCCCCC"/>
-                    <w:right w:val="single" w:sz="6" w:space="0" w:color="CCCCCC"/>
-                  </w:tcBorders>
                   <w:tcMar>
                     <w:top w:w="30" w:type="dxa"/>
                     <w:left w:w="45" w:type="dxa"/>
@@ -15152,12 +13002,6 @@
               <w:tc>
                 <w:tcPr>
                   <w:tcW w:w="870" w:type="pct"/>
-                  <w:tcBorders>
-                    <w:top w:val="single" w:sz="6" w:space="0" w:color="CCCCCC"/>
-                    <w:left w:val="single" w:sz="6" w:space="0" w:color="CCCCCC"/>
-                    <w:bottom w:val="single" w:sz="6" w:space="0" w:color="CCCCCC"/>
-                    <w:right w:val="single" w:sz="6" w:space="0" w:color="CCCCCC"/>
-                  </w:tcBorders>
                   <w:tcMar>
                     <w:top w:w="30" w:type="dxa"/>
                     <w:left w:w="45" w:type="dxa"/>
@@ -15197,12 +13041,6 @@
               <w:tc>
                 <w:tcPr>
                   <w:tcW w:w="670" w:type="pct"/>
-                  <w:tcBorders>
-                    <w:top w:val="single" w:sz="6" w:space="0" w:color="CCCCCC"/>
-                    <w:left w:val="single" w:sz="6" w:space="0" w:color="CCCCCC"/>
-                    <w:bottom w:val="single" w:sz="6" w:space="0" w:color="CCCCCC"/>
-                    <w:right w:val="single" w:sz="6" w:space="0" w:color="CCCCCC"/>
-                  </w:tcBorders>
                   <w:tcMar>
                     <w:top w:w="30" w:type="dxa"/>
                     <w:left w:w="45" w:type="dxa"/>
@@ -15236,12 +13074,6 @@
               <w:tc>
                 <w:tcPr>
                   <w:tcW w:w="749" w:type="pct"/>
-                  <w:tcBorders>
-                    <w:top w:val="single" w:sz="6" w:space="0" w:color="CCCCCC"/>
-                    <w:left w:val="single" w:sz="6" w:space="0" w:color="CCCCCC"/>
-                    <w:bottom w:val="single" w:sz="6" w:space="0" w:color="CCCCCC"/>
-                    <w:right w:val="single" w:sz="6" w:space="0" w:color="CCCCCC"/>
-                  </w:tcBorders>
                   <w:tcMar>
                     <w:top w:w="0" w:type="dxa"/>
                     <w:left w:w="0" w:type="dxa"/>
@@ -15275,12 +13107,6 @@
               <w:tc>
                 <w:tcPr>
                   <w:tcW w:w="749" w:type="pct"/>
-                  <w:tcBorders>
-                    <w:top w:val="single" w:sz="6" w:space="0" w:color="CCCCCC"/>
-                    <w:left w:val="single" w:sz="6" w:space="0" w:color="CCCCCC"/>
-                    <w:bottom w:val="single" w:sz="6" w:space="0" w:color="CCCCCC"/>
-                    <w:right w:val="single" w:sz="6" w:space="0" w:color="CCCCCC"/>
-                  </w:tcBorders>
                   <w:tcMar>
                     <w:top w:w="0" w:type="dxa"/>
                     <w:left w:w="0" w:type="dxa"/>
@@ -15314,12 +13140,6 @@
               <w:tc>
                 <w:tcPr>
                   <w:tcW w:w="982" w:type="pct"/>
-                  <w:tcBorders>
-                    <w:top w:val="single" w:sz="6" w:space="0" w:color="CCCCCC"/>
-                    <w:left w:val="single" w:sz="6" w:space="0" w:color="CCCCCC"/>
-                    <w:bottom w:val="single" w:sz="6" w:space="0" w:color="CCCCCC"/>
-                    <w:right w:val="single" w:sz="6" w:space="0" w:color="CCCCCC"/>
-                  </w:tcBorders>
                   <w:tcMar>
                     <w:top w:w="30" w:type="dxa"/>
                     <w:left w:w="45" w:type="dxa"/>
@@ -15353,12 +13173,6 @@
               <w:tc>
                 <w:tcPr>
                   <w:tcW w:w="982" w:type="pct"/>
-                  <w:tcBorders>
-                    <w:top w:val="single" w:sz="6" w:space="0" w:color="CCCCCC"/>
-                    <w:left w:val="single" w:sz="6" w:space="0" w:color="CCCCCC"/>
-                    <w:bottom w:val="single" w:sz="6" w:space="0" w:color="CCCCCC"/>
-                    <w:right w:val="single" w:sz="6" w:space="0" w:color="CCCCCC"/>
-                  </w:tcBorders>
                   <w:tcMar>
                     <w:top w:w="30" w:type="dxa"/>
                     <w:left w:w="45" w:type="dxa"/>
@@ -15392,12 +13206,6 @@
               <w:tc>
                 <w:tcPr>
                   <w:tcW w:w="870" w:type="pct"/>
-                  <w:tcBorders>
-                    <w:top w:val="single" w:sz="6" w:space="0" w:color="CCCCCC"/>
-                    <w:left w:val="single" w:sz="6" w:space="0" w:color="CCCCCC"/>
-                    <w:bottom w:val="single" w:sz="6" w:space="0" w:color="CCCCCC"/>
-                    <w:right w:val="single" w:sz="6" w:space="0" w:color="CCCCCC"/>
-                  </w:tcBorders>
                   <w:tcMar>
                     <w:top w:w="30" w:type="dxa"/>
                     <w:left w:w="45" w:type="dxa"/>
@@ -15437,12 +13245,6 @@
               <w:tc>
                 <w:tcPr>
                   <w:tcW w:w="670" w:type="pct"/>
-                  <w:tcBorders>
-                    <w:top w:val="single" w:sz="6" w:space="0" w:color="CCCCCC"/>
-                    <w:left w:val="single" w:sz="6" w:space="0" w:color="CCCCCC"/>
-                    <w:bottom w:val="single" w:sz="6" w:space="0" w:color="CCCCCC"/>
-                    <w:right w:val="single" w:sz="6" w:space="0" w:color="CCCCCC"/>
-                  </w:tcBorders>
                   <w:tcMar>
                     <w:top w:w="30" w:type="dxa"/>
                     <w:left w:w="45" w:type="dxa"/>
@@ -15476,12 +13278,6 @@
               <w:tc>
                 <w:tcPr>
                   <w:tcW w:w="749" w:type="pct"/>
-                  <w:tcBorders>
-                    <w:top w:val="single" w:sz="6" w:space="0" w:color="CCCCCC"/>
-                    <w:left w:val="single" w:sz="6" w:space="0" w:color="CCCCCC"/>
-                    <w:bottom w:val="single" w:sz="6" w:space="0" w:color="CCCCCC"/>
-                    <w:right w:val="single" w:sz="6" w:space="0" w:color="CCCCCC"/>
-                  </w:tcBorders>
                   <w:tcMar>
                     <w:top w:w="0" w:type="dxa"/>
                     <w:left w:w="0" w:type="dxa"/>
@@ -15515,12 +13311,6 @@
               <w:tc>
                 <w:tcPr>
                   <w:tcW w:w="749" w:type="pct"/>
-                  <w:tcBorders>
-                    <w:top w:val="single" w:sz="6" w:space="0" w:color="CCCCCC"/>
-                    <w:left w:val="single" w:sz="6" w:space="0" w:color="CCCCCC"/>
-                    <w:bottom w:val="single" w:sz="6" w:space="0" w:color="CCCCCC"/>
-                    <w:right w:val="single" w:sz="6" w:space="0" w:color="CCCCCC"/>
-                  </w:tcBorders>
                   <w:tcMar>
                     <w:top w:w="0" w:type="dxa"/>
                     <w:left w:w="0" w:type="dxa"/>
@@ -15554,12 +13344,6 @@
               <w:tc>
                 <w:tcPr>
                   <w:tcW w:w="982" w:type="pct"/>
-                  <w:tcBorders>
-                    <w:top w:val="single" w:sz="6" w:space="0" w:color="CCCCCC"/>
-                    <w:left w:val="single" w:sz="6" w:space="0" w:color="CCCCCC"/>
-                    <w:bottom w:val="single" w:sz="6" w:space="0" w:color="CCCCCC"/>
-                    <w:right w:val="single" w:sz="6" w:space="0" w:color="CCCCCC"/>
-                  </w:tcBorders>
                   <w:tcMar>
                     <w:top w:w="30" w:type="dxa"/>
                     <w:left w:w="45" w:type="dxa"/>
@@ -15593,12 +13377,6 @@
               <w:tc>
                 <w:tcPr>
                   <w:tcW w:w="982" w:type="pct"/>
-                  <w:tcBorders>
-                    <w:top w:val="single" w:sz="6" w:space="0" w:color="CCCCCC"/>
-                    <w:left w:val="single" w:sz="6" w:space="0" w:color="CCCCCC"/>
-                    <w:bottom w:val="single" w:sz="6" w:space="0" w:color="CCCCCC"/>
-                    <w:right w:val="single" w:sz="6" w:space="0" w:color="CCCCCC"/>
-                  </w:tcBorders>
                   <w:tcMar>
                     <w:top w:w="30" w:type="dxa"/>
                     <w:left w:w="45" w:type="dxa"/>
@@ -15632,12 +13410,6 @@
               <w:tc>
                 <w:tcPr>
                   <w:tcW w:w="870" w:type="pct"/>
-                  <w:tcBorders>
-                    <w:top w:val="single" w:sz="6" w:space="0" w:color="CCCCCC"/>
-                    <w:left w:val="single" w:sz="6" w:space="0" w:color="CCCCCC"/>
-                    <w:bottom w:val="single" w:sz="6" w:space="0" w:color="CCCCCC"/>
-                    <w:right w:val="single" w:sz="6" w:space="0" w:color="CCCCCC"/>
-                  </w:tcBorders>
                   <w:tcMar>
                     <w:top w:w="30" w:type="dxa"/>
                     <w:left w:w="45" w:type="dxa"/>
@@ -15677,12 +13449,6 @@
               <w:tc>
                 <w:tcPr>
                   <w:tcW w:w="670" w:type="pct"/>
-                  <w:tcBorders>
-                    <w:top w:val="single" w:sz="6" w:space="0" w:color="CCCCCC"/>
-                    <w:left w:val="single" w:sz="6" w:space="0" w:color="CCCCCC"/>
-                    <w:bottom w:val="single" w:sz="6" w:space="0" w:color="CCCCCC"/>
-                    <w:right w:val="single" w:sz="6" w:space="0" w:color="CCCCCC"/>
-                  </w:tcBorders>
                   <w:tcMar>
                     <w:top w:w="30" w:type="dxa"/>
                     <w:left w:w="45" w:type="dxa"/>
@@ -15716,12 +13482,6 @@
               <w:tc>
                 <w:tcPr>
                   <w:tcW w:w="749" w:type="pct"/>
-                  <w:tcBorders>
-                    <w:top w:val="single" w:sz="6" w:space="0" w:color="CCCCCC"/>
-                    <w:left w:val="single" w:sz="6" w:space="0" w:color="CCCCCC"/>
-                    <w:bottom w:val="single" w:sz="6" w:space="0" w:color="CCCCCC"/>
-                    <w:right w:val="single" w:sz="6" w:space="0" w:color="CCCCCC"/>
-                  </w:tcBorders>
                   <w:tcMar>
                     <w:top w:w="0" w:type="dxa"/>
                     <w:left w:w="0" w:type="dxa"/>
@@ -15755,12 +13515,6 @@
               <w:tc>
                 <w:tcPr>
                   <w:tcW w:w="749" w:type="pct"/>
-                  <w:tcBorders>
-                    <w:top w:val="single" w:sz="6" w:space="0" w:color="CCCCCC"/>
-                    <w:left w:val="single" w:sz="6" w:space="0" w:color="CCCCCC"/>
-                    <w:bottom w:val="single" w:sz="6" w:space="0" w:color="CCCCCC"/>
-                    <w:right w:val="single" w:sz="6" w:space="0" w:color="CCCCCC"/>
-                  </w:tcBorders>
                   <w:tcMar>
                     <w:top w:w="0" w:type="dxa"/>
                     <w:left w:w="0" w:type="dxa"/>
@@ -15794,12 +13548,6 @@
               <w:tc>
                 <w:tcPr>
                   <w:tcW w:w="982" w:type="pct"/>
-                  <w:tcBorders>
-                    <w:top w:val="single" w:sz="6" w:space="0" w:color="CCCCCC"/>
-                    <w:left w:val="single" w:sz="6" w:space="0" w:color="CCCCCC"/>
-                    <w:bottom w:val="single" w:sz="6" w:space="0" w:color="CCCCCC"/>
-                    <w:right w:val="single" w:sz="6" w:space="0" w:color="CCCCCC"/>
-                  </w:tcBorders>
                   <w:tcMar>
                     <w:top w:w="30" w:type="dxa"/>
                     <w:left w:w="45" w:type="dxa"/>
@@ -15833,12 +13581,6 @@
               <w:tc>
                 <w:tcPr>
                   <w:tcW w:w="982" w:type="pct"/>
-                  <w:tcBorders>
-                    <w:top w:val="single" w:sz="6" w:space="0" w:color="CCCCCC"/>
-                    <w:left w:val="single" w:sz="6" w:space="0" w:color="CCCCCC"/>
-                    <w:bottom w:val="single" w:sz="6" w:space="0" w:color="CCCCCC"/>
-                    <w:right w:val="single" w:sz="6" w:space="0" w:color="CCCCCC"/>
-                  </w:tcBorders>
                   <w:tcMar>
                     <w:top w:w="30" w:type="dxa"/>
                     <w:left w:w="45" w:type="dxa"/>
@@ -15872,12 +13614,6 @@
               <w:tc>
                 <w:tcPr>
                   <w:tcW w:w="870" w:type="pct"/>
-                  <w:tcBorders>
-                    <w:top w:val="single" w:sz="6" w:space="0" w:color="CCCCCC"/>
-                    <w:left w:val="single" w:sz="6" w:space="0" w:color="CCCCCC"/>
-                    <w:bottom w:val="single" w:sz="6" w:space="0" w:color="CCCCCC"/>
-                    <w:right w:val="single" w:sz="6" w:space="0" w:color="CCCCCC"/>
-                  </w:tcBorders>
                   <w:tcMar>
                     <w:top w:w="30" w:type="dxa"/>
                     <w:left w:w="45" w:type="dxa"/>

--- a/public/templates/dtr.docx
+++ b/public/templates/dtr.docx
@@ -13917,7 +13917,7 @@
       </w:pPr>
     </w:p>
     <w:sectPr>
-      <w:pgSz w:w="11906" w:h="16838"/>
+      <w:pgSz w:w="12240" w:h="18720"/>
       <w:pgMar w:top="720" w:right="720" w:bottom="720" w:left="720" w:header="0" w:footer="720" w:gutter="0"/>
       <w:pgNumType w:start="1"/>
       <w:cols w:space="720"/>
